--- a/СДАЧА/ЛР7/ОТЧЕТ_ЛР7_NotaCode.docx
+++ b/СДАЧА/ЛР7/ОТЧЕТ_ЛР7_NotaCode.docx
@@ -38922,62 +38922,6 @@
         <w:t>СПИСОК ИСПОЛЬЗОВАННЫХ ИСТОЧНИКОВ</w:t>
       </w:r>
       <w:bookmarkEnd w:id="51"/>
-    </w:p>
-    <w:p>
-      <w:pPr>
-        <w:pStyle w:val="Compact"/>
-        <w:numPr>
-          <w:ilvl w:val="0"/>
-          <w:numId w:val="3"/>
-        </w:numPr>
-        <w:spacing w:before="0" w:after="0" w:line="360" w:lineRule="exact"/>
-        <w:ind w:left="709" w:hanging="425"/>
-        <w:jc w:val="both"/>
-      </w:pPr>
-      <w:r>
-        <w:rPr>
-          <w:rFonts w:ascii="Times New Roman" w:hAnsi="Times New Roman"/>
-          <w:sz w:val="28"/>
-        </w:rPr>
-        <w:t xml:space="preserve">Методика шаблон итогового отчета по бизнес-анализу: материалы курса «Электронный бизнес». – Файл: </w:t>
-      </w:r>
-      <w:r>
-        <w:rPr>
-          <w:sz w:val="28"/>
-          <w:rFonts w:ascii="Times New Roman" w:hAnsi="Times New Roman"/>
-          <w:i/>
-          <w:iCs/>
-        </w:rPr>
-        <w:t>Материалы/Методика_шаблон_итогового_отчета_по_бизнес_анализу.docx.</w:t>
-      </w:r>
-    </w:p>
-    <w:p>
-      <w:pPr>
-        <w:pStyle w:val="Compact"/>
-        <w:numPr>
-          <w:ilvl w:val="0"/>
-          <w:numId w:val="3"/>
-        </w:numPr>
-        <w:spacing w:before="0" w:after="0" w:line="360" w:lineRule="exact"/>
-        <w:ind w:left="709" w:hanging="425"/>
-        <w:jc w:val="both"/>
-      </w:pPr>
-      <w:r>
-        <w:rPr>
-          <w:rFonts w:ascii="Times New Roman" w:hAnsi="Times New Roman"/>
-          <w:sz w:val="28"/>
-        </w:rPr>
-        <w:t xml:space="preserve">Шаблон краткого резюме проекта: материалы курса «Электронный бизнес». – Файл: </w:t>
-      </w:r>
-      <w:r>
-        <w:rPr>
-          <w:sz w:val="28"/>
-          <w:rFonts w:ascii="Times New Roman" w:hAnsi="Times New Roman"/>
-          <w:i/>
-          <w:iCs/>
-        </w:rPr>
-        <w:t>Материалы/Шаблон_краткого_резюме_проекта_.docx.</w:t>
-      </w:r>
     </w:p>
     <w:p>
       <w:pPr>

--- a/СДАЧА/ЛР7/ОТЧЕТ_ЛР7_NotaCode.docx
+++ b/СДАЧА/ЛР7/ОТЧЕТ_ЛР7_NotaCode.docx
@@ -5,8 +5,8 @@
     <w:p>
       <w:pPr>
         <w:spacing w:after="0" w:line="360" w:lineRule="exact" w:before="0"/>
-        <w:ind w:firstLine="709"/>
-        <w:jc w:val="both"/>
+        <w:ind/>
+        <w:jc w:val="center"/>
       </w:pPr>
       <w:bookmarkStart w:id="0" w:name="резюме-проекта"/>
       <w:r>
@@ -19,9 +19,9 @@
     </w:p>
     <w:p>
       <w:pPr>
-        <w:spacing w:before="0" w:after="0" w:line="360" w:lineRule="exact"/>
-        <w:ind w:firstLine="709"/>
-        <w:jc w:val="both"/>
+        <w:spacing w:before="360" w:after="0" w:line="360" w:lineRule="exact"/>
+        <w:ind/>
+        <w:jc w:val="center"/>
       </w:pPr>
       <w:r>
         <w:rPr>
@@ -34,8 +34,8 @@
     <w:p>
       <w:pPr>
         <w:spacing w:after="0" w:line="360" w:lineRule="exact" w:before="0"/>
-        <w:ind w:firstLine="709"/>
-        <w:jc w:val="both"/>
+        <w:ind/>
+        <w:jc w:val="center"/>
       </w:pPr>
       <w:r>
         <w:rPr>
@@ -48,8 +48,8 @@
     <w:p>
       <w:pPr>
         <w:spacing w:after="0" w:line="360" w:lineRule="exact" w:before="0"/>
-        <w:ind w:firstLine="709"/>
-        <w:jc w:val="both"/>
+        <w:ind/>
+        <w:jc w:val="center"/>
       </w:pPr>
       <w:r>
         <w:rPr>
@@ -61,9 +61,9 @@
     </w:p>
     <w:p>
       <w:pPr>
-        <w:spacing w:before="0" w:after="0" w:line="360" w:lineRule="exact"/>
-        <w:ind w:firstLine="709"/>
-        <w:jc w:val="both"/>
+        <w:spacing w:before="360" w:after="0" w:line="360" w:lineRule="exact"/>
+        <w:ind/>
+        <w:jc w:val="center"/>
       </w:pPr>
       <w:r>
         <w:rPr>
@@ -75,9 +75,9 @@
     </w:p>
     <w:p>
       <w:pPr>
-        <w:spacing w:before="0" w:after="0" w:line="360" w:lineRule="exact"/>
-        <w:ind w:firstLine="709"/>
-        <w:jc w:val="both"/>
+        <w:spacing w:before="360" w:after="0" w:line="360" w:lineRule="exact"/>
+        <w:ind/>
+        <w:jc w:val="center"/>
       </w:pPr>
       <w:r>
         <w:rPr>
@@ -89,9 +89,9 @@
     </w:p>
     <w:p>
       <w:pPr>
-        <w:spacing w:before="0" w:after="0" w:line="360" w:lineRule="exact"/>
-        <w:ind w:firstLine="709"/>
-        <w:jc w:val="both"/>
+        <w:spacing w:before="2880" w:after="0" w:line="360" w:lineRule="exact"/>
+        <w:ind/>
+        <w:jc w:val="center"/>
       </w:pPr>
       <w:r>
         <w:rPr>
@@ -105,8 +105,8 @@
     <w:p>
       <w:pPr>
         <w:spacing w:after="0" w:line="360" w:lineRule="exact" w:before="0"/>
-        <w:ind w:firstLine="709"/>
-        <w:jc w:val="both"/>
+        <w:ind/>
+        <w:jc w:val="center"/>
       </w:pPr>
       <w:r>
         <w:rPr>
@@ -119,8 +119,8 @@
     <w:p>
       <w:pPr>
         <w:spacing w:after="0" w:line="360" w:lineRule="exact" w:before="0"/>
-        <w:ind w:firstLine="709"/>
-        <w:jc w:val="both"/>
+        <w:ind/>
+        <w:jc w:val="center"/>
       </w:pPr>
       <w:r>
         <w:rPr>
@@ -133,8 +133,8 @@
     <w:p>
       <w:pPr>
         <w:spacing w:after="0" w:line="360" w:lineRule="exact" w:before="0"/>
-        <w:ind w:firstLine="709"/>
-        <w:jc w:val="both"/>
+        <w:ind/>
+        <w:jc w:val="center"/>
       </w:pPr>
       <w:r>
         <w:rPr>
@@ -147,8 +147,8 @@
     <w:p>
       <w:pPr>
         <w:spacing w:after="0" w:line="360" w:lineRule="exact" w:before="0"/>
-        <w:ind w:firstLine="709"/>
-        <w:jc w:val="both"/>
+        <w:ind/>
+        <w:jc w:val="center"/>
       </w:pPr>
       <w:r>
         <w:rPr>
@@ -163,9 +163,8 @@
         <w:tabs>
           <w:tab w:val="left" w:pos="6520"/>
         </w:tabs>
-        <w:spacing w:before="0" w:after="0" w:line="360" w:lineRule="exact"/>
-        <w:ind w:firstLine="709"/>
-        <w:jc w:val="both"/>
+        <w:spacing w:before="1800" w:after="0" w:line="360" w:lineRule="exact"/>
+        <w:ind/>
       </w:pPr>
       <w:r>
         <w:rPr>
@@ -189,8 +188,7 @@
           <w:tab w:val="left" w:pos="6520"/>
         </w:tabs>
         <w:spacing w:after="0" w:line="360" w:lineRule="exact" w:before="0"/>
-        <w:ind w:firstLine="709"/>
-        <w:jc w:val="both"/>
+        <w:ind/>
       </w:pPr>
       <w:r>
         <w:rPr>
@@ -206,9 +204,8 @@
         <w:tabs>
           <w:tab w:val="left" w:pos="6520"/>
         </w:tabs>
-        <w:spacing w:before="0" w:after="0" w:line="360" w:lineRule="exact"/>
-        <w:ind w:firstLine="709"/>
-        <w:jc w:val="both"/>
+        <w:spacing w:before="360" w:after="0" w:line="360" w:lineRule="exact"/>
+        <w:ind/>
       </w:pPr>
       <w:r>
         <w:rPr>
@@ -228,9 +225,9 @@
     </w:p>
     <w:p>
       <w:pPr>
-        <w:spacing w:before="0" w:after="0" w:line="360" w:lineRule="exact"/>
-        <w:ind w:firstLine="709"/>
-        <w:jc w:val="both"/>
+        <w:spacing w:before="2520" w:after="0" w:line="360" w:lineRule="exact"/>
+        <w:ind/>
+        <w:jc w:val="center"/>
       </w:pPr>
       <w:r>
         <w:rPr>
@@ -243,8 +240,8 @@
     <w:p>
       <w:pPr>
         <w:pageBreakBefore/>
-        <w:spacing w:after="0" w:line="360" w:lineRule="exact" w:before="0"/>
-        <w:ind w:firstLine="0"/>
+        <w:spacing w:after="360" w:line="360" w:lineRule="exact" w:before="0"/>
+        <w:ind/>
         <w:jc w:val="center"/>
       </w:pPr>
       <w:r>
@@ -264,8 +261,7 @@
           <w:tab w:val="right" w:leader="dot" w:pos="9345"/>
         </w:tabs>
         <w:spacing w:before="0" w:after="0" w:line="360" w:lineRule="exact"/>
-        <w:ind w:firstLine="709"/>
-        <w:jc w:val="both"/>
+        <w:ind/>
         <w:rPr>
           <w:noProof/>
         </w:rPr>
@@ -356,8 +352,7 @@
           <w:tab w:val="right" w:leader="dot" w:pos="9345"/>
         </w:tabs>
         <w:spacing w:before="0" w:after="0" w:line="360" w:lineRule="exact"/>
-        <w:ind w:firstLine="709"/>
-        <w:jc w:val="both"/>
+        <w:ind/>
         <w:rPr>
           <w:noProof/>
         </w:rPr>
@@ -427,8 +422,7 @@
           <w:tab w:val="right" w:leader="dot" w:pos="9345"/>
         </w:tabs>
         <w:spacing w:before="0" w:after="0" w:line="360" w:lineRule="exact"/>
-        <w:ind w:firstLine="709"/>
-        <w:jc w:val="both"/>
+        <w:ind/>
         <w:rPr>
           <w:noProof/>
         </w:rPr>
@@ -498,8 +492,7 @@
           <w:tab w:val="right" w:leader="dot" w:pos="9345"/>
         </w:tabs>
         <w:spacing w:before="0" w:after="0" w:line="360" w:lineRule="exact"/>
-        <w:ind w:firstLine="709"/>
-        <w:jc w:val="both"/>
+        <w:ind/>
         <w:rPr>
           <w:noProof/>
         </w:rPr>
@@ -569,8 +562,7 @@
           <w:tab w:val="right" w:leader="dot" w:pos="9345"/>
         </w:tabs>
         <w:spacing w:before="0" w:after="0" w:line="360" w:lineRule="exact"/>
-        <w:ind w:firstLine="709"/>
-        <w:jc w:val="both"/>
+        <w:ind/>
         <w:rPr>
           <w:noProof/>
         </w:rPr>
@@ -640,8 +632,7 @@
           <w:tab w:val="right" w:leader="dot" w:pos="9345"/>
         </w:tabs>
         <w:spacing w:before="0" w:after="0" w:line="360" w:lineRule="exact"/>
-        <w:ind w:firstLine="709"/>
-        <w:jc w:val="both"/>
+        <w:ind/>
         <w:rPr>
           <w:noProof/>
         </w:rPr>
@@ -711,8 +702,7 @@
           <w:tab w:val="right" w:leader="dot" w:pos="9345"/>
         </w:tabs>
         <w:spacing w:before="0" w:after="0" w:line="360" w:lineRule="exact"/>
-        <w:ind w:firstLine="709"/>
-        <w:jc w:val="both"/>
+        <w:ind/>
         <w:rPr>
           <w:noProof/>
         </w:rPr>
@@ -782,8 +772,7 @@
           <w:tab w:val="right" w:leader="dot" w:pos="9345"/>
         </w:tabs>
         <w:spacing w:before="0" w:after="0" w:line="360" w:lineRule="exact"/>
-        <w:ind w:firstLine="709"/>
-        <w:jc w:val="both"/>
+        <w:ind/>
         <w:rPr>
           <w:noProof/>
         </w:rPr>
@@ -853,8 +842,7 @@
           <w:tab w:val="right" w:leader="dot" w:pos="9345"/>
         </w:tabs>
         <w:spacing w:before="0" w:after="0" w:line="360" w:lineRule="exact"/>
-        <w:ind w:firstLine="709"/>
-        <w:jc w:val="both"/>
+        <w:ind/>
         <w:rPr>
           <w:noProof/>
         </w:rPr>
@@ -924,8 +912,7 @@
           <w:tab w:val="right" w:leader="dot" w:pos="9345"/>
         </w:tabs>
         <w:spacing w:before="0" w:after="0" w:line="360" w:lineRule="exact"/>
-        <w:ind w:firstLine="709"/>
-        <w:jc w:val="both"/>
+        <w:ind/>
         <w:rPr>
           <w:noProof/>
         </w:rPr>
@@ -995,8 +982,7 @@
           <w:tab w:val="right" w:leader="dot" w:pos="9345"/>
         </w:tabs>
         <w:spacing w:before="0" w:after="0" w:line="360" w:lineRule="exact"/>
-        <w:ind w:firstLine="709"/>
-        <w:jc w:val="both"/>
+        <w:ind/>
         <w:rPr>
           <w:noProof/>
         </w:rPr>
@@ -1066,8 +1052,7 @@
           <w:tab w:val="right" w:leader="dot" w:pos="9345"/>
         </w:tabs>
         <w:spacing w:before="0" w:after="0" w:line="360" w:lineRule="exact"/>
-        <w:ind w:firstLine="709"/>
-        <w:jc w:val="both"/>
+        <w:ind/>
         <w:rPr>
           <w:noProof/>
         </w:rPr>
@@ -1137,8 +1122,7 @@
           <w:tab w:val="right" w:leader="dot" w:pos="9345"/>
         </w:tabs>
         <w:spacing w:before="0" w:after="0" w:line="360" w:lineRule="exact"/>
-        <w:ind w:firstLine="709"/>
-        <w:jc w:val="both"/>
+        <w:ind/>
         <w:rPr>
           <w:noProof/>
         </w:rPr>
@@ -1208,8 +1192,7 @@
           <w:tab w:val="right" w:leader="dot" w:pos="9345"/>
         </w:tabs>
         <w:spacing w:before="0" w:after="0" w:line="360" w:lineRule="exact"/>
-        <w:ind w:firstLine="709"/>
-        <w:jc w:val="both"/>
+        <w:ind/>
         <w:rPr>
           <w:noProof/>
         </w:rPr>
@@ -1279,7 +1262,7 @@
           <w:tab w:val="right" w:leader="dot" w:pos="9345"/>
         </w:tabs>
         <w:spacing w:before="0" w:after="0" w:line="360" w:lineRule="exact"/>
-        <w:ind w:firstLine="0"/>
+        <w:ind/>
         <w:rPr>
           <w:noProof/>
         </w:rPr>
@@ -1349,7 +1332,7 @@
           <w:tab w:val="right" w:leader="dot" w:pos="9345"/>
         </w:tabs>
         <w:spacing w:before="0" w:after="0" w:line="360" w:lineRule="exact"/>
-        <w:ind w:firstLine="0"/>
+        <w:ind/>
         <w:rPr>
           <w:noProof/>
         </w:rPr>
@@ -1419,7 +1402,7 @@
           <w:tab w:val="right" w:leader="dot" w:pos="9345"/>
         </w:tabs>
         <w:spacing w:before="0" w:after="0" w:line="360" w:lineRule="exact"/>
-        <w:ind w:firstLine="0"/>
+        <w:ind/>
         <w:rPr>
           <w:noProof/>
         </w:rPr>
@@ -1489,7 +1472,7 @@
           <w:tab w:val="right" w:leader="dot" w:pos="9345"/>
         </w:tabs>
         <w:spacing w:before="0" w:after="0" w:line="360" w:lineRule="exact"/>
-        <w:ind w:firstLine="0"/>
+        <w:ind/>
         <w:rPr>
           <w:noProof/>
         </w:rPr>
@@ -1559,7 +1542,7 @@
           <w:tab w:val="right" w:leader="dot" w:pos="9345"/>
         </w:tabs>
         <w:spacing w:before="0" w:after="0" w:line="360" w:lineRule="exact"/>
-        <w:ind w:firstLine="0"/>
+        <w:ind/>
         <w:rPr>
           <w:noProof/>
         </w:rPr>
@@ -1629,7 +1612,7 @@
           <w:tab w:val="right" w:leader="dot" w:pos="9345"/>
         </w:tabs>
         <w:spacing w:before="0" w:after="0" w:line="360" w:lineRule="exact"/>
-        <w:ind w:firstLine="0"/>
+        <w:ind/>
         <w:rPr>
           <w:noProof/>
         </w:rPr>
@@ -1699,7 +1682,7 @@
           <w:tab w:val="right" w:leader="dot" w:pos="9345"/>
         </w:tabs>
         <w:spacing w:before="0" w:after="0" w:line="360" w:lineRule="exact"/>
-        <w:ind w:firstLine="0"/>
+        <w:ind/>
         <w:rPr>
           <w:noProof/>
         </w:rPr>
@@ -1769,7 +1752,7 @@
           <w:tab w:val="right" w:leader="dot" w:pos="9345"/>
         </w:tabs>
         <w:spacing w:before="0" w:after="0" w:line="360" w:lineRule="exact"/>
-        <w:ind w:firstLine="0"/>
+        <w:ind/>
         <w:rPr>
           <w:noProof/>
         </w:rPr>
@@ -1839,7 +1822,7 @@
           <w:tab w:val="right" w:leader="dot" w:pos="9345"/>
         </w:tabs>
         <w:spacing w:before="0" w:after="0" w:line="360" w:lineRule="exact"/>
-        <w:ind w:firstLine="0"/>
+        <w:ind/>
         <w:rPr>
           <w:noProof/>
         </w:rPr>
@@ -1909,7 +1892,7 @@
           <w:tab w:val="right" w:leader="dot" w:pos="9345"/>
         </w:tabs>
         <w:spacing w:before="0" w:after="0" w:line="360" w:lineRule="exact"/>
-        <w:ind w:firstLine="0"/>
+        <w:ind/>
         <w:rPr>
           <w:noProof/>
         </w:rPr>
@@ -1979,8 +1962,7 @@
           <w:tab w:val="right" w:leader="dot" w:pos="9345"/>
         </w:tabs>
         <w:spacing w:before="0" w:after="0" w:line="360" w:lineRule="exact"/>
-        <w:ind w:firstLine="709"/>
-        <w:jc w:val="both"/>
+        <w:ind/>
         <w:rPr>
           <w:noProof/>
         </w:rPr>
@@ -2050,7 +2032,7 @@
           <w:tab w:val="right" w:leader="dot" w:pos="9345"/>
         </w:tabs>
         <w:spacing w:before="0" w:after="0" w:line="360" w:lineRule="exact"/>
-        <w:ind w:firstLine="0"/>
+        <w:ind/>
         <w:rPr>
           <w:noProof/>
         </w:rPr>
@@ -27066,7 +27048,8 @@
       <w:pPr>
         <w:pStyle w:val="2"/>
         <w:spacing w:before="0" w:after="0" w:line="360" w:lineRule="exact"/>
-        <w:ind w:firstLine="0"/>
+        <w:ind w:firstLine="709"/>
+        <w:jc w:val="both"/>
       </w:pPr>
       <w:bookmarkStart w:id="28" w:name="приложение-1.-паспорт-итогового-отчёта"/>
       <w:bookmarkStart w:id="29" w:name="_Toc241931034"/>
@@ -27979,7 +27962,8 @@
       <w:pPr>
         <w:pStyle w:val="2"/>
         <w:spacing w:before="0" w:after="0" w:line="360" w:lineRule="exact"/>
-        <w:ind w:firstLine="0"/>
+        <w:ind w:firstLine="709"/>
+        <w:jc w:val="both"/>
       </w:pPr>
       <w:bookmarkStart w:id="30" w:name="приложение-2.-карта-доказательств"/>
       <w:bookmarkStart w:id="31" w:name="_Toc241931035"/>
@@ -29866,7 +29850,8 @@
       <w:pPr>
         <w:pStyle w:val="2"/>
         <w:spacing w:before="0" w:after="0" w:line="360" w:lineRule="exact"/>
-        <w:ind w:firstLine="0"/>
+        <w:ind w:firstLine="709"/>
+        <w:jc w:val="both"/>
       </w:pPr>
       <w:bookmarkStart w:id="32" w:name="Xceba68430e899af047e91f177a340d3ea7b2628"/>
       <w:bookmarkStart w:id="33" w:name="_Toc241931036"/>
@@ -31407,7 +31392,8 @@
       <w:pPr>
         <w:pStyle w:val="2"/>
         <w:spacing w:before="0" w:after="0" w:line="360" w:lineRule="exact"/>
-        <w:ind w:firstLine="0"/>
+        <w:ind w:firstLine="709"/>
+        <w:jc w:val="both"/>
       </w:pPr>
       <w:bookmarkStart w:id="34" w:name="Xecd3f552ef281331bb9d84d2947c37405253e06"/>
       <w:bookmarkStart w:id="35" w:name="_Toc241931037"/>
@@ -32272,7 +32258,8 @@
       <w:pPr>
         <w:pStyle w:val="2"/>
         <w:spacing w:before="0" w:after="0" w:line="360" w:lineRule="exact"/>
-        <w:ind w:firstLine="0"/>
+        <w:ind w:firstLine="709"/>
+        <w:jc w:val="both"/>
       </w:pPr>
       <w:bookmarkStart w:id="36" w:name="приложение-5.-заключение-отчёта"/>
       <w:bookmarkStart w:id="37" w:name="_Toc241931038"/>
@@ -32733,7 +32720,8 @@
       <w:pPr>
         <w:pStyle w:val="2"/>
         <w:spacing w:before="0" w:after="0" w:line="360" w:lineRule="exact"/>
-        <w:ind w:firstLine="0"/>
+        <w:ind w:firstLine="709"/>
+        <w:jc w:val="both"/>
       </w:pPr>
       <w:bookmarkStart w:id="38" w:name="X7592bcc18bb75f55d55926869feeb0dbe3cdc91"/>
       <w:bookmarkStart w:id="39" w:name="_Toc241931039"/>
@@ -33465,7 +33453,8 @@
       <w:pPr>
         <w:pStyle w:val="2"/>
         <w:spacing w:before="0" w:after="0" w:line="360" w:lineRule="exact"/>
-        <w:ind w:firstLine="0"/>
+        <w:ind w:firstLine="709"/>
+        <w:jc w:val="both"/>
       </w:pPr>
       <w:bookmarkStart w:id="40" w:name="X86121a35bf62d7a405cb9352e2116679ddeb40e"/>
       <w:bookmarkStart w:id="41" w:name="_Toc241931040"/>
@@ -34668,7 +34657,8 @@
       <w:pPr>
         <w:pStyle w:val="2"/>
         <w:spacing w:before="0" w:after="0" w:line="360" w:lineRule="exact"/>
-        <w:ind w:firstLine="0"/>
+        <w:ind w:firstLine="709"/>
+        <w:jc w:val="both"/>
       </w:pPr>
       <w:bookmarkStart w:id="42" w:name="X7cc1cfbb0525036017e3545ad1f0e9d941c62c3"/>
       <w:bookmarkStart w:id="43" w:name="_Toc241931041"/>
@@ -35713,7 +35703,8 @@
       <w:pPr>
         <w:pStyle w:val="2"/>
         <w:spacing w:before="0" w:after="0" w:line="360" w:lineRule="exact"/>
-        <w:ind w:firstLine="0"/>
+        <w:ind w:firstLine="709"/>
+        <w:jc w:val="both"/>
       </w:pPr>
       <w:bookmarkStart w:id="44" w:name="X5a365d7fb0807d209b994b385a865a91e66d24c"/>
       <w:bookmarkStart w:id="45" w:name="_Toc241931042"/>
@@ -37750,7 +37741,8 @@
       <w:pPr>
         <w:pStyle w:val="2"/>
         <w:spacing w:before="0" w:after="0" w:line="360" w:lineRule="exact"/>
-        <w:ind w:firstLine="0"/>
+        <w:ind w:firstLine="709"/>
+        <w:jc w:val="both"/>
       </w:pPr>
       <w:bookmarkStart w:id="46" w:name="X2d8793de26fcef26bca21e670b2976884fc575e"/>
       <w:bookmarkStart w:id="47" w:name="_Toc241931043"/>
@@ -38646,12 +38638,8 @@
     </w:p>
     <w:p>
       <w:pPr>
-        <w:numPr>
-          <w:ilvl w:val="0"/>
-          <w:numId w:val="2"/>
-        </w:numPr>
         <w:spacing w:after="0" w:line="360" w:lineRule="exact" w:before="0"/>
-        <w:ind w:left="709" w:hanging="425"/>
+        <w:ind w:left="709" w:firstLine="709"/>
         <w:jc w:val="both"/>
       </w:pPr>
       <w:r>
@@ -38659,17 +38647,13 @@
           <w:rFonts w:ascii="Times New Roman" w:hAnsi="Times New Roman"/>
           <w:sz w:val="28"/>
         </w:rPr>
-        <w:t>Итоговый отчет сводит результаты ЛР1–ЛР6 в 13 разделов и 10 приложений; резюме написано по итогам всех разделов и поставлено в начало.</w:t>
+        <w:t>– Итоговый отчет сводит результаты ЛР1–ЛР6 в 13 разделов и 10 приложений; резюме написано по итогам всех разделов и поставлено в начало.</w:t>
       </w:r>
     </w:p>
     <w:p>
       <w:pPr>
-        <w:numPr>
-          <w:ilvl w:val="0"/>
-          <w:numId w:val="2"/>
-        </w:numPr>
         <w:spacing w:after="0" w:line="360" w:lineRule="exact" w:before="0"/>
-        <w:ind w:left="709" w:hanging="425"/>
+        <w:ind w:left="709" w:firstLine="709"/>
         <w:jc w:val="both"/>
       </w:pPr>
       <w:r>
@@ -38677,7 +38661,7 @@
           <w:rFonts w:ascii="Times New Roman" w:hAnsi="Times New Roman"/>
           <w:sz w:val="28"/>
         </w:rPr>
-        <w:t>Спрос на нотации измерим, но сезонен, преимущественно информационный и снижается на 43–47 % за два года; рынок по клиентской базе оценен в 49 893–414 754 </w:t>
+        <w:t xml:space="preserve">– Спрос на нотации измерим, но сезонен, преимущественно информационный и снижается на 43–47 % за два года; рынок по клиентской базе оценен в 49 893–414 754 </w:t>
       </w:r>
       <w:r>
         <w:rPr>
@@ -38712,12 +38696,8 @@
     </w:p>
     <w:p>
       <w:pPr>
-        <w:numPr>
-          <w:ilvl w:val="0"/>
-          <w:numId w:val="2"/>
-        </w:numPr>
         <w:spacing w:after="0" w:line="360" w:lineRule="exact" w:before="0"/>
-        <w:ind w:left="709" w:hanging="425"/>
+        <w:ind w:left="709" w:firstLine="709"/>
         <w:jc w:val="both"/>
       </w:pPr>
       <w:r>
@@ -38725,7 +38705,7 @@
           <w:rFonts w:ascii="Times New Roman" w:hAnsi="Times New Roman"/>
           <w:sz w:val="28"/>
         </w:rPr>
-        <w:t xml:space="preserve">Конкурентная среда: 1 прямой конкурент, 4 близких, 9 косвенных и заменителей; зона отличия – </w:t>
+        <w:t xml:space="preserve">– Конкурентная среда: 1 прямой конкурент, 4 близких, 9 косвенных и заменителей; зона отличия – </w:t>
       </w:r>
       <w:r>
         <w:rPr>
@@ -38760,12 +38740,8 @@
     </w:p>
     <w:p>
       <w:pPr>
-        <w:numPr>
-          <w:ilvl w:val="0"/>
-          <w:numId w:val="2"/>
-        </w:numPr>
         <w:spacing w:after="0" w:line="360" w:lineRule="exact" w:before="0"/>
-        <w:ind w:left="709" w:hanging="425"/>
+        <w:ind w:left="709" w:firstLine="709"/>
         <w:jc w:val="both"/>
       </w:pPr>
       <w:r>
@@ -38773,17 +38749,13 @@
           <w:rFonts w:ascii="Times New Roman" w:hAnsi="Times New Roman"/>
           <w:sz w:val="28"/>
         </w:rPr>
-        <w:t>Ценностное предложение, Канвас (полнота 71 %), сценарии, 13 интерфейсных единиц и план релизов согласованы между собой; в первый релиз входят 10 из 20 единиц.</w:t>
+        <w:t>– Ценностное предложение, Канвас (полнота 71 %), сценарии, 13 интерфейсных единиц и план релизов согласованы между собой; в первый релиз входят 10 из 20 единиц.</w:t>
       </w:r>
     </w:p>
     <w:p>
       <w:pPr>
-        <w:numPr>
-          <w:ilvl w:val="0"/>
-          <w:numId w:val="2"/>
-        </w:numPr>
         <w:spacing w:after="0" w:line="360" w:lineRule="exact" w:before="0"/>
-        <w:ind w:left="709" w:hanging="425"/>
+        <w:ind w:left="709" w:firstLine="709"/>
         <w:jc w:val="both"/>
       </w:pPr>
       <w:r>
@@ -38791,17 +38763,13 @@
           <w:rFonts w:ascii="Times New Roman" w:hAnsi="Times New Roman"/>
           <w:sz w:val="28"/>
         </w:rPr>
-        <w:t>Решение – стартовать ограниченно (пилот) для студентов и аналитиков ПО Беларуси при условиях проверки готовности платить, выяснения причины падения спроса и уточнения сметы (расчетная оценка – приложение 9).</w:t>
+        <w:t>– Решение – стартовать ограниченно (пилот) для студентов и аналитиков ПО Беларуси при условиях проверки готовности платить, выяснения причины падения спроса и уточнения сметы (расчетная оценка – приложение 9).</w:t>
       </w:r>
     </w:p>
     <w:p>
       <w:pPr>
-        <w:numPr>
-          <w:ilvl w:val="0"/>
-          <w:numId w:val="2"/>
-        </w:numPr>
         <w:spacing w:after="0" w:line="360" w:lineRule="exact" w:before="0"/>
-        <w:ind w:left="709" w:hanging="425"/>
+        <w:ind w:left="709" w:firstLine="709"/>
         <w:jc w:val="both"/>
       </w:pPr>
       <w:r>
@@ -38809,7 +38777,7 @@
           <w:rFonts w:ascii="Times New Roman" w:hAnsi="Times New Roman"/>
           <w:sz w:val="28"/>
         </w:rPr>
-        <w:t xml:space="preserve">Данные 02.10.2026 (Вордстат, </w:t>
+        <w:t xml:space="preserve">– Данные 02.10.2026 (Вордстат, </w:t>
       </w:r>
       <w:r>
         <w:rPr>
@@ -38926,12 +38894,8 @@
     <w:p>
       <w:pPr>
         <w:pStyle w:val="Compact"/>
-        <w:numPr>
-          <w:ilvl w:val="0"/>
-          <w:numId w:val="3"/>
-        </w:numPr>
         <w:spacing w:before="0" w:after="0" w:line="360" w:lineRule="exact"/>
-        <w:ind w:left="709" w:hanging="425"/>
+        <w:ind w:left="709" w:firstLine="709"/>
         <w:jc w:val="both"/>
       </w:pPr>
       <w:r>
@@ -38939,7 +38903,7 @@
           <w:rFonts w:ascii="Times New Roman" w:hAnsi="Times New Roman"/>
           <w:sz w:val="28"/>
         </w:rPr>
-        <w:t xml:space="preserve">Хаджинова, К. А. Отчеты по лабораторным работам ЛР1–ЛР6 «Электронный бизнес»: проект </w:t>
+        <w:t xml:space="preserve">– Хаджинова, К. А. Отчеты по лабораторным работам ЛР1–ЛР6 «Электронный бизнес»: проект </w:t>
       </w:r>
       <w:r>
         <w:rPr>
@@ -38960,12 +38924,8 @@
     <w:p>
       <w:pPr>
         <w:pStyle w:val="Compact"/>
-        <w:numPr>
-          <w:ilvl w:val="0"/>
-          <w:numId w:val="3"/>
-        </w:numPr>
         <w:spacing w:before="0" w:after="0" w:line="360" w:lineRule="exact"/>
-        <w:ind w:left="709" w:hanging="425"/>
+        <w:ind w:left="709" w:firstLine="709"/>
         <w:jc w:val="both"/>
       </w:pPr>
       <w:r>
@@ -38973,18 +38933,14 @@
           <w:rFonts w:ascii="Times New Roman" w:hAnsi="Times New Roman"/>
           <w:sz w:val="28"/>
         </w:rPr>
-        <w:t>Яндекс Вордстат: статистика запросов [Электронный ресурс]. – Режим доступа: https://wordstat.yandex.ru. – Дата доступа: 30.09.2026.</w:t>
+        <w:t>– Яндекс Вордстат: статистика запросов [Электронный ресурс]. – Режим доступа: https://wordstat.yandex.ru. – Дата доступа: 30.09.2026.</w:t>
       </w:r>
     </w:p>
     <w:p>
       <w:pPr>
         <w:pStyle w:val="Compact"/>
-        <w:numPr>
-          <w:ilvl w:val="0"/>
-          <w:numId w:val="3"/>
-        </w:numPr>
         <w:spacing w:before="0" w:after="0" w:line="360" w:lineRule="exact"/>
-        <w:ind w:left="709" w:hanging="425"/>
+        <w:ind w:left="709" w:firstLine="709"/>
         <w:jc w:val="both"/>
       </w:pPr>
       <w:r>
@@ -38993,7 +38949,7 @@
           <w:i/>
           <w:sz w:val="28"/>
         </w:rPr>
-        <w:t>Google</w:t>
+        <w:t>– Google</w:t>
       </w:r>
       <w:r>
         <w:rPr>
@@ -39021,12 +38977,8 @@
     <w:p>
       <w:pPr>
         <w:pStyle w:val="Compact"/>
-        <w:numPr>
-          <w:ilvl w:val="0"/>
-          <w:numId w:val="3"/>
-        </w:numPr>
         <w:spacing w:before="0" w:after="0" w:line="360" w:lineRule="exact"/>
-        <w:ind w:left="709" w:hanging="425"/>
+        <w:ind w:left="709" w:firstLine="709"/>
         <w:jc w:val="both"/>
       </w:pPr>
       <w:r>
@@ -39035,7 +38987,7 @@
           <w:i/>
           <w:sz w:val="28"/>
         </w:rPr>
-        <w:t>Similarweb</w:t>
+        <w:t>– Similarweb</w:t>
       </w:r>
       <w:r>
         <w:rPr>
@@ -39063,12 +39015,8 @@
     <w:p>
       <w:pPr>
         <w:pStyle w:val="Compact"/>
-        <w:numPr>
-          <w:ilvl w:val="0"/>
-          <w:numId w:val="3"/>
-        </w:numPr>
         <w:spacing w:before="0" w:after="0" w:line="360" w:lineRule="exact"/>
-        <w:ind w:left="709" w:hanging="425"/>
+        <w:ind w:left="709" w:firstLine="709"/>
         <w:jc w:val="both"/>
       </w:pPr>
       <w:r>
@@ -39076,7 +39024,7 @@
           <w:rFonts w:ascii="Times New Roman" w:hAnsi="Times New Roman"/>
           <w:sz w:val="28"/>
         </w:rPr>
-        <w:t xml:space="preserve">Страницы сайтов конкурентов: </w:t>
+        <w:t xml:space="preserve">– Страницы сайтов конкурентов: </w:t>
       </w:r>
       <w:r>
         <w:rPr>

--- a/СДАЧА/ЛР7/ОТЧЕТ_ЛР7_NotaCode.docx
+++ b/СДАЧА/ЛР7/ОТЧЕТ_ЛР7_NotaCode.docx
@@ -234,7 +234,7 @@
           <w:rFonts w:ascii="Times New Roman" w:hAnsi="Times New Roman"/>
           <w:sz w:val="28"/>
         </w:rPr>
-        <w:t>Минск 2026</w:t>
+        <w:t>Минск, август 2026</w:t>
       </w:r>
     </w:p>
     <w:p>
@@ -2128,6 +2128,11 @@
     </w:p>
     <w:p>
       <w:pPr>
+        <w:pStyle w:val="Normal"/>
+      </w:pPr>
+    </w:p>
+    <w:p>
+      <w:pPr>
         <w:pStyle w:val="FirstParagraph"/>
         <w:keepNext/>
         <w:spacing w:before="0" w:after="0" w:line="360" w:lineRule="exact"/>
@@ -2184,7 +2189,7 @@
             <w:r>
               <w:rPr>
                 <w:rFonts w:ascii="Times New Roman" w:hAnsi="Times New Roman"/>
-                <w:b/>
+                <w:b w:val="0"/>
                 <w:sz w:val="24"/>
               </w:rPr>
               <w:t>Блок</w:t>
@@ -2206,7 +2211,7 @@
             <w:r>
               <w:rPr>
                 <w:rFonts w:ascii="Times New Roman" w:hAnsi="Times New Roman"/>
-                <w:b/>
+                <w:b w:val="0"/>
                 <w:sz w:val="24"/>
               </w:rPr>
               <w:t>Краткая запись</w:t>
@@ -2702,7 +2707,7 @@
                 <w:i/>
                 <w:sz w:val="24"/>
               </w:rPr>
-              <w:t>USD</w:t>
+              <w:t>у.е.</w:t>
             </w:r>
             <w:r>
               <w:rPr>
@@ -2717,7 +2722,7 @@
                 <w:i/>
                 <w:sz w:val="24"/>
               </w:rPr>
-              <w:t>USD</w:t>
+              <w:t>у.е.</w:t>
             </w:r>
             <w:r>
               <w:rPr>
@@ -2732,7 +2737,7 @@
                 <w:i/>
                 <w:sz w:val="24"/>
               </w:rPr>
-              <w:t>USD</w:t>
+              <w:t>у.е.</w:t>
             </w:r>
             <w:r>
               <w:rPr>
@@ -3021,10 +3026,14 @@
           <w:rFonts w:ascii="Times New Roman" w:hAnsi="Times New Roman"/>
           <w:sz w:val="28"/>
         </w:rPr>
-        <w:lastRenderedPageBreak/>
-        <w:t>2 ИДЕЯ И ИСХОДНАЯ ГИПОТЕЗА</w:t>
+        <w:t>1 ИДЕЯ И ИСХОДНАЯ ГИПОТЕЗА</w:t>
       </w:r>
       <w:bookmarkEnd w:id="3"/>
+    </w:p>
+    <w:p>
+      <w:pPr>
+        <w:pStyle w:val="Normal"/>
+      </w:pPr>
     </w:p>
     <w:p>
       <w:pPr>
@@ -3043,10 +3052,15 @@
     </w:p>
     <w:p>
       <w:pPr>
+        <w:pStyle w:val="Normal"/>
+      </w:pPr>
+    </w:p>
+    <w:p>
+      <w:pPr>
         <w:pStyle w:val="a0"/>
         <w:keepNext/>
         <w:spacing w:before="0" w:after="0" w:line="360" w:lineRule="exact"/>
-        <w:ind w:firstLine="709"/>
+        <w:ind w:firstLine="0"/>
         <w:jc w:val="both"/>
       </w:pPr>
       <w:r>
@@ -3099,7 +3113,7 @@
             <w:r>
               <w:rPr>
                 <w:rFonts w:ascii="Times New Roman" w:hAnsi="Times New Roman"/>
-                <w:b/>
+                <w:b w:val="0"/>
                 <w:sz w:val="24"/>
               </w:rPr>
               <w:t>Элемент</w:t>
@@ -3121,7 +3135,7 @@
             <w:r>
               <w:rPr>
                 <w:rFonts w:ascii="Times New Roman" w:hAnsi="Times New Roman"/>
-                <w:b/>
+                <w:b w:val="0"/>
                 <w:sz w:val="24"/>
               </w:rPr>
               <w:t>Ответ</w:t>
@@ -3515,7 +3529,7 @@
                 <w:i/>
                 <w:sz w:val="24"/>
               </w:rPr>
-              <w:t>USD</w:t>
+              <w:t>у.е.</w:t>
             </w:r>
             <w:r>
               <w:rPr>
@@ -3578,10 +3592,15 @@
     </w:tbl>
     <w:p>
       <w:pPr>
+        <w:pStyle w:val="Normal"/>
+      </w:pPr>
+    </w:p>
+    <w:p>
+      <w:pPr>
         <w:pStyle w:val="a0"/>
         <w:keepNext/>
         <w:spacing w:before="0" w:after="0" w:line="360" w:lineRule="exact"/>
-        <w:ind w:firstLine="709"/>
+        <w:ind w:firstLine="0"/>
         <w:jc w:val="both"/>
       </w:pPr>
       <w:r>
@@ -3635,7 +3654,7 @@
             <w:r>
               <w:rPr>
                 <w:rFonts w:ascii="Times New Roman" w:hAnsi="Times New Roman"/>
-                <w:b/>
+                <w:b w:val="0"/>
                 <w:sz w:val="24"/>
               </w:rPr>
               <w:t>Гипотеза</w:t>
@@ -3657,7 +3676,7 @@
             <w:r>
               <w:rPr>
                 <w:rFonts w:ascii="Times New Roman" w:hAnsi="Times New Roman"/>
-                <w:b/>
+                <w:b w:val="0"/>
                 <w:sz w:val="24"/>
               </w:rPr>
               <w:t>Чем проверяется</w:t>
@@ -3679,7 +3698,7 @@
             <w:r>
               <w:rPr>
                 <w:rFonts w:ascii="Times New Roman" w:hAnsi="Times New Roman"/>
-                <w:b/>
+                <w:b w:val="0"/>
                 <w:sz w:val="24"/>
               </w:rPr>
               <w:t>Статус</w:t>
@@ -4005,7 +4024,7 @@
                 <w:i/>
                 <w:sz w:val="24"/>
               </w:rPr>
-              <w:t>USD</w:t>
+              <w:t>у.е.</w:t>
             </w:r>
             <w:r>
               <w:rPr>
@@ -4138,8 +4157,7 @@
           <w:rFonts w:ascii="Times New Roman" w:hAnsi="Times New Roman"/>
           <w:sz w:val="28"/>
         </w:rPr>
-        <w:lastRenderedPageBreak/>
-        <w:t xml:space="preserve">3 АРГУМЕНТАЦИЯ СПРОСА: </w:t>
+        <w:t xml:space="preserve">2 АРГУМЕНТАЦИЯ СПРОСА: </w:t>
       </w:r>
       <w:r>
         <w:rPr>
@@ -4160,6 +4178,11 @@
         <w:t>И ВОРДСТАТ</w:t>
       </w:r>
       <w:bookmarkEnd w:id="5"/>
+    </w:p>
+    <w:p>
+      <w:pPr>
+        <w:pStyle w:val="Normal"/>
+      </w:pPr>
     </w:p>
     <w:p>
       <w:pPr>
@@ -4208,10 +4231,15 @@
     </w:p>
     <w:p>
       <w:pPr>
+        <w:pStyle w:val="Normal"/>
+      </w:pPr>
+    </w:p>
+    <w:p>
+      <w:pPr>
         <w:pStyle w:val="a0"/>
         <w:keepNext/>
         <w:spacing w:before="0" w:after="0" w:line="360" w:lineRule="exact"/>
-        <w:ind w:firstLine="709"/>
+        <w:ind w:firstLine="0"/>
         <w:jc w:val="both"/>
       </w:pPr>
       <w:r>
@@ -4266,7 +4294,7 @@
             <w:r>
               <w:rPr>
                 <w:rFonts w:ascii="Times New Roman" w:hAnsi="Times New Roman"/>
-                <w:b/>
+                <w:b w:val="0"/>
                 <w:sz w:val="24"/>
               </w:rPr>
               <w:t>Группа</w:t>
@@ -4288,7 +4316,7 @@
             <w:r>
               <w:rPr>
                 <w:rFonts w:ascii="Times New Roman" w:hAnsi="Times New Roman"/>
-                <w:b/>
+                <w:b w:val="0"/>
                 <w:sz w:val="24"/>
               </w:rPr>
               <w:t>Примеры и частотность</w:t>
@@ -4310,7 +4338,7 @@
             <w:r>
               <w:rPr>
                 <w:rFonts w:ascii="Times New Roman" w:hAnsi="Times New Roman"/>
-                <w:b/>
+                <w:b w:val="0"/>
                 <w:sz w:val="24"/>
               </w:rPr>
               <w:t>Намерение</w:t>
@@ -4332,7 +4360,7 @@
             <w:r>
               <w:rPr>
                 <w:rFonts w:ascii="Times New Roman" w:hAnsi="Times New Roman"/>
-                <w:b/>
+                <w:b w:val="0"/>
                 <w:sz w:val="24"/>
               </w:rPr>
               <w:t>Вывод для первого релиза</w:t>
@@ -5035,10 +5063,15 @@
     </w:tbl>
     <w:p>
       <w:pPr>
+        <w:pStyle w:val="Normal"/>
+      </w:pPr>
+    </w:p>
+    <w:p>
+      <w:pPr>
         <w:pStyle w:val="a0"/>
         <w:keepNext/>
         <w:spacing w:before="0" w:after="0" w:line="360" w:lineRule="exact"/>
-        <w:ind w:firstLine="709"/>
+        <w:ind w:firstLine="0"/>
         <w:jc w:val="both"/>
       </w:pPr>
       <w:r>
@@ -5092,7 +5125,7 @@
             <w:r>
               <w:rPr>
                 <w:rFonts w:ascii="Times New Roman" w:hAnsi="Times New Roman"/>
-                <w:b/>
+                <w:b w:val="0"/>
                 <w:sz w:val="24"/>
               </w:rPr>
               <w:t>Показатель</w:t>
@@ -5114,7 +5147,7 @@
             <w:r>
               <w:rPr>
                 <w:rFonts w:ascii="Times New Roman" w:hAnsi="Times New Roman"/>
-                <w:b/>
+                <w:b w:val="0"/>
                 <w:sz w:val="24"/>
               </w:rPr>
               <w:t>Оценка</w:t>
@@ -5136,7 +5169,7 @@
             <w:r>
               <w:rPr>
                 <w:rFonts w:ascii="Times New Roman" w:hAnsi="Times New Roman"/>
-                <w:b/>
+                <w:b w:val="0"/>
                 <w:sz w:val="24"/>
               </w:rPr>
               <w:t>Основание</w:t>
@@ -5723,6 +5756,11 @@
     </w:p>
     <w:p>
       <w:pPr>
+        <w:pStyle w:val="Normal"/>
+      </w:pPr>
+    </w:p>
+    <w:p>
+      <w:pPr>
         <w:pStyle w:val="FirstParagraph"/>
         <w:spacing w:before="0" w:after="0" w:line="360" w:lineRule="exact"/>
         <w:ind w:firstLine="709"/>
@@ -5765,13 +5803,18 @@
         </w:rPr>
         <w:t xml:space="preserve"> по 44 величинам).</w:t>
       </w:r>
+    </w:p>
+    <w:p>
+      <w:pPr>
+        <w:pStyle w:val="Normal"/>
+      </w:pPr>
     </w:p>
     <w:p>
       <w:pPr>
         <w:pStyle w:val="a0"/>
         <w:keepNext/>
         <w:spacing w:before="0" w:after="0" w:line="360" w:lineRule="exact"/>
-        <w:ind w:firstLine="709"/>
+        <w:ind w:firstLine="0"/>
         <w:jc w:val="both"/>
       </w:pPr>
       <w:r>
@@ -5825,7 +5868,7 @@
             <w:r>
               <w:rPr>
                 <w:rFonts w:ascii="Times New Roman" w:hAnsi="Times New Roman"/>
-                <w:b/>
+                <w:b w:val="0"/>
                 <w:sz w:val="24"/>
               </w:rPr>
               <w:t>Граница</w:t>
@@ -5847,7 +5890,7 @@
             <w:r>
               <w:rPr>
                 <w:rFonts w:ascii="Times New Roman" w:hAnsi="Times New Roman"/>
-                <w:b/>
+                <w:b w:val="0"/>
                 <w:sz w:val="24"/>
               </w:rPr>
               <w:t>Значение</w:t>
@@ -5869,7 +5912,7 @@
             <w:r>
               <w:rPr>
                 <w:rFonts w:ascii="Times New Roman" w:hAnsi="Times New Roman"/>
-                <w:b/>
+                <w:b w:val="0"/>
                 <w:sz w:val="24"/>
               </w:rPr>
               <w:t>Риск</w:t>
@@ -6356,7 +6399,7 @@
                 <w:i/>
                 <w:sz w:val="24"/>
               </w:rPr>
-              <w:t>USD</w:t>
+              <w:t>у.е.</w:t>
             </w:r>
             <w:r>
               <w:rPr>
@@ -6405,12 +6448,17 @@
         </w:tc>
       </w:tr>
     </w:tbl>
+    <w:p>
+      <w:pPr>
+        <w:pStyle w:val="Normal"/>
+      </w:pPr>
+    </w:p>
     <w:p>
       <w:pPr>
         <w:pStyle w:val="a0"/>
         <w:keepNext/>
         <w:spacing w:before="0" w:after="0" w:line="360" w:lineRule="exact"/>
-        <w:ind w:firstLine="709"/>
+        <w:ind w:firstLine="0"/>
         <w:jc w:val="both"/>
       </w:pPr>
       <w:r>
@@ -6465,7 +6513,7 @@
             <w:r>
               <w:rPr>
                 <w:rFonts w:ascii="Times New Roman" w:hAnsi="Times New Roman"/>
-                <w:b/>
+                <w:b w:val="0"/>
                 <w:sz w:val="24"/>
               </w:rPr>
               <w:t>Параметр</w:t>
@@ -6487,7 +6535,7 @@
             <w:r>
               <w:rPr>
                 <w:rFonts w:ascii="Times New Roman" w:hAnsi="Times New Roman"/>
-                <w:b/>
+                <w:b w:val="0"/>
                 <w:sz w:val="24"/>
               </w:rPr>
               <w:t>Значение</w:t>
@@ -6509,7 +6557,7 @@
             <w:r>
               <w:rPr>
                 <w:rFonts w:ascii="Times New Roman" w:hAnsi="Times New Roman"/>
-                <w:b/>
+                <w:b w:val="0"/>
                 <w:sz w:val="24"/>
               </w:rPr>
               <w:t>Источник</w:t>
@@ -6531,7 +6579,7 @@
             <w:r>
               <w:rPr>
                 <w:rFonts w:ascii="Times New Roman" w:hAnsi="Times New Roman"/>
-                <w:b/>
+                <w:b w:val="0"/>
                 <w:sz w:val="24"/>
               </w:rPr>
               <w:t>Комментарий</w:t>
@@ -6725,7 +6773,7 @@
                 <w:i/>
                 <w:sz w:val="24"/>
               </w:rPr>
-              <w:t>USD</w:t>
+              <w:t>у.е.</w:t>
             </w:r>
             <w:r>
               <w:rPr>
@@ -7467,7 +7515,7 @@
                 <w:i/>
                 <w:sz w:val="24"/>
               </w:rPr>
-              <w:t>USD</w:t>
+              <w:t>у.е.</w:t>
             </w:r>
             <w:r>
               <w:rPr>
@@ -7562,6 +7610,11 @@
     </w:p>
     <w:p>
       <w:pPr>
+        <w:pStyle w:val="Normal"/>
+      </w:pPr>
+    </w:p>
+    <w:p>
+      <w:pPr>
         <w:pStyle w:val="FirstParagraph"/>
         <w:spacing w:before="0" w:after="0" w:line="360" w:lineRule="exact"/>
         <w:ind w:firstLine="709"/>
@@ -7574,13 +7627,18 @@
         </w:rPr>
         <w:t>Классификация – ЛР5 (22 компании, шкала шаблона 0–5) [3], пять сил Портера – ЛР4 [3].</w:t>
       </w:r>
+    </w:p>
+    <w:p>
+      <w:pPr>
+        <w:pStyle w:val="Normal"/>
+      </w:pPr>
     </w:p>
     <w:p>
       <w:pPr>
         <w:pStyle w:val="a0"/>
         <w:keepNext/>
         <w:spacing w:before="0" w:after="0" w:line="360" w:lineRule="exact"/>
-        <w:ind w:firstLine="709"/>
+        <w:ind w:firstLine="0"/>
         <w:jc w:val="both"/>
       </w:pPr>
       <w:r>
@@ -7634,7 +7692,7 @@
             <w:r>
               <w:rPr>
                 <w:rFonts w:ascii="Times New Roman" w:hAnsi="Times New Roman"/>
-                <w:b/>
+                <w:b w:val="0"/>
                 <w:sz w:val="24"/>
               </w:rPr>
               <w:t>Уровень</w:t>
@@ -7656,7 +7714,7 @@
             <w:r>
               <w:rPr>
                 <w:rFonts w:ascii="Times New Roman" w:hAnsi="Times New Roman"/>
-                <w:b/>
+                <w:b w:val="0"/>
                 <w:sz w:val="24"/>
               </w:rPr>
               <w:t>Компаний</w:t>
@@ -7678,7 +7736,7 @@
             <w:r>
               <w:rPr>
                 <w:rFonts w:ascii="Times New Roman" w:hAnsi="Times New Roman"/>
-                <w:b/>
+                <w:b w:val="0"/>
                 <w:sz w:val="24"/>
               </w:rPr>
               <w:t>Компании</w:t>
@@ -8369,10 +8427,15 @@
     </w:tbl>
     <w:p>
       <w:pPr>
+        <w:pStyle w:val="Normal"/>
+      </w:pPr>
+    </w:p>
+    <w:p>
+      <w:pPr>
         <w:pStyle w:val="a0"/>
         <w:keepNext/>
         <w:spacing w:before="0" w:after="0" w:line="360" w:lineRule="exact"/>
-        <w:ind w:firstLine="709"/>
+        <w:ind w:firstLine="0"/>
         <w:jc w:val="both"/>
       </w:pPr>
       <w:r>
@@ -8426,7 +8489,7 @@
             <w:r>
               <w:rPr>
                 <w:rFonts w:ascii="Times New Roman" w:hAnsi="Times New Roman"/>
-                <w:b/>
+                <w:b w:val="0"/>
                 <w:sz w:val="24"/>
               </w:rPr>
               <w:t>Компания</w:t>
@@ -8448,7 +8511,7 @@
             <w:r>
               <w:rPr>
                 <w:rFonts w:ascii="Times New Roman" w:hAnsi="Times New Roman"/>
-                <w:b/>
+                <w:b w:val="0"/>
                 <w:sz w:val="24"/>
               </w:rPr>
               <w:t>Близость, % (6 критериев методики)</w:t>
@@ -8470,7 +8533,7 @@
             <w:r>
               <w:rPr>
                 <w:rFonts w:ascii="Times New Roman" w:hAnsi="Times New Roman"/>
-                <w:b/>
+                <w:b w:val="0"/>
                 <w:sz w:val="24"/>
               </w:rPr>
               <w:t>Уровень по ЛР5 (10 критериев шаблона)</w:t>
@@ -9293,6 +9356,11 @@
     </w:p>
     <w:p>
       <w:pPr>
+        <w:pStyle w:val="Normal"/>
+      </w:pPr>
+    </w:p>
+    <w:p>
+      <w:pPr>
         <w:pStyle w:val="FirstParagraph"/>
         <w:spacing w:before="0" w:after="0" w:line="360" w:lineRule="exact"/>
         <w:ind w:firstLine="709"/>
@@ -9331,13 +9399,18 @@
           <w:sz w:val="28"/>
         </w:rPr>
       </w:r>
+    </w:p>
+    <w:p>
+      <w:pPr>
+        <w:pStyle w:val="Normal"/>
+      </w:pPr>
     </w:p>
     <w:p>
       <w:pPr>
         <w:pStyle w:val="a0"/>
         <w:keepNext/>
         <w:spacing w:before="0" w:after="0" w:line="360" w:lineRule="exact"/>
-        <w:ind w:firstLine="709"/>
+        <w:ind w:firstLine="0"/>
         <w:jc w:val="both"/>
       </w:pPr>
       <w:r>
@@ -9392,7 +9465,7 @@
             <w:r>
               <w:rPr>
                 <w:rFonts w:ascii="Times New Roman" w:hAnsi="Times New Roman"/>
-                <w:b/>
+                <w:b w:val="0"/>
                 <w:sz w:val="24"/>
               </w:rPr>
               <w:t>Тип</w:t>
@@ -9414,7 +9487,7 @@
             <w:r>
               <w:rPr>
                 <w:rFonts w:ascii="Times New Roman" w:hAnsi="Times New Roman"/>
-                <w:b/>
+                <w:b w:val="0"/>
                 <w:sz w:val="24"/>
               </w:rPr>
               <w:t>Оценка</w:t>
@@ -9436,7 +9509,7 @@
             <w:r>
               <w:rPr>
                 <w:rFonts w:ascii="Times New Roman" w:hAnsi="Times New Roman"/>
-                <w:b/>
+                <w:b w:val="0"/>
                 <w:sz w:val="24"/>
               </w:rPr>
               <w:t>Содержание</w:t>
@@ -9458,7 +9531,7 @@
             <w:r>
               <w:rPr>
                 <w:rFonts w:ascii="Times New Roman" w:hAnsi="Times New Roman"/>
-                <w:b/>
+                <w:b w:val="0"/>
                 <w:sz w:val="24"/>
               </w:rPr>
               <w:t>Влияние на первый релиз</w:t>
@@ -10279,10 +10352,15 @@
     </w:tbl>
     <w:p>
       <w:pPr>
+        <w:pStyle w:val="Normal"/>
+      </w:pPr>
+    </w:p>
+    <w:p>
+      <w:pPr>
         <w:pStyle w:val="a0"/>
         <w:keepNext/>
         <w:spacing w:before="0" w:after="0" w:line="360" w:lineRule="exact"/>
-        <w:ind w:firstLine="709"/>
+        <w:ind w:firstLine="0"/>
         <w:jc w:val="both"/>
       </w:pPr>
       <w:r>
@@ -10336,7 +10414,7 @@
             <w:r>
               <w:rPr>
                 <w:rFonts w:ascii="Times New Roman" w:hAnsi="Times New Roman"/>
-                <w:b/>
+                <w:b w:val="0"/>
                 <w:sz w:val="24"/>
               </w:rPr>
               <w:t>Что проверяется</w:t>
@@ -10358,7 +10436,7 @@
             <w:r>
               <w:rPr>
                 <w:rFonts w:ascii="Times New Roman" w:hAnsi="Times New Roman"/>
-                <w:b/>
+                <w:b w:val="0"/>
                 <w:sz w:val="24"/>
               </w:rPr>
               <w:t>Риск</w:t>
@@ -10380,7 +10458,7 @@
             <w:r>
               <w:rPr>
                 <w:rFonts w:ascii="Times New Roman" w:hAnsi="Times New Roman"/>
-                <w:b/>
+                <w:b w:val="0"/>
                 <w:sz w:val="24"/>
               </w:rPr>
               <w:t>Как снизить</w:t>
@@ -10736,10 +10814,15 @@
     </w:tbl>
     <w:p>
       <w:pPr>
+        <w:pStyle w:val="Normal"/>
+      </w:pPr>
+    </w:p>
+    <w:p>
+      <w:pPr>
         <w:pStyle w:val="a0"/>
         <w:keepNext/>
         <w:spacing w:before="0" w:after="0" w:line="360" w:lineRule="exact"/>
-        <w:ind w:firstLine="709"/>
+        <w:ind w:firstLine="0"/>
         <w:jc w:val="both"/>
       </w:pPr>
       <w:r>
@@ -10793,7 +10876,7 @@
             <w:r>
               <w:rPr>
                 <w:rFonts w:ascii="Times New Roman" w:hAnsi="Times New Roman"/>
-                <w:b/>
+                <w:b w:val="0"/>
                 <w:sz w:val="24"/>
               </w:rPr>
               <w:t>Показатель</w:t>
@@ -10815,7 +10898,7 @@
             <w:r>
               <w:rPr>
                 <w:rFonts w:ascii="Times New Roman" w:hAnsi="Times New Roman"/>
-                <w:b/>
+                <w:b w:val="0"/>
                 <w:sz w:val="24"/>
               </w:rPr>
               <w:t>Оценка</w:t>
@@ -10837,7 +10920,7 @@
             <w:r>
               <w:rPr>
                 <w:rFonts w:ascii="Times New Roman" w:hAnsi="Times New Roman"/>
-                <w:b/>
+                <w:b w:val="0"/>
                 <w:sz w:val="24"/>
               </w:rPr>
               <w:t>Решение</w:t>
@@ -11244,6 +11327,11 @@
     </w:p>
     <w:p>
       <w:pPr>
+        <w:pStyle w:val="Normal"/>
+      </w:pPr>
+    </w:p>
+    <w:p>
+      <w:pPr>
         <w:pStyle w:val="FirstParagraph"/>
         <w:spacing w:before="0" w:after="0" w:line="360" w:lineRule="exact"/>
         <w:ind w:firstLine="709"/>
@@ -11301,13 +11389,18 @@
         </w:rPr>
         <w:t>.</w:t>
       </w:r>
+    </w:p>
+    <w:p>
+      <w:pPr>
+        <w:pStyle w:val="Normal"/>
+      </w:pPr>
     </w:p>
     <w:p>
       <w:pPr>
         <w:pStyle w:val="a0"/>
         <w:keepNext/>
         <w:spacing w:before="0" w:after="0" w:line="360" w:lineRule="exact"/>
-        <w:ind w:firstLine="709"/>
+        <w:ind w:firstLine="0"/>
         <w:jc w:val="both"/>
       </w:pPr>
       <w:r>
@@ -11364,7 +11457,7 @@
             <w:r>
               <w:rPr>
                 <w:rFonts w:ascii="Times New Roman" w:hAnsi="Times New Roman"/>
-                <w:b/>
+                <w:b w:val="0"/>
                 <w:i/>
                 <w:sz w:val="24"/>
               </w:rPr>
@@ -11387,7 +11480,7 @@
             <w:r>
               <w:rPr>
                 <w:rFonts w:ascii="Times New Roman" w:hAnsi="Times New Roman"/>
-                <w:b/>
+                <w:b w:val="0"/>
                 <w:sz w:val="24"/>
               </w:rPr>
               <w:t>Сегмент</w:t>
@@ -11409,7 +11502,7 @@
             <w:r>
               <w:rPr>
                 <w:rFonts w:ascii="Times New Roman" w:hAnsi="Times New Roman"/>
-                <w:b/>
+                <w:b w:val="0"/>
                 <w:sz w:val="24"/>
               </w:rPr>
               <w:t>Тип</w:t>
@@ -11431,7 +11524,7 @@
             <w:r>
               <w:rPr>
                 <w:rFonts w:ascii="Times New Roman" w:hAnsi="Times New Roman"/>
-                <w:b/>
+                <w:b w:val="0"/>
                 <w:sz w:val="24"/>
               </w:rPr>
               <w:t>Проблема</w:t>
@@ -11453,7 +11546,7 @@
             <w:r>
               <w:rPr>
                 <w:rFonts w:ascii="Times New Roman" w:hAnsi="Times New Roman"/>
-                <w:b/>
+                <w:b w:val="0"/>
                 <w:sz w:val="24"/>
               </w:rPr>
               <w:t>Индекс</w:t>
@@ -11475,7 +11568,7 @@
             <w:r>
               <w:rPr>
                 <w:rFonts w:ascii="Times New Roman" w:hAnsi="Times New Roman"/>
-                <w:b/>
+                <w:b w:val="0"/>
                 <w:sz w:val="24"/>
               </w:rPr>
               <w:t>Приоритет</w:t>
@@ -11980,7 +12073,7 @@
                 <w:i/>
                 <w:sz w:val="24"/>
               </w:rPr>
-              <w:t>USD</w:t>
+              <w:t>у.е.</w:t>
             </w:r>
             <w:r>
               <w:rPr>
@@ -12748,6 +12841,11 @@
         <w:t>8 ЦЕННОСТНОЕ ПРЕДЛОЖЕНИЕ И ЦИФРОВОЙ ТОВАР</w:t>
       </w:r>
       <w:bookmarkEnd w:id="15"/>
+    </w:p>
+    <w:p>
+      <w:pPr>
+        <w:pStyle w:val="Normal"/>
+      </w:pPr>
     </w:p>
     <w:p>
       <w:pPr>
@@ -12807,7 +12905,7 @@
             <w:r>
               <w:rPr>
                 <w:rFonts w:ascii="Times New Roman" w:hAnsi="Times New Roman"/>
-                <w:b/>
+                <w:b w:val="0"/>
                 <w:sz w:val="24"/>
               </w:rPr>
               <w:t>Элемент</w:t>
@@ -12829,7 +12927,7 @@
             <w:r>
               <w:rPr>
                 <w:rFonts w:ascii="Times New Roman" w:hAnsi="Times New Roman"/>
-                <w:b/>
+                <w:b w:val="0"/>
                 <w:sz w:val="24"/>
               </w:rPr>
               <w:t>Значение</w:t>
@@ -13189,10 +13287,15 @@
     </w:tbl>
     <w:p>
       <w:pPr>
+        <w:pStyle w:val="Normal"/>
+      </w:pPr>
+    </w:p>
+    <w:p>
+      <w:pPr>
         <w:pStyle w:val="a0"/>
         <w:keepNext/>
         <w:spacing w:before="0" w:after="0" w:line="360" w:lineRule="exact"/>
-        <w:ind w:firstLine="709"/>
+        <w:ind w:firstLine="0"/>
         <w:jc w:val="both"/>
       </w:pPr>
       <w:r>
@@ -13246,7 +13349,7 @@
             <w:r>
               <w:rPr>
                 <w:rFonts w:ascii="Times New Roman" w:hAnsi="Times New Roman"/>
-                <w:b/>
+                <w:b w:val="0"/>
                 <w:sz w:val="24"/>
               </w:rPr>
               <w:t>Уровень</w:t>
@@ -13268,7 +13371,7 @@
             <w:r>
               <w:rPr>
                 <w:rFonts w:ascii="Times New Roman" w:hAnsi="Times New Roman"/>
-                <w:b/>
+                <w:b w:val="0"/>
                 <w:sz w:val="24"/>
               </w:rPr>
               <w:t xml:space="preserve">Состав </w:t>
@@ -13276,7 +13379,7 @@
             <w:r>
               <w:rPr>
                 <w:rFonts w:ascii="Times New Roman" w:hAnsi="Times New Roman"/>
-                <w:b/>
+                <w:b w:val="0"/>
                 <w:i/>
                 <w:sz w:val="24"/>
               </w:rPr>
@@ -13299,7 +13402,7 @@
             <w:r>
               <w:rPr>
                 <w:rFonts w:ascii="Times New Roman" w:hAnsi="Times New Roman"/>
-                <w:b/>
+                <w:b w:val="0"/>
                 <w:sz w:val="24"/>
               </w:rPr>
               <w:t>Связь с монетизацией</w:t>
@@ -13863,7 +13966,7 @@
           <w:i/>
           <w:sz w:val="28"/>
         </w:rPr>
-        <w:t>USD</w:t>
+        <w:t>у.е.</w:t>
       </w:r>
       <w:r>
         <w:rPr>
@@ -13878,7 +13981,7 @@
           <w:i/>
           <w:sz w:val="28"/>
         </w:rPr>
-        <w:t>USD</w:t>
+        <w:t>у.е.</w:t>
       </w:r>
       <w:r>
         <w:rPr>
@@ -13893,7 +13996,7 @@
           <w:i/>
           <w:sz w:val="28"/>
         </w:rPr>
-        <w:t>USD</w:t>
+        <w:t>у.е.</w:t>
       </w:r>
       <w:r>
         <w:rPr>
@@ -13997,6 +14100,11 @@
         <w:t>9 БИЗНЕС-МОДЕЛЬ ПО КАНВАС</w:t>
       </w:r>
       <w:bookmarkEnd w:id="17"/>
+    </w:p>
+    <w:p>
+      <w:pPr>
+        <w:pStyle w:val="Normal"/>
+      </w:pPr>
     </w:p>
     <w:p>
       <w:pPr>
@@ -14073,7 +14181,7 @@
             <w:r>
               <w:rPr>
                 <w:rFonts w:ascii="Times New Roman" w:hAnsi="Times New Roman"/>
-                <w:b/>
+                <w:b w:val="0"/>
                 <w:sz w:val="24"/>
               </w:rPr>
               <w:t>Блок</w:t>
@@ -14095,7 +14203,7 @@
             <w:r>
               <w:rPr>
                 <w:rFonts w:ascii="Times New Roman" w:hAnsi="Times New Roman"/>
-                <w:b/>
+                <w:b w:val="0"/>
                 <w:sz w:val="24"/>
               </w:rPr>
               <w:t>Формулировка</w:t>
@@ -14117,7 +14225,7 @@
             <w:r>
               <w:rPr>
                 <w:rFonts w:ascii="Times New Roman" w:hAnsi="Times New Roman"/>
-                <w:b/>
+                <w:b w:val="0"/>
                 <w:sz w:val="24"/>
               </w:rPr>
               <w:t>Достоверность</w:t>
@@ -14139,7 +14247,7 @@
             <w:r>
               <w:rPr>
                 <w:rFonts w:ascii="Times New Roman" w:hAnsi="Times New Roman"/>
-                <w:b/>
+                <w:b w:val="0"/>
                 <w:sz w:val="24"/>
               </w:rPr>
               <w:t>Статус</w:t>
@@ -14798,7 +14906,7 @@
                 <w:i/>
                 <w:sz w:val="24"/>
               </w:rPr>
-              <w:t>USD</w:t>
+              <w:t>у.е.</w:t>
             </w:r>
             <w:r>
               <w:rPr>
@@ -14813,7 +14921,7 @@
                 <w:i/>
                 <w:sz w:val="24"/>
               </w:rPr>
-              <w:t>USD</w:t>
+              <w:t>у.е.</w:t>
             </w:r>
             <w:r>
               <w:rPr>
@@ -14828,7 +14936,7 @@
                 <w:i/>
                 <w:sz w:val="24"/>
               </w:rPr>
-              <w:t>USD</w:t>
+              <w:t>у.е.</w:t>
             </w:r>
             <w:r>
               <w:rPr>
@@ -15371,6 +15479,11 @@
     </w:p>
     <w:p>
       <w:pPr>
+        <w:pStyle w:val="Normal"/>
+      </w:pPr>
+    </w:p>
+    <w:p>
+      <w:pPr>
         <w:pStyle w:val="FirstParagraph"/>
         <w:spacing w:before="0" w:after="0" w:line="360" w:lineRule="exact"/>
         <w:ind w:firstLine="709"/>
@@ -15398,13 +15511,18 @@
         </w:rPr>
         <w:t xml:space="preserve"> за снятие ограничений.</w:t>
       </w:r>
+    </w:p>
+    <w:p>
+      <w:pPr>
+        <w:pStyle w:val="Normal"/>
+      </w:pPr>
     </w:p>
     <w:p>
       <w:pPr>
         <w:pStyle w:val="a0"/>
         <w:keepNext/>
         <w:spacing w:before="0" w:after="0" w:line="360" w:lineRule="exact"/>
-        <w:ind w:firstLine="709"/>
+        <w:ind w:firstLine="0"/>
         <w:jc w:val="both"/>
       </w:pPr>
       <w:r>
@@ -15459,7 +15577,7 @@
             <w:r>
               <w:rPr>
                 <w:rFonts w:ascii="Times New Roman" w:hAnsi="Times New Roman"/>
-                <w:b/>
+                <w:b w:val="0"/>
                 <w:sz w:val="24"/>
               </w:rPr>
               <w:t>Роль</w:t>
@@ -15481,7 +15599,7 @@
             <w:r>
               <w:rPr>
                 <w:rFonts w:ascii="Times New Roman" w:hAnsi="Times New Roman"/>
-                <w:b/>
+                <w:b w:val="0"/>
                 <w:sz w:val="24"/>
               </w:rPr>
               <w:t>Цель</w:t>
@@ -15503,7 +15621,7 @@
             <w:r>
               <w:rPr>
                 <w:rFonts w:ascii="Times New Roman" w:hAnsi="Times New Roman"/>
-                <w:b/>
+                <w:b w:val="0"/>
                 <w:sz w:val="24"/>
               </w:rPr>
               <w:t>Ценность</w:t>
@@ -15525,7 +15643,7 @@
             <w:r>
               <w:rPr>
                 <w:rFonts w:ascii="Times New Roman" w:hAnsi="Times New Roman"/>
-                <w:b/>
+                <w:b w:val="0"/>
                 <w:sz w:val="24"/>
               </w:rPr>
               <w:t>Связь с монетизацией</w:t>
@@ -16181,10 +16299,15 @@
     </w:tbl>
     <w:p>
       <w:pPr>
+        <w:pStyle w:val="Normal"/>
+      </w:pPr>
+    </w:p>
+    <w:p>
+      <w:pPr>
         <w:pStyle w:val="a0"/>
         <w:keepNext/>
         <w:spacing w:before="0" w:after="0" w:line="360" w:lineRule="exact"/>
-        <w:ind w:firstLine="709"/>
+        <w:ind w:firstLine="0"/>
         <w:jc w:val="both"/>
       </w:pPr>
       <w:r>
@@ -16242,7 +16365,7 @@
             <w:r>
               <w:rPr>
                 <w:rFonts w:ascii="Times New Roman" w:hAnsi="Times New Roman"/>
-                <w:b/>
+                <w:b w:val="0"/>
                 <w:i/>
                 <w:sz w:val="24"/>
               </w:rPr>
@@ -16265,7 +16388,7 @@
             <w:r>
               <w:rPr>
                 <w:rFonts w:ascii="Times New Roman" w:hAnsi="Times New Roman"/>
-                <w:b/>
+                <w:b w:val="0"/>
                 <w:sz w:val="24"/>
               </w:rPr>
               <w:t>Сценарий</w:t>
@@ -16287,7 +16410,7 @@
             <w:r>
               <w:rPr>
                 <w:rFonts w:ascii="Times New Roman" w:hAnsi="Times New Roman"/>
-                <w:b/>
+                <w:b w:val="0"/>
                 <w:sz w:val="24"/>
               </w:rPr>
               <w:t>Роль</w:t>
@@ -16309,7 +16432,7 @@
             <w:r>
               <w:rPr>
                 <w:rFonts w:ascii="Times New Roman" w:hAnsi="Times New Roman"/>
-                <w:b/>
+                <w:b w:val="0"/>
                 <w:sz w:val="24"/>
               </w:rPr>
               <w:t>Тип</w:t>
@@ -16331,7 +16454,7 @@
             <w:r>
               <w:rPr>
                 <w:rFonts w:ascii="Times New Roman" w:hAnsi="Times New Roman"/>
-                <w:b/>
+                <w:b w:val="0"/>
                 <w:sz w:val="24"/>
               </w:rPr>
               <w:t>Индекс</w:t>
@@ -16353,7 +16476,7 @@
             <w:r>
               <w:rPr>
                 <w:rFonts w:ascii="Times New Roman" w:hAnsi="Times New Roman"/>
-                <w:b/>
+                <w:b w:val="0"/>
                 <w:sz w:val="24"/>
               </w:rPr>
               <w:t>Приоритет</w:t>
@@ -16375,7 +16498,7 @@
             <w:r>
               <w:rPr>
                 <w:rFonts w:ascii="Times New Roman" w:hAnsi="Times New Roman"/>
-                <w:b/>
+                <w:b w:val="0"/>
                 <w:sz w:val="24"/>
               </w:rPr>
               <w:t>Релиз</w:t>
@@ -18351,6 +18474,11 @@
         <w:t>11 ТЗ: СТРАНИЦЫ, ЭКРАНЫ, ФУНКЦИОНАЛ И КОНТЕНТ</w:t>
       </w:r>
       <w:bookmarkEnd w:id="21"/>
+    </w:p>
+    <w:p>
+      <w:pPr>
+        <w:pStyle w:val="Normal"/>
+      </w:pPr>
     </w:p>
     <w:p>
       <w:pPr>
@@ -18414,7 +18542,7 @@
             <w:r>
               <w:rPr>
                 <w:rFonts w:ascii="Times New Roman" w:hAnsi="Times New Roman"/>
-                <w:b/>
+                <w:b w:val="0"/>
                 <w:i/>
                 <w:sz w:val="24"/>
               </w:rPr>
@@ -18437,7 +18565,7 @@
             <w:r>
               <w:rPr>
                 <w:rFonts w:ascii="Times New Roman" w:hAnsi="Times New Roman"/>
-                <w:b/>
+                <w:b w:val="0"/>
                 <w:sz w:val="24"/>
               </w:rPr>
               <w:t>Тип</w:t>
@@ -18459,7 +18587,7 @@
             <w:r>
               <w:rPr>
                 <w:rFonts w:ascii="Times New Roman" w:hAnsi="Times New Roman"/>
-                <w:b/>
+                <w:b w:val="0"/>
                 <w:sz w:val="24"/>
               </w:rPr>
               <w:t>Название</w:t>
@@ -18481,7 +18609,7 @@
             <w:r>
               <w:rPr>
                 <w:rFonts w:ascii="Times New Roman" w:hAnsi="Times New Roman"/>
-                <w:b/>
+                <w:b w:val="0"/>
                 <w:sz w:val="24"/>
               </w:rPr>
               <w:t>Назначение</w:t>
@@ -18503,7 +18631,7 @@
             <w:r>
               <w:rPr>
                 <w:rFonts w:ascii="Times New Roman" w:hAnsi="Times New Roman"/>
-                <w:b/>
+                <w:b w:val="0"/>
                 <w:sz w:val="24"/>
               </w:rPr>
               <w:t>Сценарий</w:t>
@@ -18525,7 +18653,7 @@
             <w:r>
               <w:rPr>
                 <w:rFonts w:ascii="Times New Roman" w:hAnsi="Times New Roman"/>
-                <w:b/>
+                <w:b w:val="0"/>
                 <w:sz w:val="24"/>
               </w:rPr>
               <w:t>Релиз</w:t>
@@ -20438,10 +20566,15 @@
     </w:tbl>
     <w:p>
       <w:pPr>
+        <w:pStyle w:val="Normal"/>
+      </w:pPr>
+    </w:p>
+    <w:p>
+      <w:pPr>
         <w:pStyle w:val="a0"/>
         <w:keepNext/>
         <w:spacing w:before="0" w:after="0" w:line="360" w:lineRule="exact"/>
-        <w:ind w:firstLine="709"/>
+        <w:ind w:firstLine="0"/>
         <w:jc w:val="both"/>
       </w:pPr>
       <w:r>
@@ -20496,7 +20629,7 @@
             <w:r>
               <w:rPr>
                 <w:rFonts w:ascii="Times New Roman" w:hAnsi="Times New Roman"/>
-                <w:b/>
+                <w:b w:val="0"/>
                 <w:sz w:val="24"/>
               </w:rPr>
               <w:t>Блок</w:t>
@@ -20518,7 +20651,7 @@
             <w:r>
               <w:rPr>
                 <w:rFonts w:ascii="Times New Roman" w:hAnsi="Times New Roman"/>
-                <w:b/>
+                <w:b w:val="0"/>
                 <w:sz w:val="24"/>
               </w:rPr>
               <w:t>Задача</w:t>
@@ -20540,7 +20673,7 @@
             <w:r>
               <w:rPr>
                 <w:rFonts w:ascii="Times New Roman" w:hAnsi="Times New Roman"/>
-                <w:b/>
+                <w:b w:val="0"/>
                 <w:sz w:val="24"/>
               </w:rPr>
               <w:t>Источник</w:t>
@@ -20562,7 +20695,7 @@
             <w:r>
               <w:rPr>
                 <w:rFonts w:ascii="Times New Roman" w:hAnsi="Times New Roman"/>
-                <w:b/>
+                <w:b w:val="0"/>
                 <w:sz w:val="24"/>
               </w:rPr>
               <w:t>Обязательность</w:t>
@@ -21357,6 +21490,11 @@
         <w:t>12 ДЕЛЕНИЕ РАЗРАБОТКИ НА ПЕРВЫЙ И ПОСЛЕДУЮЩИЕ РЕЛИЗЫ</w:t>
       </w:r>
       <w:bookmarkEnd w:id="23"/>
+    </w:p>
+    <w:p>
+      <w:pPr>
+        <w:pStyle w:val="Normal"/>
+      </w:pPr>
     </w:p>
     <w:p>
       <w:pPr>
@@ -21421,7 +21559,7 @@
             <w:r>
               <w:rPr>
                 <w:rFonts w:ascii="Times New Roman" w:hAnsi="Times New Roman"/>
-                <w:b/>
+                <w:b w:val="0"/>
                 <w:i/>
                 <w:sz w:val="24"/>
               </w:rPr>
@@ -21444,7 +21582,7 @@
             <w:r>
               <w:rPr>
                 <w:rFonts w:ascii="Times New Roman" w:hAnsi="Times New Roman"/>
-                <w:b/>
+                <w:b w:val="0"/>
                 <w:sz w:val="24"/>
               </w:rPr>
               <w:t>Единица</w:t>
@@ -21466,7 +21604,7 @@
             <w:r>
               <w:rPr>
                 <w:rFonts w:ascii="Times New Roman" w:hAnsi="Times New Roman"/>
-                <w:b/>
+                <w:b w:val="0"/>
                 <w:sz w:val="24"/>
               </w:rPr>
               <w:t>Связь с ценностью</w:t>
@@ -21488,7 +21626,7 @@
             <w:r>
               <w:rPr>
                 <w:rFonts w:ascii="Times New Roman" w:hAnsi="Times New Roman"/>
-                <w:b/>
+                <w:b w:val="0"/>
                 <w:sz w:val="24"/>
               </w:rPr>
               <w:t>Доход</w:t>
@@ -21510,7 +21648,7 @@
             <w:r>
               <w:rPr>
                 <w:rFonts w:ascii="Times New Roman" w:hAnsi="Times New Roman"/>
-                <w:b/>
+                <w:b w:val="0"/>
                 <w:sz w:val="24"/>
               </w:rPr>
               <w:t>Риск</w:t>
@@ -21532,7 +21670,7 @@
             <w:r>
               <w:rPr>
                 <w:rFonts w:ascii="Times New Roman" w:hAnsi="Times New Roman"/>
-                <w:b/>
+                <w:b w:val="0"/>
                 <w:sz w:val="24"/>
               </w:rPr>
               <w:t>Балл 1-го релиза</w:t>
@@ -21554,7 +21692,7 @@
             <w:r>
               <w:rPr>
                 <w:rFonts w:ascii="Times New Roman" w:hAnsi="Times New Roman"/>
-                <w:b/>
+                <w:b w:val="0"/>
                 <w:sz w:val="24"/>
               </w:rPr>
               <w:t>Рекомендация</w:t>
@@ -24699,10 +24837,15 @@
     </w:tbl>
     <w:p>
       <w:pPr>
+        <w:pStyle w:val="Normal"/>
+      </w:pPr>
+    </w:p>
+    <w:p>
+      <w:pPr>
         <w:pStyle w:val="a0"/>
         <w:keepNext/>
         <w:spacing w:before="0" w:after="0" w:line="360" w:lineRule="exact"/>
-        <w:ind w:firstLine="709"/>
+        <w:ind w:firstLine="0"/>
         <w:jc w:val="both"/>
       </w:pPr>
       <w:r>
@@ -24759,7 +24902,7 @@
             <w:r>
               <w:rPr>
                 <w:rFonts w:ascii="Times New Roman" w:hAnsi="Times New Roman"/>
-                <w:b/>
+                <w:b w:val="0"/>
                 <w:sz w:val="24"/>
               </w:rPr>
               <w:t>Релиз</w:t>
@@ -24781,7 +24924,7 @@
             <w:r>
               <w:rPr>
                 <w:rFonts w:ascii="Times New Roman" w:hAnsi="Times New Roman"/>
-                <w:b/>
+                <w:b w:val="0"/>
                 <w:sz w:val="24"/>
               </w:rPr>
               <w:t>Цель</w:t>
@@ -24803,7 +24946,7 @@
             <w:r>
               <w:rPr>
                 <w:rFonts w:ascii="Times New Roman" w:hAnsi="Times New Roman"/>
-                <w:b/>
+                <w:b w:val="0"/>
                 <w:sz w:val="24"/>
               </w:rPr>
               <w:t>Состав</w:t>
@@ -24825,7 +24968,7 @@
             <w:r>
               <w:rPr>
                 <w:rFonts w:ascii="Times New Roman" w:hAnsi="Times New Roman"/>
-                <w:b/>
+                <w:b w:val="0"/>
                 <w:sz w:val="24"/>
               </w:rPr>
               <w:t>Что проверяется</w:t>
@@ -24847,7 +24990,7 @@
             <w:r>
               <w:rPr>
                 <w:rFonts w:ascii="Times New Roman" w:hAnsi="Times New Roman"/>
-                <w:b/>
+                <w:b w:val="0"/>
                 <w:sz w:val="24"/>
               </w:rPr>
               <w:t>Условие перехода</w:t>
@@ -25603,6 +25746,11 @@
         <w:t>13 РЕШЕНИЕ О ЦЕЛЕСООБРАЗНОСТИ СТАРТА</w:t>
       </w:r>
       <w:bookmarkEnd w:id="25"/>
+    </w:p>
+    <w:p>
+      <w:pPr>
+        <w:pStyle w:val="Normal"/>
+      </w:pPr>
     </w:p>
     <w:p>
       <w:pPr>
@@ -25663,7 +25811,7 @@
             <w:r>
               <w:rPr>
                 <w:rFonts w:ascii="Times New Roman" w:hAnsi="Times New Roman"/>
-                <w:b/>
+                <w:b w:val="0"/>
                 <w:sz w:val="24"/>
               </w:rPr>
               <w:t>Критерий</w:t>
@@ -25685,7 +25833,7 @@
             <w:r>
               <w:rPr>
                 <w:rFonts w:ascii="Times New Roman" w:hAnsi="Times New Roman"/>
-                <w:b/>
+                <w:b w:val="0"/>
                 <w:sz w:val="24"/>
               </w:rPr>
               <w:t>Факт по проекту</w:t>
@@ -25707,7 +25855,7 @@
             <w:r>
               <w:rPr>
                 <w:rFonts w:ascii="Times New Roman" w:hAnsi="Times New Roman"/>
-                <w:b/>
+                <w:b w:val="0"/>
                 <w:sz w:val="24"/>
               </w:rPr>
               <w:t>Вывод</w:t>
@@ -26203,7 +26351,7 @@
                 <w:i/>
                 <w:sz w:val="24"/>
               </w:rPr>
-              <w:t>USD</w:t>
+              <w:t>у.е.</w:t>
             </w:r>
             <w:r>
               <w:rPr>
@@ -26408,10 +26556,15 @@
     </w:p>
     <w:p>
       <w:pPr>
+        <w:pStyle w:val="Normal"/>
+      </w:pPr>
+    </w:p>
+    <w:p>
+      <w:pPr>
         <w:pStyle w:val="a0"/>
         <w:keepNext/>
         <w:spacing w:before="0" w:after="0" w:line="360" w:lineRule="exact"/>
-        <w:ind w:firstLine="709"/>
+        <w:ind w:firstLine="0"/>
         <w:jc w:val="both"/>
       </w:pPr>
       <w:r>
@@ -26464,7 +26617,7 @@
             <w:r>
               <w:rPr>
                 <w:rFonts w:ascii="Times New Roman" w:hAnsi="Times New Roman"/>
-                <w:b/>
+                <w:b w:val="0"/>
                 <w:sz w:val="24"/>
               </w:rPr>
               <w:t>Параметр</w:t>
@@ -26486,7 +26639,7 @@
             <w:r>
               <w:rPr>
                 <w:rFonts w:ascii="Times New Roman" w:hAnsi="Times New Roman"/>
-                <w:b/>
+                <w:b w:val="0"/>
                 <w:sz w:val="24"/>
               </w:rPr>
               <w:t>Значение</w:t>
@@ -26745,7 +26898,7 @@
                 <w:i/>
                 <w:sz w:val="24"/>
               </w:rPr>
-              <w:t>USD</w:t>
+              <w:t>у.е.</w:t>
             </w:r>
             <w:r>
               <w:rPr>
@@ -26898,7 +27051,7 @@
                 <w:i/>
                 <w:sz w:val="24"/>
               </w:rPr>
-              <w:t>USD</w:t>
+              <w:t>у.е.</w:t>
             </w:r>
             <w:r>
               <w:rPr>
@@ -27046,6 +27199,16 @@
     </w:p>
     <w:p>
       <w:pPr>
+        <w:pStyle w:val="Normal"/>
+      </w:pPr>
+    </w:p>
+    <w:p>
+      <w:pPr>
+        <w:pStyle w:val="Normal"/>
+      </w:pPr>
+    </w:p>
+    <w:p>
+      <w:pPr>
         <w:pStyle w:val="2"/>
         <w:spacing w:before="0" w:after="0" w:line="360" w:lineRule="exact"/>
         <w:ind w:firstLine="709"/>
@@ -27061,6 +27224,11 @@
         <w:t>Приложение 1. Паспорт итогового отчета</w:t>
       </w:r>
       <w:bookmarkEnd w:id="29"/>
+    </w:p>
+    <w:p>
+      <w:pPr>
+        <w:pStyle w:val="Normal"/>
+      </w:pPr>
     </w:p>
     <w:p>
       <w:pPr>
@@ -27120,7 +27288,7 @@
             <w:r>
               <w:rPr>
                 <w:rFonts w:ascii="Times New Roman" w:hAnsi="Times New Roman"/>
-                <w:b/>
+                <w:b w:val="0"/>
                 <w:sz w:val="24"/>
               </w:rPr>
               <w:t>Параметр</w:t>
@@ -27142,7 +27310,7 @@
             <w:r>
               <w:rPr>
                 <w:rFonts w:ascii="Times New Roman" w:hAnsi="Times New Roman"/>
-                <w:b/>
+                <w:b w:val="0"/>
                 <w:sz w:val="24"/>
               </w:rPr>
               <w:t>Значение</w:t>
@@ -27673,7 +27841,7 @@
                 <w:i/>
                 <w:sz w:val="24"/>
               </w:rPr>
-              <w:t>USD</w:t>
+              <w:t>у.е.</w:t>
             </w:r>
           </w:p>
         </w:tc>
@@ -27852,7 +28020,7 @@
                 <w:i/>
                 <w:sz w:val="24"/>
               </w:rPr>
-              <w:t>USD</w:t>
+              <w:t>у.е.</w:t>
             </w:r>
             <w:r>
               <w:rPr>
@@ -27958,6 +28126,11 @@
         </w:tc>
       </w:tr>
     </w:tbl>
+    <w:p>
+      <w:pPr>
+        <w:pStyle w:val="Normal"/>
+      </w:pPr>
+    </w:p>
     <w:p>
       <w:pPr>
         <w:pStyle w:val="2"/>
@@ -27976,6 +28149,11 @@
         <w:t>Приложение 2. Карта доказательств</w:t>
       </w:r>
       <w:bookmarkEnd w:id="31"/>
+    </w:p>
+    <w:p>
+      <w:pPr>
+        <w:pStyle w:val="Normal"/>
+      </w:pPr>
     </w:p>
     <w:p>
       <w:pPr>
@@ -28039,7 +28217,7 @@
             <w:r>
               <w:rPr>
                 <w:rFonts w:ascii="Times New Roman" w:hAnsi="Times New Roman"/>
-                <w:b/>
+                <w:b w:val="0"/>
                 <w:sz w:val="24"/>
               </w:rPr>
               <w:t>Утверждение</w:t>
@@ -28061,7 +28239,7 @@
             <w:r>
               <w:rPr>
                 <w:rFonts w:ascii="Times New Roman" w:hAnsi="Times New Roman"/>
-                <w:b/>
+                <w:b w:val="0"/>
                 <w:sz w:val="24"/>
               </w:rPr>
               <w:t>Раздел</w:t>
@@ -28083,7 +28261,7 @@
             <w:r>
               <w:rPr>
                 <w:rFonts w:ascii="Times New Roman" w:hAnsi="Times New Roman"/>
-                <w:b/>
+                <w:b w:val="0"/>
                 <w:sz w:val="24"/>
               </w:rPr>
               <w:t>Доказательство</w:t>
@@ -28105,7 +28283,7 @@
             <w:r>
               <w:rPr>
                 <w:rFonts w:ascii="Times New Roman" w:hAnsi="Times New Roman"/>
-                <w:b/>
+                <w:b w:val="0"/>
                 <w:sz w:val="24"/>
               </w:rPr>
               <w:t>Источник</w:t>
@@ -28127,7 +28305,7 @@
             <w:r>
               <w:rPr>
                 <w:rFonts w:ascii="Times New Roman" w:hAnsi="Times New Roman"/>
-                <w:b/>
+                <w:b w:val="0"/>
                 <w:sz w:val="24"/>
               </w:rPr>
               <w:t>Сила 1–5</w:t>
@@ -28149,7 +28327,7 @@
             <w:r>
               <w:rPr>
                 <w:rFonts w:ascii="Times New Roman" w:hAnsi="Times New Roman"/>
-                <w:b/>
+                <w:b w:val="0"/>
                 <w:sz w:val="24"/>
               </w:rPr>
               <w:t>Ограничения</w:t>
@@ -29170,7 +29348,7 @@
                 <w:i/>
                 <w:sz w:val="24"/>
               </w:rPr>
-              <w:t>USD</w:t>
+              <w:t>у.е.</w:t>
             </w:r>
             <w:r>
               <w:rPr>
@@ -29290,7 +29468,7 @@
                 <w:i/>
                 <w:sz w:val="24"/>
               </w:rPr>
-              <w:t>USD</w:t>
+              <w:t>у.е.</w:t>
             </w:r>
             <w:r>
               <w:rPr>
@@ -29846,6 +30024,11 @@
         </w:tc>
       </w:tr>
     </w:tbl>
+    <w:p>
+      <w:pPr>
+        <w:pStyle w:val="Normal"/>
+      </w:pPr>
+    </w:p>
     <w:p>
       <w:pPr>
         <w:pStyle w:val="2"/>
@@ -29864,6 +30047,11 @@
         <w:t>Приложение 3. Контрольный лист полноты отчета</w:t>
       </w:r>
       <w:bookmarkEnd w:id="33"/>
+    </w:p>
+    <w:p>
+      <w:pPr>
+        <w:pStyle w:val="Normal"/>
+      </w:pPr>
     </w:p>
     <w:p>
       <w:pPr>
@@ -29924,7 +30112,7 @@
             <w:r>
               <w:rPr>
                 <w:rFonts w:ascii="Times New Roman" w:hAnsi="Times New Roman"/>
-                <w:b/>
+                <w:b w:val="0"/>
                 <w:sz w:val="24"/>
               </w:rPr>
               <w:t>№</w:t>
@@ -29946,7 +30134,7 @@
             <w:r>
               <w:rPr>
                 <w:rFonts w:ascii="Times New Roman" w:hAnsi="Times New Roman"/>
-                <w:b/>
+                <w:b w:val="0"/>
                 <w:sz w:val="24"/>
               </w:rPr>
               <w:t>Пункт</w:t>
@@ -29968,7 +30156,7 @@
             <w:r>
               <w:rPr>
                 <w:rFonts w:ascii="Times New Roman" w:hAnsi="Times New Roman"/>
-                <w:b/>
+                <w:b w:val="0"/>
                 <w:sz w:val="24"/>
               </w:rPr>
               <w:t>Статус</w:t>
@@ -31388,6 +31576,11 @@
         </w:tc>
       </w:tr>
     </w:tbl>
+    <w:p>
+      <w:pPr>
+        <w:pStyle w:val="Normal"/>
+      </w:pPr>
+    </w:p>
     <w:p>
       <w:pPr>
         <w:pStyle w:val="2"/>
@@ -31406,6 +31599,11 @@
         <w:t>Приложение 4. Минимальное ТЗ первого релиза</w:t>
       </w:r>
       <w:bookmarkEnd w:id="35"/>
+    </w:p>
+    <w:p>
+      <w:pPr>
+        <w:pStyle w:val="Normal"/>
+      </w:pPr>
     </w:p>
     <w:p>
       <w:pPr>
@@ -31465,7 +31663,7 @@
             <w:r>
               <w:rPr>
                 <w:rFonts w:ascii="Times New Roman" w:hAnsi="Times New Roman"/>
-                <w:b/>
+                <w:b w:val="0"/>
                 <w:sz w:val="24"/>
               </w:rPr>
               <w:t>Раздел ТЗ</w:t>
@@ -31487,7 +31685,7 @@
             <w:r>
               <w:rPr>
                 <w:rFonts w:ascii="Times New Roman" w:hAnsi="Times New Roman"/>
-                <w:b/>
+                <w:b w:val="0"/>
                 <w:sz w:val="24"/>
               </w:rPr>
               <w:t>Описание</w:t>
@@ -32196,7 +32394,7 @@
                 <w:i/>
                 <w:sz w:val="24"/>
               </w:rPr>
-              <w:t>USD</w:t>
+              <w:t>у.е.</w:t>
             </w:r>
             <w:r>
               <w:rPr>
@@ -32254,6 +32452,11 @@
         </w:tc>
       </w:tr>
     </w:tbl>
+    <w:p>
+      <w:pPr>
+        <w:pStyle w:val="Normal"/>
+      </w:pPr>
+    </w:p>
     <w:p>
       <w:pPr>
         <w:pStyle w:val="2"/>
@@ -32275,6 +32478,11 @@
     </w:p>
     <w:p>
       <w:pPr>
+        <w:pStyle w:val="Normal"/>
+      </w:pPr>
+    </w:p>
+    <w:p>
+      <w:pPr>
         <w:pStyle w:val="FirstParagraph"/>
         <w:spacing w:before="0" w:after="0" w:line="360" w:lineRule="exact"/>
         <w:ind w:firstLine="709"/>
@@ -32458,7 +32666,7 @@
           <w:i/>
           <w:sz w:val="28"/>
         </w:rPr>
-        <w:t>USD</w:t>
+        <w:t>у.е.</w:t>
       </w:r>
       <w:r>
         <w:rPr>
@@ -32608,7 +32816,7 @@
           <w:i/>
           <w:sz w:val="28"/>
         </w:rPr>
-        <w:t>USD</w:t>
+        <w:t>у.е.</w:t>
       </w:r>
       <w:r>
         <w:rPr>
@@ -32715,6 +32923,11 @@
         </w:rPr>
         <w:t>Финальный вывод. Таким образом, запуск условно целесообразен в указанном размере и границах.</w:t>
       </w:r>
+    </w:p>
+    <w:p>
+      <w:pPr>
+        <w:pStyle w:val="Normal"/>
+      </w:pPr>
     </w:p>
     <w:p>
       <w:pPr>
@@ -32734,6 +32947,11 @@
         <w:t>Приложение 6. Данные, не подтвержденные источниками</w:t>
       </w:r>
       <w:bookmarkEnd w:id="39"/>
+    </w:p>
+    <w:p>
+      <w:pPr>
+        <w:pStyle w:val="Normal"/>
+      </w:pPr>
     </w:p>
     <w:p>
       <w:pPr>
@@ -32794,7 +33012,7 @@
             <w:r>
               <w:rPr>
                 <w:rFonts w:ascii="Times New Roman" w:hAnsi="Times New Roman"/>
-                <w:b/>
+                <w:b w:val="0"/>
                 <w:sz w:val="24"/>
               </w:rPr>
               <w:t>№</w:t>
@@ -32816,7 +33034,7 @@
             <w:r>
               <w:rPr>
                 <w:rFonts w:ascii="Times New Roman" w:hAnsi="Times New Roman"/>
-                <w:b/>
+                <w:b w:val="0"/>
                 <w:sz w:val="24"/>
               </w:rPr>
               <w:t>Что нужно</w:t>
@@ -32838,7 +33056,7 @@
             <w:r>
               <w:rPr>
                 <w:rFonts w:ascii="Times New Roman" w:hAnsi="Times New Roman"/>
-                <w:b/>
+                <w:b w:val="0"/>
                 <w:sz w:val="24"/>
               </w:rPr>
               <w:t>Почему не получено</w:t>
@@ -33449,6 +33667,11 @@
         </w:tc>
       </w:tr>
     </w:tbl>
+    <w:p>
+      <w:pPr>
+        <w:pStyle w:val="Normal"/>
+      </w:pPr>
+    </w:p>
     <w:p>
       <w:pPr>
         <w:pStyle w:val="2"/>
@@ -33479,6 +33702,11 @@
     </w:p>
     <w:p>
       <w:pPr>
+        <w:pStyle w:val="Normal"/>
+      </w:pPr>
+    </w:p>
+    <w:p>
+      <w:pPr>
         <w:pStyle w:val="FirstParagraph"/>
         <w:spacing w:before="0" w:after="0" w:line="360" w:lineRule="exact"/>
         <w:ind w:firstLine="709"/>
@@ -33567,13 +33795,18 @@
         </w:rPr>
         <w:t>). По ним проверены и уточнены допущения отчета.</w:t>
       </w:r>
+    </w:p>
+    <w:p>
+      <w:pPr>
+        <w:pStyle w:val="Normal"/>
+      </w:pPr>
     </w:p>
     <w:p>
       <w:pPr>
         <w:pStyle w:val="a0"/>
         <w:keepNext/>
         <w:spacing w:before="0" w:after="0" w:line="360" w:lineRule="exact"/>
-        <w:ind w:firstLine="709"/>
+        <w:ind w:firstLine="0"/>
         <w:jc w:val="both"/>
       </w:pPr>
       <w:r>
@@ -33627,7 +33860,7 @@
             <w:r>
               <w:rPr>
                 <w:rFonts w:ascii="Times New Roman" w:hAnsi="Times New Roman"/>
-                <w:b/>
+                <w:b w:val="0"/>
                 <w:sz w:val="24"/>
               </w:rPr>
               <w:t>Тема</w:t>
@@ -33649,7 +33882,7 @@
             <w:r>
               <w:rPr>
                 <w:rFonts w:ascii="Times New Roman" w:hAnsi="Times New Roman"/>
-                <w:b/>
+                <w:b w:val="0"/>
                 <w:sz w:val="24"/>
               </w:rPr>
               <w:t>Документация проекта</w:t>
@@ -33671,7 +33904,7 @@
             <w:r>
               <w:rPr>
                 <w:rFonts w:ascii="Times New Roman" w:hAnsi="Times New Roman"/>
-                <w:b/>
+                <w:b w:val="0"/>
                 <w:sz w:val="24"/>
               </w:rPr>
               <w:t>Использование в отчете</w:t>
@@ -34056,7 +34289,7 @@
                 <w:i/>
                 <w:sz w:val="24"/>
               </w:rPr>
-              <w:t>USD</w:t>
+              <w:t>у.е.</w:t>
             </w:r>
             <w:r>
               <w:rPr>
@@ -34071,7 +34304,7 @@
                 <w:i/>
                 <w:sz w:val="24"/>
               </w:rPr>
-              <w:t>USD</w:t>
+              <w:t>у.е.</w:t>
             </w:r>
             <w:r>
               <w:rPr>
@@ -34307,7 +34540,7 @@
                 <w:i/>
                 <w:sz w:val="24"/>
               </w:rPr>
-              <w:t>USD</w:t>
+              <w:t>у.е.</w:t>
             </w:r>
             <w:r>
               <w:rPr>
@@ -34653,6 +34886,11 @@
         </w:tc>
       </w:tr>
     </w:tbl>
+    <w:p>
+      <w:pPr>
+        <w:pStyle w:val="Normal"/>
+      </w:pPr>
+    </w:p>
     <w:p>
       <w:pPr>
         <w:pStyle w:val="2"/>
@@ -34671,6 +34909,11 @@
         <w:t>Приложение 8. Данные, собранные 02.10.2026</w:t>
       </w:r>
       <w:bookmarkEnd w:id="43"/>
+    </w:p>
+    <w:p>
+      <w:pPr>
+        <w:pStyle w:val="Normal"/>
+      </w:pPr>
     </w:p>
     <w:p>
       <w:pPr>
@@ -34731,7 +34974,7 @@
             <w:r>
               <w:rPr>
                 <w:rFonts w:ascii="Times New Roman" w:hAnsi="Times New Roman"/>
-                <w:b/>
+                <w:b w:val="0"/>
                 <w:sz w:val="24"/>
               </w:rPr>
               <w:t>Данные</w:t>
@@ -34753,7 +34996,7 @@
             <w:r>
               <w:rPr>
                 <w:rFonts w:ascii="Times New Roman" w:hAnsi="Times New Roman"/>
-                <w:b/>
+                <w:b w:val="0"/>
                 <w:sz w:val="24"/>
               </w:rPr>
               <w:t>Результат</w:t>
@@ -34775,7 +35018,7 @@
             <w:r>
               <w:rPr>
                 <w:rFonts w:ascii="Times New Roman" w:hAnsi="Times New Roman"/>
-                <w:b/>
+                <w:b w:val="0"/>
                 <w:sz w:val="24"/>
               </w:rPr>
               <w:t>Где внесено</w:t>
@@ -35398,7 +35641,7 @@
                 <w:i/>
                 <w:sz w:val="24"/>
               </w:rPr>
-              <w:t>USD</w:t>
+              <w:t>у.е.</w:t>
             </w:r>
             <w:r>
               <w:rPr>
@@ -35611,7 +35854,7 @@
                 <w:i/>
                 <w:sz w:val="24"/>
               </w:rPr>
-              <w:t>USD</w:t>
+              <w:t>у.е.</w:t>
             </w:r>
             <w:r>
               <w:rPr>
@@ -35626,7 +35869,7 @@
                 <w:i/>
                 <w:sz w:val="24"/>
               </w:rPr>
-              <w:t>USD</w:t>
+              <w:t>у.е.</w:t>
             </w:r>
           </w:p>
         </w:tc>
@@ -35698,6 +35941,11 @@
         </w:rPr>
         <w:t>.</w:t>
       </w:r>
+    </w:p>
+    <w:p>
+      <w:pPr>
+        <w:pStyle w:val="Normal"/>
+      </w:pPr>
     </w:p>
     <w:p>
       <w:pPr>
@@ -35720,6 +35968,11 @@
     </w:p>
     <w:p>
       <w:pPr>
+        <w:pStyle w:val="Normal"/>
+      </w:pPr>
+    </w:p>
+    <w:p>
+      <w:pPr>
         <w:pStyle w:val="FirstParagraph"/>
         <w:spacing w:before="0" w:after="0" w:line="360" w:lineRule="exact"/>
         <w:ind w:firstLine="709"/>
@@ -35732,13 +35985,18 @@
         </w:rPr>
         <w:t>Значения ниже получены расчетом по данным ЛР2-3, ЛР4 и документации проекта либо принятым допущением; допущения помечены. Они заменяют пустые места, но не являются подтвержденными фактами.</w:t>
       </w:r>
+    </w:p>
+    <w:p>
+      <w:pPr>
+        <w:pStyle w:val="Normal"/>
+      </w:pPr>
     </w:p>
     <w:p>
       <w:pPr>
         <w:pStyle w:val="a0"/>
         <w:keepNext/>
         <w:spacing w:before="0" w:after="0" w:line="360" w:lineRule="exact"/>
-        <w:ind w:firstLine="709"/>
+        <w:ind w:firstLine="0"/>
         <w:jc w:val="both"/>
       </w:pPr>
       <w:r>
@@ -35792,7 +36050,7 @@
             <w:r>
               <w:rPr>
                 <w:rFonts w:ascii="Times New Roman" w:hAnsi="Times New Roman"/>
-                <w:b/>
+                <w:b w:val="0"/>
                 <w:sz w:val="24"/>
               </w:rPr>
               <w:t>Показатель</w:t>
@@ -35814,7 +36072,7 @@
             <w:r>
               <w:rPr>
                 <w:rFonts w:ascii="Times New Roman" w:hAnsi="Times New Roman"/>
-                <w:b/>
+                <w:b w:val="0"/>
                 <w:sz w:val="24"/>
               </w:rPr>
               <w:t>Значение</w:t>
@@ -35836,7 +36094,7 @@
             <w:r>
               <w:rPr>
                 <w:rFonts w:ascii="Times New Roman" w:hAnsi="Times New Roman"/>
-                <w:b/>
+                <w:b w:val="0"/>
                 <w:sz w:val="24"/>
               </w:rPr>
               <w:t>Основание</w:t>
@@ -36079,7 +36337,7 @@
                 <w:i/>
                 <w:sz w:val="24"/>
               </w:rPr>
-              <w:t>USD</w:t>
+              <w:t>у.е.</w:t>
             </w:r>
           </w:p>
         </w:tc>
@@ -36123,7 +36381,7 @@
                 <w:i/>
                 <w:sz w:val="24"/>
               </w:rPr>
-              <w:t>USD</w:t>
+              <w:t>у.е.</w:t>
             </w:r>
             <w:r>
               <w:rPr>
@@ -36591,7 +36849,7 @@
                 <w:i/>
                 <w:sz w:val="24"/>
               </w:rPr>
-              <w:t>USD</w:t>
+              <w:t>у.е.</w:t>
             </w:r>
             <w:r>
               <w:rPr>
@@ -36941,7 +37199,7 @@
                 <w:i/>
                 <w:sz w:val="24"/>
               </w:rPr>
-              <w:t>USD</w:t>
+              <w:t>у.е.</w:t>
             </w:r>
           </w:p>
         </w:tc>
@@ -37345,10 +37603,15 @@
     </w:p>
     <w:p>
       <w:pPr>
+        <w:pStyle w:val="Normal"/>
+      </w:pPr>
+    </w:p>
+    <w:p>
+      <w:pPr>
         <w:pStyle w:val="a0"/>
         <w:keepNext/>
         <w:spacing w:before="0" w:after="0" w:line="360" w:lineRule="exact"/>
-        <w:ind w:firstLine="709"/>
+        <w:ind w:firstLine="0"/>
         <w:jc w:val="both"/>
       </w:pPr>
       <w:r>
@@ -37402,7 +37665,7 @@
             <w:r>
               <w:rPr>
                 <w:rFonts w:ascii="Times New Roman" w:hAnsi="Times New Roman"/>
-                <w:b/>
+                <w:b w:val="0"/>
                 <w:sz w:val="24"/>
               </w:rPr>
               <w:t>Гипотеза причины снижения спроса на 43–47 %</w:t>
@@ -37424,7 +37687,7 @@
             <w:r>
               <w:rPr>
                 <w:rFonts w:ascii="Times New Roman" w:hAnsi="Times New Roman"/>
-                <w:b/>
+                <w:b w:val="0"/>
                 <w:sz w:val="24"/>
               </w:rPr>
               <w:t>Что подтверждает</w:t>
@@ -37446,7 +37709,7 @@
             <w:r>
               <w:rPr>
                 <w:rFonts w:ascii="Times New Roman" w:hAnsi="Times New Roman"/>
-                <w:b/>
+                <w:b w:val="0"/>
                 <w:sz w:val="24"/>
               </w:rPr>
               <w:t>Как проверить</w:t>
@@ -37736,6 +37999,11 @@
         </w:rPr>
         <w:t>Причина не установлена: приведены гипотезы, подкрепленные только косвенными данными. Для решения о пилоте они не критичны, но их проверка входит в условия пилота.</w:t>
       </w:r>
+    </w:p>
+    <w:p>
+      <w:pPr>
+        <w:pStyle w:val="Normal"/>
+      </w:pPr>
     </w:p>
     <w:p>
       <w:pPr>
@@ -37758,6 +38026,11 @@
     </w:p>
     <w:p>
       <w:pPr>
+        <w:pStyle w:val="Normal"/>
+      </w:pPr>
+    </w:p>
+    <w:p>
+      <w:pPr>
         <w:pStyle w:val="FirstParagraph"/>
         <w:spacing w:before="0" w:after="0" w:line="360" w:lineRule="exact"/>
         <w:ind w:firstLine="709"/>
@@ -37770,13 +38043,18 @@
         </w:rPr>
         <w:t>Заявленная готовность платить в опросе (70 %) переводится в ожидаемую конверсию умножением на коэффициент перехода от намерения к оплате. Коэффициент принят равным 0,10 (допущение: заявленное намерение платить реализуется примерно в десятой части случаев).</w:t>
       </w:r>
+    </w:p>
+    <w:p>
+      <w:pPr>
+        <w:pStyle w:val="Normal"/>
+      </w:pPr>
     </w:p>
     <w:p>
       <w:pPr>
         <w:pStyle w:val="a0"/>
         <w:keepNext/>
         <w:spacing w:before="0" w:after="0" w:line="360" w:lineRule="exact"/>
-        <w:ind w:firstLine="709"/>
+        <w:ind w:firstLine="0"/>
         <w:jc w:val="both"/>
       </w:pPr>
       <w:r>
@@ -37830,7 +38108,7 @@
             <w:r>
               <w:rPr>
                 <w:rFonts w:ascii="Times New Roman" w:hAnsi="Times New Roman"/>
-                <w:b/>
+                <w:b w:val="0"/>
                 <w:sz w:val="24"/>
               </w:rPr>
               <w:t>Показатель</w:t>
@@ -37852,7 +38130,7 @@
             <w:r>
               <w:rPr>
                 <w:rFonts w:ascii="Times New Roman" w:hAnsi="Times New Roman"/>
-                <w:b/>
+                <w:b w:val="0"/>
                 <w:sz w:val="24"/>
               </w:rPr>
               <w:t>Значение</w:t>
@@ -37874,7 +38152,7 @@
             <w:r>
               <w:rPr>
                 <w:rFonts w:ascii="Times New Roman" w:hAnsi="Times New Roman"/>
-                <w:b/>
+                <w:b w:val="0"/>
                 <w:sz w:val="24"/>
               </w:rPr>
               <w:t>Основание</w:t>
@@ -38638,17 +38916,8 @@
     </w:p>
     <w:p>
       <w:pPr>
-        <w:spacing w:after="0" w:line="360" w:lineRule="exact" w:before="0"/>
-        <w:ind w:left="709" w:firstLine="709"/>
-        <w:jc w:val="both"/>
+        <w:pStyle w:val="Normal"/>
       </w:pPr>
-      <w:r>
-        <w:rPr>
-          <w:rFonts w:ascii="Times New Roman" w:hAnsi="Times New Roman"/>
-          <w:sz w:val="28"/>
-        </w:rPr>
-        <w:t>– Итоговый отчет сводит результаты ЛР1–ЛР6 в 13 разделов и 10 приложений; резюме написано по итогам всех разделов и поставлено в начало.</w:t>
-      </w:r>
     </w:p>
     <w:p>
       <w:pPr>
@@ -38661,37 +38930,7 @@
           <w:rFonts w:ascii="Times New Roman" w:hAnsi="Times New Roman"/>
           <w:sz w:val="28"/>
         </w:rPr>
-        <w:t xml:space="preserve">– Спрос на нотации измерим, но сезонен, преимущественно информационный и снижается на 43–47 % за два года; рынок по клиентской базе оценен в 49 893–414 754 </w:t>
-      </w:r>
-      <w:r>
-        <w:rPr>
-          <w:rFonts w:ascii="Times New Roman" w:hAnsi="Times New Roman"/>
-          <w:i/>
-          <w:sz w:val="28"/>
-        </w:rPr>
-        <w:t>BYN</w:t>
-      </w:r>
-      <w:r>
-        <w:rPr>
-          <w:rFonts w:ascii="Times New Roman" w:hAnsi="Times New Roman"/>
-          <w:sz w:val="28"/>
-        </w:rPr>
-        <w:t>, достижимая выручка первого года – 249–16 590 </w:t>
-      </w:r>
-      <w:r>
-        <w:rPr>
-          <w:rFonts w:ascii="Times New Roman" w:hAnsi="Times New Roman"/>
-          <w:i/>
-          <w:sz w:val="28"/>
-        </w:rPr>
-        <w:t>BYN</w:t>
-      </w:r>
-      <w:r>
-        <w:rPr>
-          <w:rFonts w:ascii="Times New Roman" w:hAnsi="Times New Roman"/>
-          <w:sz w:val="28"/>
-        </w:rPr>
-        <w:t>.</w:t>
+        <w:t>Итоговый отчет сводит результаты ЛР1–ЛР6 в 13 разделов и 10 приложений; резюме написано по итогам всех разделов и поставлено в начало.</w:t>
       </w:r>
     </w:p>
     <w:p>
@@ -38705,7 +38944,7 @@
           <w:rFonts w:ascii="Times New Roman" w:hAnsi="Times New Roman"/>
           <w:sz w:val="28"/>
         </w:rPr>
-        <w:t xml:space="preserve">– Конкурентная среда: 1 прямой конкурент, 4 близких, 9 косвенных и заменителей; зона отличия – </w:t>
+        <w:t xml:space="preserve">Спрос на нотации измерим, но сезонен, преимущественно информационный и снижается на 43–47 % за два года; рынок по клиентской базе оценен в 49 893–414 754 </w:t>
       </w:r>
       <w:r>
         <w:rPr>
@@ -38713,14 +38952,14 @@
           <w:i/>
           <w:sz w:val="28"/>
         </w:rPr>
-        <w:t>IDEF0</w:t>
-      </w:r>
-      <w:r>
-        <w:rPr>
-          <w:rFonts w:ascii="Times New Roman" w:hAnsi="Times New Roman"/>
-          <w:sz w:val="28"/>
-        </w:rPr>
-        <w:t xml:space="preserve">, </w:t>
+        <w:t>BYN</w:t>
+      </w:r>
+      <w:r>
+        <w:rPr>
+          <w:rFonts w:ascii="Times New Roman" w:hAnsi="Times New Roman"/>
+          <w:sz w:val="28"/>
+        </w:rPr>
+        <w:t>, достижимая выручка первого года – 249–16 590 </w:t>
       </w:r>
       <w:r>
         <w:rPr>
@@ -38728,14 +38967,14 @@
           <w:i/>
           <w:sz w:val="28"/>
         </w:rPr>
-        <w:t>DFD</w:t>
-      </w:r>
-      <w:r>
-        <w:rPr>
-          <w:rFonts w:ascii="Times New Roman" w:hAnsi="Times New Roman"/>
-          <w:sz w:val="28"/>
-        </w:rPr>
-        <w:t xml:space="preserve"> и сети Петри, не найденные у 8 конкурентов.</w:t>
+        <w:t>BYN</w:t>
+      </w:r>
+      <w:r>
+        <w:rPr>
+          <w:rFonts w:ascii="Times New Roman" w:hAnsi="Times New Roman"/>
+          <w:sz w:val="28"/>
+        </w:rPr>
+        <w:t>.</w:t>
       </w:r>
     </w:p>
     <w:p>
@@ -38749,7 +38988,37 @@
           <w:rFonts w:ascii="Times New Roman" w:hAnsi="Times New Roman"/>
           <w:sz w:val="28"/>
         </w:rPr>
-        <w:t>– Ценностное предложение, Канвас (полнота 71 %), сценарии, 13 интерфейсных единиц и план релизов согласованы между собой; в первый релиз входят 10 из 20 единиц.</w:t>
+        <w:t xml:space="preserve">Конкурентная среда: 1 прямой конкурент, 4 близких, 9 косвенных и заменителей; зона отличия – </w:t>
+      </w:r>
+      <w:r>
+        <w:rPr>
+          <w:rFonts w:ascii="Times New Roman" w:hAnsi="Times New Roman"/>
+          <w:i/>
+          <w:sz w:val="28"/>
+        </w:rPr>
+        <w:t>IDEF0</w:t>
+      </w:r>
+      <w:r>
+        <w:rPr>
+          <w:rFonts w:ascii="Times New Roman" w:hAnsi="Times New Roman"/>
+          <w:sz w:val="28"/>
+        </w:rPr>
+        <w:t xml:space="preserve">, </w:t>
+      </w:r>
+      <w:r>
+        <w:rPr>
+          <w:rFonts w:ascii="Times New Roman" w:hAnsi="Times New Roman"/>
+          <w:i/>
+          <w:sz w:val="28"/>
+        </w:rPr>
+        <w:t>DFD</w:t>
+      </w:r>
+      <w:r>
+        <w:rPr>
+          <w:rFonts w:ascii="Times New Roman" w:hAnsi="Times New Roman"/>
+          <w:sz w:val="28"/>
+        </w:rPr>
+        <w:t xml:space="preserve"> и сети Петри, не найденные у 8 конкурентов.</w:t>
       </w:r>
     </w:p>
     <w:p>
@@ -38763,7 +39032,7 @@
           <w:rFonts w:ascii="Times New Roman" w:hAnsi="Times New Roman"/>
           <w:sz w:val="28"/>
         </w:rPr>
-        <w:t>– Решение – стартовать ограниченно (пилот) для студентов и аналитиков ПО Беларуси при условиях проверки готовности платить, выяснения причины падения спроса и уточнения сметы (расчетная оценка – приложение 9).</w:t>
+        <w:t>Ценностное предложение, Канвас (полнота 71 %), сценарии, 13 интерфейсных единиц и план релизов согласованы между собой; в первый релиз входят 10 из 20 единиц.</w:t>
       </w:r>
     </w:p>
     <w:p>
@@ -38777,7 +39046,21 @@
           <w:rFonts w:ascii="Times New Roman" w:hAnsi="Times New Roman"/>
           <w:sz w:val="28"/>
         </w:rPr>
-        <w:t xml:space="preserve">– Данные 02.10.2026 (Вордстат, </w:t>
+        <w:t>Решение – стартовать ограниченно (пилот) для студентов и аналитиков ПО Беларуси при условиях проверки готовности платить, выяснения причины падения спроса и уточнения сметы (расчетная оценка – приложение 9).</w:t>
+      </w:r>
+    </w:p>
+    <w:p>
+      <w:pPr>
+        <w:spacing w:after="0" w:line="360" w:lineRule="exact" w:before="0"/>
+        <w:ind w:left="709" w:firstLine="709"/>
+        <w:jc w:val="both"/>
+      </w:pPr>
+      <w:r>
+        <w:rPr>
+          <w:rFonts w:ascii="Times New Roman" w:hAnsi="Times New Roman"/>
+          <w:sz w:val="28"/>
+        </w:rPr>
+        <w:t xml:space="preserve">Данные 02.10.2026 (Вордстат, </w:t>
       </w:r>
       <w:r>
         <w:rPr>
@@ -38890,6 +39173,11 @@
         <w:t>СПИСОК ИСПОЛЬЗОВАННЫХ ИСТОЧНИКОВ</w:t>
       </w:r>
       <w:bookmarkEnd w:id="51"/>
+    </w:p>
+    <w:p>
+      <w:pPr>
+        <w:pStyle w:val="Normal"/>
+      </w:pPr>
     </w:p>
     <w:p>
       <w:pPr>

--- a/СДАЧА/ЛР7/ОТЧЕТ_ЛР7_NotaCode.docx
+++ b/СДАЧА/ЛР7/ОТЧЕТ_ЛР7_NotaCode.docx
@@ -2983,6 +2983,11 @@
     </w:tbl>
     <w:p>
       <w:pPr>
+        <w:pStyle w:val="Normal"/>
+      </w:pPr>
+    </w:p>
+    <w:p>
+      <w:pPr>
         <w:pStyle w:val="a0"/>
         <w:spacing w:before="0" w:after="0" w:line="360" w:lineRule="exact"/>
         <w:ind w:firstLine="709"/>
@@ -4127,6 +4132,11 @@
         </w:tc>
       </w:tr>
     </w:tbl>
+    <w:p>
+      <w:pPr>
+        <w:pStyle w:val="Normal"/>
+      </w:pPr>
+    </w:p>
     <w:p>
       <w:pPr>
         <w:pStyle w:val="a0"/>
@@ -5555,6 +5565,11 @@
     </w:tbl>
     <w:p>
       <w:pPr>
+        <w:pStyle w:val="Normal"/>
+      </w:pPr>
+    </w:p>
+    <w:p>
+      <w:pPr>
         <w:pStyle w:val="a0"/>
         <w:spacing w:before="0" w:after="0" w:line="360" w:lineRule="exact"/>
         <w:ind w:firstLine="709"/>
@@ -7545,6 +7560,11 @@
     </w:tbl>
     <w:p>
       <w:pPr>
+        <w:pStyle w:val="Normal"/>
+      </w:pPr>
+    </w:p>
+    <w:p>
+      <w:pPr>
         <w:pStyle w:val="a0"/>
         <w:spacing w:before="0" w:after="0" w:line="360" w:lineRule="exact"/>
         <w:ind w:firstLine="709"/>
@@ -9168,6 +9188,11 @@
         </w:tc>
       </w:tr>
     </w:tbl>
+    <w:p>
+      <w:pPr>
+        <w:pStyle w:val="Normal"/>
+      </w:pPr>
+    </w:p>
     <w:p>
       <w:pPr>
         <w:pStyle w:val="a0"/>
@@ -11275,6 +11300,11 @@
         </w:tc>
       </w:tr>
     </w:tbl>
+    <w:p>
+      <w:pPr>
+        <w:pStyle w:val="Normal"/>
+      </w:pPr>
+    </w:p>
     <w:p>
       <w:pPr>
         <w:pStyle w:val="a0"/>
@@ -12666,6 +12696,11 @@
     </w:tbl>
     <w:p>
       <w:pPr>
+        <w:pStyle w:val="Normal"/>
+      </w:pPr>
+    </w:p>
+    <w:p>
+      <w:pPr>
         <w:pStyle w:val="a0"/>
         <w:spacing w:before="0" w:after="0" w:line="360" w:lineRule="exact"/>
         <w:ind w:firstLine="709"/>
@@ -13931,6 +13966,11 @@
         </w:tc>
       </w:tr>
     </w:tbl>
+    <w:p>
+      <w:pPr>
+        <w:pStyle w:val="Normal"/>
+      </w:pPr>
+    </w:p>
     <w:p>
       <w:pPr>
         <w:pStyle w:val="a0"/>
@@ -15397,6 +15437,11 @@
         </w:tc>
       </w:tr>
     </w:tbl>
+    <w:p>
+      <w:pPr>
+        <w:pStyle w:val="Normal"/>
+      </w:pPr>
+    </w:p>
     <w:p>
       <w:pPr>
         <w:pStyle w:val="a0"/>
@@ -18427,6 +18472,11 @@
     </w:tbl>
     <w:p>
       <w:pPr>
+        <w:pStyle w:val="Normal"/>
+      </w:pPr>
+    </w:p>
+    <w:p>
+      <w:pPr>
         <w:pStyle w:val="a0"/>
         <w:spacing w:before="0" w:after="0" w:line="360" w:lineRule="exact"/>
         <w:ind w:firstLine="709"/>
@@ -21276,6 +21326,11 @@
         </w:tc>
       </w:tr>
     </w:tbl>
+    <w:p>
+      <w:pPr>
+        <w:pStyle w:val="Normal"/>
+      </w:pPr>
+    </w:p>
     <w:p>
       <w:pPr>
         <w:pStyle w:val="a0"/>
@@ -25624,6 +25679,11 @@
     </w:tbl>
     <w:p>
       <w:pPr>
+        <w:pStyle w:val="Normal"/>
+      </w:pPr>
+    </w:p>
+    <w:p>
+      <w:pPr>
         <w:pStyle w:val="a0"/>
         <w:spacing w:before="0" w:after="0" w:line="360" w:lineRule="exact"/>
         <w:ind w:firstLine="709"/>
@@ -26525,6 +26585,11 @@
     </w:tbl>
     <w:p>
       <w:pPr>
+        <w:pStyle w:val="Normal"/>
+      </w:pPr>
+    </w:p>
+    <w:p>
+      <w:pPr>
         <w:pStyle w:val="a0"/>
         <w:spacing w:before="0" w:after="0" w:line="360" w:lineRule="exact"/>
         <w:ind w:firstLine="709"/>
@@ -27109,6 +27174,11 @@
         </w:tc>
       </w:tr>
     </w:tbl>
+    <w:p>
+      <w:pPr>
+        <w:pStyle w:val="Normal"/>
+      </w:pPr>
+    </w:p>
     <w:p>
       <w:pPr>
         <w:pStyle w:val="a0"/>
@@ -35898,6 +35968,11 @@
     </w:tbl>
     <w:p>
       <w:pPr>
+        <w:pStyle w:val="Normal"/>
+      </w:pPr>
+    </w:p>
+    <w:p>
+      <w:pPr>
         <w:pStyle w:val="a0"/>
         <w:spacing w:before="0" w:after="0" w:line="360" w:lineRule="exact"/>
         <w:ind w:firstLine="709"/>
@@ -37497,6 +37572,11 @@
     </w:tbl>
     <w:p>
       <w:pPr>
+        <w:pStyle w:val="Normal"/>
+      </w:pPr>
+    </w:p>
+    <w:p>
+      <w:pPr>
         <w:pStyle w:val="a0"/>
         <w:spacing w:before="0" w:after="0" w:line="360" w:lineRule="exact"/>
         <w:ind w:firstLine="709"/>
@@ -37987,6 +38067,11 @@
     </w:tbl>
     <w:p>
       <w:pPr>
+        <w:pStyle w:val="Normal"/>
+      </w:pPr>
+    </w:p>
+    <w:p>
+      <w:pPr>
         <w:pStyle w:val="a0"/>
         <w:spacing w:before="0" w:after="0" w:line="360" w:lineRule="exact"/>
         <w:ind w:firstLine="709"/>
@@ -38531,6 +38616,11 @@
         </w:tc>
       </w:tr>
     </w:tbl>
+    <w:p>
+      <w:pPr>
+        <w:pStyle w:val="Normal"/>
+      </w:pPr>
+    </w:p>
     <w:p>
       <w:pPr>
         <w:pStyle w:val="a0"/>

--- a/СДАЧА/ЛР7/ОТЧЕТ_ЛР7_NotaCode.docx
+++ b/СДАЧА/ЛР7/ОТЧЕТ_ЛР7_NotaCode.docx
@@ -251,7 +251,7 @@
         </w:rPr>
         <w:fldChar w:fldCharType="separate"/>
       </w:r>
-      <w:hyperlink w:anchor="_Toc242031854" w:history="1">
+      <w:hyperlink w:anchor="_Toc242043040" w:history="1">
         <w:r>
           <w:rPr>
             <w:rStyle w:val="ad"/>
@@ -278,7 +278,7 @@
             <w:noProof/>
             <w:webHidden/>
           </w:rPr>
-          <w:instrText xml:space="preserve"> PAGEREF _Toc242031854 \h </w:instrText>
+          <w:instrText xml:space="preserve"> PAGEREF _Toc242043040 \h </w:instrText>
         </w:r>
         <w:r>
           <w:rPr>
@@ -323,7 +323,7 @@
           <w14:ligatures w14:val="standardContextual"/>
         </w:rPr>
       </w:pPr>
-      <w:hyperlink w:anchor="_Toc242031855" w:history="1">
+      <w:hyperlink w:anchor="_Toc242043041" w:history="1">
         <w:r>
           <w:rPr>
             <w:rStyle w:val="ad"/>
@@ -350,7 +350,7 @@
             <w:noProof/>
             <w:webHidden/>
           </w:rPr>
-          <w:instrText xml:space="preserve"> PAGEREF _Toc242031855 \h </w:instrText>
+          <w:instrText xml:space="preserve"> PAGEREF _Toc242043041 \h </w:instrText>
         </w:r>
         <w:r>
           <w:rPr>
@@ -395,7 +395,7 @@
           <w14:ligatures w14:val="standardContextual"/>
         </w:rPr>
       </w:pPr>
-      <w:hyperlink w:anchor="_Toc242031856" w:history="1">
+      <w:hyperlink w:anchor="_Toc242043042" w:history="1">
         <w:r>
           <w:rPr>
             <w:rStyle w:val="ad"/>
@@ -438,7 +438,7 @@
             <w:noProof/>
             <w:webHidden/>
           </w:rPr>
-          <w:instrText xml:space="preserve"> PAGEREF _Toc242031856 \h </w:instrText>
+          <w:instrText xml:space="preserve"> PAGEREF _Toc242043042 \h </w:instrText>
         </w:r>
         <w:r>
           <w:rPr>
@@ -483,7 +483,7 @@
           <w14:ligatures w14:val="standardContextual"/>
         </w:rPr>
       </w:pPr>
-      <w:hyperlink w:anchor="_Toc242031857" w:history="1">
+      <w:hyperlink w:anchor="_Toc242043043" w:history="1">
         <w:r>
           <w:rPr>
             <w:rStyle w:val="ad"/>
@@ -510,7 +510,7 @@
             <w:noProof/>
             <w:webHidden/>
           </w:rPr>
-          <w:instrText xml:space="preserve"> PAGEREF _Toc242031857 \h </w:instrText>
+          <w:instrText xml:space="preserve"> PAGEREF _Toc242043043 \h </w:instrText>
         </w:r>
         <w:r>
           <w:rPr>
@@ -555,7 +555,7 @@
           <w14:ligatures w14:val="standardContextual"/>
         </w:rPr>
       </w:pPr>
-      <w:hyperlink w:anchor="_Toc242031858" w:history="1">
+      <w:hyperlink w:anchor="_Toc242043044" w:history="1">
         <w:r>
           <w:rPr>
             <w:rStyle w:val="ad"/>
@@ -582,7 +582,7 @@
             <w:noProof/>
             <w:webHidden/>
           </w:rPr>
-          <w:instrText xml:space="preserve"> PAGEREF _Toc242031858 \h </w:instrText>
+          <w:instrText xml:space="preserve"> PAGEREF _Toc242043044 \h </w:instrText>
         </w:r>
         <w:r>
           <w:rPr>
@@ -627,7 +627,7 @@
           <w14:ligatures w14:val="standardContextual"/>
         </w:rPr>
       </w:pPr>
-      <w:hyperlink w:anchor="_Toc242031859" w:history="1">
+      <w:hyperlink w:anchor="_Toc242043045" w:history="1">
         <w:r>
           <w:rPr>
             <w:rStyle w:val="ad"/>
@@ -654,7 +654,7 @@
             <w:noProof/>
             <w:webHidden/>
           </w:rPr>
-          <w:instrText xml:space="preserve"> PAGEREF _Toc242031859 \h </w:instrText>
+          <w:instrText xml:space="preserve"> PAGEREF _Toc242043045 \h </w:instrText>
         </w:r>
         <w:r>
           <w:rPr>
@@ -699,7 +699,7 @@
           <w14:ligatures w14:val="standardContextual"/>
         </w:rPr>
       </w:pPr>
-      <w:hyperlink w:anchor="_Toc242031860" w:history="1">
+      <w:hyperlink w:anchor="_Toc242043046" w:history="1">
         <w:r>
           <w:rPr>
             <w:rStyle w:val="ad"/>
@@ -726,7 +726,7 @@
             <w:noProof/>
             <w:webHidden/>
           </w:rPr>
-          <w:instrText xml:space="preserve"> PAGEREF _Toc242031860 \h </w:instrText>
+          <w:instrText xml:space="preserve"> PAGEREF _Toc242043046 \h </w:instrText>
         </w:r>
         <w:r>
           <w:rPr>
@@ -771,7 +771,7 @@
           <w14:ligatures w14:val="standardContextual"/>
         </w:rPr>
       </w:pPr>
-      <w:hyperlink w:anchor="_Toc242031861" w:history="1">
+      <w:hyperlink w:anchor="_Toc242043047" w:history="1">
         <w:r>
           <w:rPr>
             <w:rStyle w:val="ad"/>
@@ -798,7 +798,7 @@
             <w:noProof/>
             <w:webHidden/>
           </w:rPr>
-          <w:instrText xml:space="preserve"> PAGEREF _Toc242031861 \h </w:instrText>
+          <w:instrText xml:space="preserve"> PAGEREF _Toc242043047 \h </w:instrText>
         </w:r>
         <w:r>
           <w:rPr>
@@ -843,7 +843,7 @@
           <w14:ligatures w14:val="standardContextual"/>
         </w:rPr>
       </w:pPr>
-      <w:hyperlink w:anchor="_Toc242031862" w:history="1">
+      <w:hyperlink w:anchor="_Toc242043048" w:history="1">
         <w:r>
           <w:rPr>
             <w:rStyle w:val="ad"/>
@@ -870,7 +870,7 @@
             <w:noProof/>
             <w:webHidden/>
           </w:rPr>
-          <w:instrText xml:space="preserve"> PAGEREF _Toc242031862 \h </w:instrText>
+          <w:instrText xml:space="preserve"> PAGEREF _Toc242043048 \h </w:instrText>
         </w:r>
         <w:r>
           <w:rPr>
@@ -915,7 +915,7 @@
           <w14:ligatures w14:val="standardContextual"/>
         </w:rPr>
       </w:pPr>
-      <w:hyperlink w:anchor="_Toc242031863" w:history="1">
+      <w:hyperlink w:anchor="_Toc242043049" w:history="1">
         <w:r>
           <w:rPr>
             <w:rStyle w:val="ad"/>
@@ -942,7 +942,7 @@
             <w:noProof/>
             <w:webHidden/>
           </w:rPr>
-          <w:instrText xml:space="preserve"> PAGEREF _Toc242031863 \h </w:instrText>
+          <w:instrText xml:space="preserve"> PAGEREF _Toc242043049 \h </w:instrText>
         </w:r>
         <w:r>
           <w:rPr>
@@ -987,7 +987,7 @@
           <w14:ligatures w14:val="standardContextual"/>
         </w:rPr>
       </w:pPr>
-      <w:hyperlink w:anchor="_Toc242031864" w:history="1">
+      <w:hyperlink w:anchor="_Toc242043050" w:history="1">
         <w:r>
           <w:rPr>
             <w:rStyle w:val="ad"/>
@@ -1014,7 +1014,7 @@
             <w:noProof/>
             <w:webHidden/>
           </w:rPr>
-          <w:instrText xml:space="preserve"> PAGEREF _Toc242031864 \h </w:instrText>
+          <w:instrText xml:space="preserve"> PAGEREF _Toc242043050 \h </w:instrText>
         </w:r>
         <w:r>
           <w:rPr>
@@ -1059,7 +1059,7 @@
           <w14:ligatures w14:val="standardContextual"/>
         </w:rPr>
       </w:pPr>
-      <w:hyperlink w:anchor="_Toc242031865" w:history="1">
+      <w:hyperlink w:anchor="_Toc242043051" w:history="1">
         <w:r>
           <w:rPr>
             <w:rStyle w:val="ad"/>
@@ -1086,7 +1086,7 @@
             <w:noProof/>
             <w:webHidden/>
           </w:rPr>
-          <w:instrText xml:space="preserve"> PAGEREF _Toc242031865 \h </w:instrText>
+          <w:instrText xml:space="preserve"> PAGEREF _Toc242043051 \h </w:instrText>
         </w:r>
         <w:r>
           <w:rPr>
@@ -1131,7 +1131,7 @@
           <w14:ligatures w14:val="standardContextual"/>
         </w:rPr>
       </w:pPr>
-      <w:hyperlink w:anchor="_Toc242031866" w:history="1">
+      <w:hyperlink w:anchor="_Toc242043052" w:history="1">
         <w:r>
           <w:rPr>
             <w:rStyle w:val="ad"/>
@@ -1158,7 +1158,7 @@
             <w:noProof/>
             <w:webHidden/>
           </w:rPr>
-          <w:instrText xml:space="preserve"> PAGEREF _Toc242031866 \h </w:instrText>
+          <w:instrText xml:space="preserve"> PAGEREF _Toc242043052 \h </w:instrText>
         </w:r>
         <w:r>
           <w:rPr>
@@ -1203,7 +1203,7 @@
           <w14:ligatures w14:val="standardContextual"/>
         </w:rPr>
       </w:pPr>
-      <w:hyperlink w:anchor="_Toc242031867" w:history="1">
+      <w:hyperlink w:anchor="_Toc242043053" w:history="1">
         <w:r>
           <w:rPr>
             <w:rStyle w:val="ad"/>
@@ -1230,7 +1230,7 @@
             <w:noProof/>
             <w:webHidden/>
           </w:rPr>
-          <w:instrText xml:space="preserve"> PAGEREF _Toc242031867 \h </w:instrText>
+          <w:instrText xml:space="preserve"> PAGEREF _Toc242043053 \h </w:instrText>
         </w:r>
         <w:r>
           <w:rPr>
@@ -1275,7 +1275,7 @@
           <w14:ligatures w14:val="standardContextual"/>
         </w:rPr>
       </w:pPr>
-      <w:hyperlink w:anchor="_Toc242031868" w:history="1">
+      <w:hyperlink w:anchor="_Toc242043054" w:history="1">
         <w:r>
           <w:rPr>
             <w:rStyle w:val="ad"/>
@@ -1302,7 +1302,7 @@
             <w:noProof/>
             <w:webHidden/>
           </w:rPr>
-          <w:instrText xml:space="preserve"> PAGEREF _Toc242031868 \h </w:instrText>
+          <w:instrText xml:space="preserve"> PAGEREF _Toc242043054 \h </w:instrText>
         </w:r>
         <w:r>
           <w:rPr>
@@ -1347,7 +1347,7 @@
           <w14:ligatures w14:val="standardContextual"/>
         </w:rPr>
       </w:pPr>
-      <w:hyperlink w:anchor="_Toc242031869" w:history="1">
+      <w:hyperlink w:anchor="_Toc242043055" w:history="1">
         <w:r>
           <w:rPr>
             <w:rStyle w:val="ad"/>
@@ -1374,7 +1374,7 @@
             <w:noProof/>
             <w:webHidden/>
           </w:rPr>
-          <w:instrText xml:space="preserve"> PAGEREF _Toc242031869 \h </w:instrText>
+          <w:instrText xml:space="preserve"> PAGEREF _Toc242043055 \h </w:instrText>
         </w:r>
         <w:r>
           <w:rPr>
@@ -1419,7 +1419,7 @@
           <w14:ligatures w14:val="standardContextual"/>
         </w:rPr>
       </w:pPr>
-      <w:hyperlink w:anchor="_Toc242031870" w:history="1">
+      <w:hyperlink w:anchor="_Toc242043056" w:history="1">
         <w:r>
           <w:rPr>
             <w:rStyle w:val="ad"/>
@@ -1446,7 +1446,7 @@
             <w:noProof/>
             <w:webHidden/>
           </w:rPr>
-          <w:instrText xml:space="preserve"> PAGEREF _Toc242031870 \h </w:instrText>
+          <w:instrText xml:space="preserve"> PAGEREF _Toc242043056 \h </w:instrText>
         </w:r>
         <w:r>
           <w:rPr>
@@ -1491,7 +1491,7 @@
           <w14:ligatures w14:val="standardContextual"/>
         </w:rPr>
       </w:pPr>
-      <w:hyperlink w:anchor="_Toc242031871" w:history="1">
+      <w:hyperlink w:anchor="_Toc242043057" w:history="1">
         <w:r>
           <w:rPr>
             <w:rStyle w:val="ad"/>
@@ -1518,7 +1518,7 @@
             <w:noProof/>
             <w:webHidden/>
           </w:rPr>
-          <w:instrText xml:space="preserve"> PAGEREF _Toc242031871 \h </w:instrText>
+          <w:instrText xml:space="preserve"> PAGEREF _Toc242043057 \h </w:instrText>
         </w:r>
         <w:r>
           <w:rPr>
@@ -1563,7 +1563,7 @@
           <w14:ligatures w14:val="standardContextual"/>
         </w:rPr>
       </w:pPr>
-      <w:hyperlink w:anchor="_Toc242031872" w:history="1">
+      <w:hyperlink w:anchor="_Toc242043058" w:history="1">
         <w:r>
           <w:rPr>
             <w:rStyle w:val="ad"/>
@@ -1590,7 +1590,7 @@
             <w:noProof/>
             <w:webHidden/>
           </w:rPr>
-          <w:instrText xml:space="preserve"> PAGEREF _Toc242031872 \h </w:instrText>
+          <w:instrText xml:space="preserve"> PAGEREF _Toc242043058 \h </w:instrText>
         </w:r>
         <w:r>
           <w:rPr>
@@ -1635,7 +1635,7 @@
           <w14:ligatures w14:val="standardContextual"/>
         </w:rPr>
       </w:pPr>
-      <w:hyperlink w:anchor="_Toc242031873" w:history="1">
+      <w:hyperlink w:anchor="_Toc242043059" w:history="1">
         <w:r>
           <w:rPr>
             <w:rStyle w:val="ad"/>
@@ -1662,7 +1662,7 @@
             <w:noProof/>
             <w:webHidden/>
           </w:rPr>
-          <w:instrText xml:space="preserve"> PAGEREF _Toc242031873 \h </w:instrText>
+          <w:instrText xml:space="preserve"> PAGEREF _Toc242043059 \h </w:instrText>
         </w:r>
         <w:r>
           <w:rPr>
@@ -1707,7 +1707,7 @@
           <w14:ligatures w14:val="standardContextual"/>
         </w:rPr>
       </w:pPr>
-      <w:hyperlink w:anchor="_Toc242031874" w:history="1">
+      <w:hyperlink w:anchor="_Toc242043060" w:history="1">
         <w:r>
           <w:rPr>
             <w:rStyle w:val="ad"/>
@@ -1743,7 +1743,7 @@
             <w:noProof/>
             <w:webHidden/>
           </w:rPr>
-          <w:instrText xml:space="preserve"> PAGEREF _Toc242031874 \h </w:instrText>
+          <w:instrText xml:space="preserve"> PAGEREF _Toc242043060 \h </w:instrText>
         </w:r>
         <w:r>
           <w:rPr>
@@ -1788,7 +1788,7 @@
           <w14:ligatures w14:val="standardContextual"/>
         </w:rPr>
       </w:pPr>
-      <w:hyperlink w:anchor="_Toc242031875" w:history="1">
+      <w:hyperlink w:anchor="_Toc242043061" w:history="1">
         <w:r>
           <w:rPr>
             <w:rStyle w:val="ad"/>
@@ -1815,7 +1815,7 @@
             <w:noProof/>
             <w:webHidden/>
           </w:rPr>
-          <w:instrText xml:space="preserve"> PAGEREF _Toc242031875 \h </w:instrText>
+          <w:instrText xml:space="preserve"> PAGEREF _Toc242043061 \h </w:instrText>
         </w:r>
         <w:r>
           <w:rPr>
@@ -1860,7 +1860,7 @@
           <w14:ligatures w14:val="standardContextual"/>
         </w:rPr>
       </w:pPr>
-      <w:hyperlink w:anchor="_Toc242031876" w:history="1">
+      <w:hyperlink w:anchor="_Toc242043062" w:history="1">
         <w:r>
           <w:rPr>
             <w:rStyle w:val="ad"/>
@@ -1887,7 +1887,7 @@
             <w:noProof/>
             <w:webHidden/>
           </w:rPr>
-          <w:instrText xml:space="preserve"> PAGEREF _Toc242031876 \h </w:instrText>
+          <w:instrText xml:space="preserve"> PAGEREF _Toc242043062 \h </w:instrText>
         </w:r>
         <w:r>
           <w:rPr>
@@ -1932,7 +1932,7 @@
           <w14:ligatures w14:val="standardContextual"/>
         </w:rPr>
       </w:pPr>
-      <w:hyperlink w:anchor="_Toc242031877" w:history="1">
+      <w:hyperlink w:anchor="_Toc242043063" w:history="1">
         <w:r>
           <w:rPr>
             <w:rStyle w:val="ad"/>
@@ -1959,7 +1959,7 @@
             <w:noProof/>
             <w:webHidden/>
           </w:rPr>
-          <w:instrText xml:space="preserve"> PAGEREF _Toc242031877 \h </w:instrText>
+          <w:instrText xml:space="preserve"> PAGEREF _Toc242043063 \h </w:instrText>
         </w:r>
         <w:r>
           <w:rPr>
@@ -2004,7 +2004,7 @@
           <w14:ligatures w14:val="standardContextual"/>
         </w:rPr>
       </w:pPr>
-      <w:hyperlink w:anchor="_Toc242031878" w:history="1">
+      <w:hyperlink w:anchor="_Toc242043064" w:history="1">
         <w:r>
           <w:rPr>
             <w:rStyle w:val="ad"/>
@@ -2031,7 +2031,7 @@
             <w:noProof/>
             <w:webHidden/>
           </w:rPr>
-          <w:instrText xml:space="preserve"> PAGEREF _Toc242031878 \h </w:instrText>
+          <w:instrText xml:space="preserve"> PAGEREF _Toc242043064 \h </w:instrText>
         </w:r>
         <w:r>
           <w:rPr>
@@ -2076,7 +2076,7 @@
           <w14:ligatures w14:val="standardContextual"/>
         </w:rPr>
       </w:pPr>
-      <w:hyperlink w:anchor="_Toc242031879" w:history="1">
+      <w:hyperlink w:anchor="_Toc242043065" w:history="1">
         <w:r>
           <w:rPr>
             <w:rStyle w:val="ad"/>
@@ -2103,7 +2103,7 @@
             <w:noProof/>
             <w:webHidden/>
           </w:rPr>
-          <w:instrText xml:space="preserve"> PAGEREF _Toc242031879 \h </w:instrText>
+          <w:instrText xml:space="preserve"> PAGEREF _Toc242043065 \h </w:instrText>
         </w:r>
         <w:r>
           <w:rPr>
@@ -2147,7 +2147,7 @@
         <w:pStyle w:val="1"/>
         <w:pageBreakBefore/>
       </w:pPr>
-      <w:bookmarkStart w:id="1" w:name="_Toc242031854"/>
+      <w:bookmarkStart w:id="1" w:name="_Toc242043040"/>
       <w:r>
         <w:lastRenderedPageBreak/>
         <w:t>1 РЕЗЮМЕ ПРОЕКТА</w:t>
@@ -2163,7 +2163,7 @@
         <w:rPr>
           <w:sz w:val="28"/>
         </w:rPr>
-        <w:t>Таблица 2 – Резюме проекта</w:t>
+        <w:t>Таблица 1 – Резюме проекта</w:t>
       </w:r>
     </w:p>
     <w:tbl>
@@ -2786,7 +2786,7 @@
         <w:pageBreakBefore/>
       </w:pPr>
       <w:bookmarkStart w:id="2" w:name="идея-и-исходная-гипотеза"/>
-      <w:bookmarkStart w:id="3" w:name="_Toc242031855"/>
+      <w:bookmarkStart w:id="3" w:name="_Toc242043041"/>
       <w:bookmarkEnd w:id="0"/>
       <w:r>
         <w:lastRenderedPageBreak/>
@@ -2815,7 +2815,7 @@
         <w:rPr>
           <w:sz w:val="28"/>
         </w:rPr>
-        <w:t>Таблица 3 – Паспорт идеи</w:t>
+        <w:t>Таблица 2 – Паспорт идеи</w:t>
       </w:r>
     </w:p>
     <w:tbl>
@@ -3227,7 +3227,7 @@
         <w:rPr>
           <w:sz w:val="28"/>
         </w:rPr>
-        <w:t>Таблица 4 – Пять гипотез и критерии подтверждения</w:t>
+        <w:t>Таблица 3 – Пять гипотез и критерии подтверждения</w:t>
       </w:r>
     </w:p>
     <w:tbl>
@@ -3660,7 +3660,7 @@
         <w:pageBreakBefore/>
       </w:pPr>
       <w:bookmarkStart w:id="4" w:name="X2d8330dba6ca9104e828058da16ce2833187e11"/>
-      <w:bookmarkStart w:id="5" w:name="_Toc242031856"/>
+      <w:bookmarkStart w:id="5" w:name="_Toc242043042"/>
       <w:bookmarkEnd w:id="2"/>
       <w:r>
         <w:lastRenderedPageBreak/>
@@ -3725,7 +3725,7 @@
         <w:rPr>
           <w:sz w:val="28"/>
         </w:rPr>
-        <w:t>Таблица 5 – Группы запросов (Вордстат, Беларусь, запросов за 30 дней)</w:t>
+        <w:t>Таблица 4 – Группы запросов (Вордстат, Беларусь, запросов за 30 дней)</w:t>
       </w:r>
     </w:p>
     <w:tbl>
@@ -4357,7 +4357,7 @@
         <w:rPr>
           <w:sz w:val="28"/>
         </w:rPr>
-        <w:t>Таблица 6 – Шкалы оценки спроса (0–3)</w:t>
+        <w:t>Таблица 5 – Шкалы оценки спроса (0–3)</w:t>
       </w:r>
     </w:p>
     <w:tbl>
@@ -4906,7 +4906,7 @@
         <w:pageBreakBefore/>
       </w:pPr>
       <w:bookmarkStart w:id="6" w:name="границы-и-размер-рынка"/>
-      <w:bookmarkStart w:id="7" w:name="_Toc242031857"/>
+      <w:bookmarkStart w:id="7" w:name="_Toc242043043"/>
       <w:bookmarkEnd w:id="4"/>
       <w:r>
         <w:lastRenderedPageBreak/>
@@ -4961,7 +4961,7 @@
         <w:rPr>
           <w:sz w:val="28"/>
         </w:rPr>
-        <w:t>Таблица 7 – Границы рынка старта</w:t>
+        <w:t>Таблица 6 – Границы рынка старта</w:t>
       </w:r>
     </w:p>
     <w:tbl>
@@ -5466,7 +5466,7 @@
         <w:rPr>
           <w:sz w:val="28"/>
         </w:rPr>
-        <w:t>Таблица 8 – Расчет рынка (ЛР2-3, ЛР4)</w:t>
+        <w:t>Таблица 7 – Расчет рынка (ЛР2-3, ЛР4)</w:t>
       </w:r>
     </w:p>
     <w:tbl>
@@ -6336,7 +6336,7 @@
         <w:pageBreakBefore/>
       </w:pPr>
       <w:bookmarkStart w:id="8" w:name="конкурентная-среда-и-уровни-конкуренции"/>
-      <w:bookmarkStart w:id="9" w:name="_Toc242031858"/>
+      <w:bookmarkStart w:id="9" w:name="_Toc242043044"/>
       <w:bookmarkEnd w:id="6"/>
       <w:r>
         <w:lastRenderedPageBreak/>
@@ -6365,7 +6365,7 @@
         <w:rPr>
           <w:sz w:val="28"/>
         </w:rPr>
-        <w:t>Таблица 9 – Распределение компаний по уровням конкуренции (ЛР5)</w:t>
+        <w:t>Таблица 8 – Распределение компаний по уровням конкуренции (ЛР5)</w:t>
       </w:r>
     </w:p>
     <w:tbl>
@@ -6957,7 +6957,7 @@
         <w:rPr>
           <w:sz w:val="28"/>
         </w:rPr>
-        <w:t>Таблица 10 – Взвешенная оценка близости (шкала 0–2, веса методики; по критериям шаблона ЛР5)</w:t>
+        <w:t>Таблица 9 – Взвешенная оценка близости (шкала 0–2, веса методики; по критериям шаблона ЛР5)</w:t>
       </w:r>
     </w:p>
     <w:tbl>
@@ -7706,7 +7706,7 @@
         <w:pageBreakBefore/>
       </w:pPr>
       <w:bookmarkStart w:id="10" w:name="барьеры-входа-и-выхода"/>
-      <w:bookmarkStart w:id="11" w:name="_Toc242031859"/>
+      <w:bookmarkStart w:id="11" w:name="_Toc242043045"/>
       <w:bookmarkEnd w:id="8"/>
       <w:r>
         <w:lastRenderedPageBreak/>
@@ -7736,7 +7736,7 @@
         <w:rPr>
           <w:sz w:val="28"/>
         </w:rPr>
-        <w:t>Таблица 11 – Барьеры входа</w:t>
+        <w:t>Таблица 10 – Барьеры входа</w:t>
       </w:r>
     </w:p>
     <w:tbl>
@@ -8474,7 +8474,7 @@
         <w:rPr>
           <w:sz w:val="28"/>
         </w:rPr>
-        <w:t>Таблица 12 – Барьеры выхода</w:t>
+        <w:t>Таблица 11 – Барьеры выхода</w:t>
       </w:r>
     </w:p>
     <w:tbl>
@@ -8853,7 +8853,7 @@
         <w:rPr>
           <w:sz w:val="28"/>
         </w:rPr>
-        <w:t>Таблица 13 – Сводная оценка барьеров (1–5)</w:t>
+        <w:t>Таблица 12 – Сводная оценка барьеров (1–5)</w:t>
       </w:r>
     </w:p>
     <w:tbl>
@@ -9254,7 +9254,7 @@
         <w:pageBreakBefore/>
       </w:pPr>
       <w:bookmarkStart w:id="12" w:name="Xa88b4cd92fed3dc81e67f6d97f9a1c979895bb8"/>
-      <w:bookmarkStart w:id="13" w:name="_Toc242031860"/>
+      <w:bookmarkStart w:id="13" w:name="_Toc242043046"/>
       <w:bookmarkEnd w:id="10"/>
       <w:r>
         <w:lastRenderedPageBreak/>
@@ -9322,7 +9322,7 @@
         <w:rPr>
           <w:sz w:val="28"/>
         </w:rPr>
-        <w:t>Таблица 14 – Реестр проблем и индекс проблемы (шаблон 6.1, 0–100)</w:t>
+        <w:t>Таблица 13 – Реестр проблем и индекс проблемы (шаблон 6.1, 0–100)</w:t>
       </w:r>
     </w:p>
     <w:tbl>
@@ -10448,7 +10448,7 @@
         <w:pageBreakBefore/>
       </w:pPr>
       <w:bookmarkStart w:id="14" w:name="ценностное-предложение-и-цифровой-товар"/>
-      <w:bookmarkStart w:id="15" w:name="_Toc242031861"/>
+      <w:bookmarkStart w:id="15" w:name="_Toc242043047"/>
       <w:bookmarkEnd w:id="12"/>
       <w:r>
         <w:lastRenderedPageBreak/>
@@ -10465,7 +10465,7 @@
         <w:rPr>
           <w:sz w:val="28"/>
         </w:rPr>
-        <w:t>Таблица 15 – Паспорт ценности (методика 6.1)</w:t>
+        <w:t>Таблица 14 – Паспорт ценности (методика 6.1)</w:t>
       </w:r>
     </w:p>
     <w:tbl>
@@ -10820,7 +10820,7 @@
         <w:rPr>
           <w:sz w:val="28"/>
         </w:rPr>
-        <w:t>Таблица 16 – Уровни цифрового товара</w:t>
+        <w:t>Таблица 15 – Уровни цифрового товара</w:t>
       </w:r>
     </w:p>
     <w:tbl>
@@ -11442,7 +11442,7 @@
         <w:pageBreakBefore/>
       </w:pPr>
       <w:bookmarkStart w:id="16" w:name="бизнес-модель-по-канвас"/>
-      <w:bookmarkStart w:id="17" w:name="_Toc242031862"/>
+      <w:bookmarkStart w:id="17" w:name="_Toc242043048"/>
       <w:bookmarkEnd w:id="14"/>
       <w:r>
         <w:lastRenderedPageBreak/>
@@ -11459,7 +11459,7 @@
         <w:rPr>
           <w:sz w:val="28"/>
         </w:rPr>
-        <w:t xml:space="preserve">Таблица 17 – Канвас </w:t>
+        <w:t xml:space="preserve">Таблица 16 – Канвас </w:t>
       </w:r>
       <w:r>
         <w:rPr>
@@ -12496,7 +12496,7 @@
         <w:pageBreakBefore/>
       </w:pPr>
       <w:bookmarkStart w:id="18" w:name="X519d46f9ff7923648cbfef21e26057944381813"/>
-      <w:bookmarkStart w:id="19" w:name="_Toc242031863"/>
+      <w:bookmarkStart w:id="19" w:name="_Toc242043049"/>
       <w:bookmarkEnd w:id="16"/>
       <w:r>
         <w:lastRenderedPageBreak/>
@@ -12538,7 +12538,7 @@
         <w:rPr>
           <w:sz w:val="28"/>
         </w:rPr>
-        <w:t>Таблица 18 – Матрица ролей</w:t>
+        <w:t>Таблица 17 – Матрица ролей</w:t>
       </w:r>
     </w:p>
     <w:tbl>
@@ -13177,7 +13177,7 @@
         <w:rPr>
           <w:sz w:val="28"/>
         </w:rPr>
-        <w:t>Таблица 19 – Матрица сценариев (индекс сценария по шаблону 6.3)</w:t>
+        <w:t>Таблица 18 – Матрица сценариев (индекс сценария по шаблону 6.3)</w:t>
       </w:r>
     </w:p>
     <w:tbl>
@@ -14956,7 +14956,7 @@
         <w:pageBreakBefore/>
       </w:pPr>
       <w:bookmarkStart w:id="20" w:name="тз-страницы-экраны-функционал-и-контент"/>
-      <w:bookmarkStart w:id="21" w:name="_Toc242031864"/>
+      <w:bookmarkStart w:id="21" w:name="_Toc242043050"/>
       <w:bookmarkEnd w:id="18"/>
       <w:r>
         <w:lastRenderedPageBreak/>
@@ -14973,7 +14973,7 @@
         <w:rPr>
           <w:sz w:val="28"/>
         </w:rPr>
-        <w:t>Таблица 20 – Интерфейсные единицы (методика 6.4)</w:t>
+        <w:t>Таблица 19 – Интерфейсные единицы (методика 6.4)</w:t>
       </w:r>
     </w:p>
     <w:tbl>
@@ -16708,7 +16708,7 @@
         <w:rPr>
           <w:sz w:val="28"/>
         </w:rPr>
-        <w:t>Таблица 21 – Контентные блоки первого релиза</w:t>
+        <w:t>Таблица 20 – Контентные блоки первого релиза</w:t>
       </w:r>
     </w:p>
     <w:tbl>
@@ -17457,7 +17457,7 @@
         <w:pageBreakBefore/>
       </w:pPr>
       <w:bookmarkStart w:id="22" w:name="X6fbfd264f9ea7454845142dab8a87f3e23487f5"/>
-      <w:bookmarkStart w:id="23" w:name="_Toc242031865"/>
+      <w:bookmarkStart w:id="23" w:name="_Toc242043051"/>
       <w:bookmarkEnd w:id="20"/>
       <w:r>
         <w:lastRenderedPageBreak/>
@@ -17474,7 +17474,7 @@
         <w:rPr>
           <w:sz w:val="28"/>
         </w:rPr>
-        <w:t>Таблица 22 – Оценка единиц и релиз (методика 6.5, шаблон)</w:t>
+        <w:t>Таблица 21 – Оценка единиц и релиз (методика 6.5, шаблон)</w:t>
       </w:r>
     </w:p>
     <w:tbl>
@@ -20239,7 +20239,7 @@
         <w:rPr>
           <w:sz w:val="28"/>
         </w:rPr>
-        <w:t>Таблица 23 – План релизов</w:t>
+        <w:t>Таблица 22 – План релизов</w:t>
       </w:r>
     </w:p>
     <w:tbl>
@@ -20960,7 +20960,7 @@
         <w:pageBreakBefore/>
       </w:pPr>
       <w:bookmarkStart w:id="24" w:name="решение-о-целесообразности-старта"/>
-      <w:bookmarkStart w:id="25" w:name="_Toc242031866"/>
+      <w:bookmarkStart w:id="25" w:name="_Toc242043052"/>
       <w:bookmarkEnd w:id="22"/>
       <w:r>
         <w:lastRenderedPageBreak/>
@@ -20977,7 +20977,7 @@
         <w:rPr>
           <w:sz w:val="28"/>
         </w:rPr>
-        <w:t>Таблица 24 – Матрица решения по 8 критериям</w:t>
+        <w:t>Таблица 23 – Матрица решения по 8 критериям</w:t>
       </w:r>
     </w:p>
     <w:tbl>
@@ -21623,7 +21623,7 @@
         <w:rPr>
           <w:sz w:val="28"/>
         </w:rPr>
-        <w:t>Таблица 25 – Размер и границы старта</w:t>
+        <w:t>Таблица 24 – Размер и границы старта</w:t>
       </w:r>
     </w:p>
     <w:tbl>
@@ -22092,7 +22092,7 @@
         <w:pageBreakBefore/>
       </w:pPr>
       <w:bookmarkStart w:id="26" w:name="приложения"/>
-      <w:bookmarkStart w:id="27" w:name="_Toc242031867"/>
+      <w:bookmarkStart w:id="27" w:name="_Toc242043053"/>
       <w:bookmarkEnd w:id="24"/>
       <w:r>
         <w:lastRenderedPageBreak/>
@@ -22106,7 +22106,7 @@
         <w:ind w:firstLine="709"/>
       </w:pPr>
       <w:bookmarkStart w:id="28" w:name="приложение-1.-паспорт-итогового-отчёта"/>
-      <w:bookmarkStart w:id="29" w:name="_Toc242031868"/>
+      <w:bookmarkStart w:id="29" w:name="_Toc242043054"/>
       <w:r>
         <w:t>Приложение 1. Паспорт итогового отчета</w:t>
       </w:r>
@@ -22121,7 +22121,7 @@
         <w:rPr>
           <w:sz w:val="28"/>
         </w:rPr>
-        <w:t>Таблица 26 – Паспорт итогового отчета</w:t>
+        <w:t>Таблица 25 – Паспорт итогового отчета</w:t>
       </w:r>
     </w:p>
     <w:tbl>
@@ -22804,7 +22804,7 @@
         <w:ind w:firstLine="709"/>
       </w:pPr>
       <w:bookmarkStart w:id="30" w:name="приложение-2.-карта-доказательств"/>
-      <w:bookmarkStart w:id="31" w:name="_Toc242031869"/>
+      <w:bookmarkStart w:id="31" w:name="_Toc242043055"/>
       <w:bookmarkEnd w:id="28"/>
       <w:r>
         <w:t>Приложение 2. Карта доказательств</w:t>
@@ -22820,7 +22820,7 @@
         <w:rPr>
           <w:sz w:val="28"/>
         </w:rPr>
-        <w:t>Таблица 27 – Карта доказательств по разделам</w:t>
+        <w:t>Таблица 26 – Карта доказательств по разделам</w:t>
       </w:r>
     </w:p>
     <w:tbl>
@@ -24299,7 +24299,7 @@
         <w:ind w:firstLine="709"/>
       </w:pPr>
       <w:bookmarkStart w:id="32" w:name="Xceba68430e899af047e91f177a340d3ea7b2628"/>
-      <w:bookmarkStart w:id="33" w:name="_Toc242031870"/>
+      <w:bookmarkStart w:id="33" w:name="_Toc242043056"/>
       <w:bookmarkEnd w:id="30"/>
       <w:r>
         <w:t>Приложение 3. Контрольный лист полноты отчета</w:t>
@@ -24315,7 +24315,7 @@
         <w:rPr>
           <w:sz w:val="28"/>
         </w:rPr>
-        <w:t>Таблица 28 – Контрольный лист полноты</w:t>
+        <w:t>Таблица 27 – Контрольный лист полноты</w:t>
       </w:r>
     </w:p>
     <w:tbl>
@@ -25564,7 +25564,7 @@
         <w:ind w:firstLine="709"/>
       </w:pPr>
       <w:bookmarkStart w:id="34" w:name="Xecd3f552ef281331bb9d84d2947c37405253e06"/>
-      <w:bookmarkStart w:id="35" w:name="_Toc242031871"/>
+      <w:bookmarkStart w:id="35" w:name="_Toc242043057"/>
       <w:bookmarkEnd w:id="32"/>
       <w:r>
         <w:t>Приложение 4. Минимальное ТЗ первого релиза</w:t>
@@ -25580,7 +25580,7 @@
         <w:rPr>
           <w:sz w:val="28"/>
         </w:rPr>
-        <w:t>Таблица 29 – Минимальная форма ТЗ</w:t>
+        <w:t>Таблица 28 – Минимальная форма ТЗ</w:t>
       </w:r>
     </w:p>
     <w:tbl>
@@ -26211,7 +26211,7 @@
         <w:ind w:firstLine="709"/>
       </w:pPr>
       <w:bookmarkStart w:id="36" w:name="приложение-5.-заключение-отчёта"/>
-      <w:bookmarkStart w:id="37" w:name="_Toc242031872"/>
+      <w:bookmarkStart w:id="37" w:name="_Toc242043058"/>
       <w:bookmarkEnd w:id="34"/>
       <w:r>
         <w:t>Приложение 5. Заключение отчета</w:t>
@@ -26600,7 +26600,7 @@
         <w:ind w:firstLine="709"/>
       </w:pPr>
       <w:bookmarkStart w:id="38" w:name="X7592bcc18bb75f55d55926869feeb0dbe3cdc91"/>
-      <w:bookmarkStart w:id="39" w:name="_Toc242031873"/>
+      <w:bookmarkStart w:id="39" w:name="_Toc242043059"/>
       <w:bookmarkEnd w:id="36"/>
       <w:r>
         <w:t>Приложение 6. Данные, не подтвержденные источниками</w:t>
@@ -26616,7 +26616,7 @@
         <w:rPr>
           <w:sz w:val="28"/>
         </w:rPr>
-        <w:t>Таблица 30 – Перечень данных, требующих дополнительного сбора</w:t>
+        <w:t>Таблица 29 – Перечень данных, требующих дополнительного сбора</w:t>
       </w:r>
     </w:p>
     <w:tbl>
@@ -27163,7 +27163,7 @@
         <w:ind w:firstLine="709"/>
       </w:pPr>
       <w:bookmarkStart w:id="40" w:name="X86121a35bf62d7a405cb9352e2116679ddeb40e"/>
-      <w:bookmarkStart w:id="41" w:name="_Toc242031874"/>
+      <w:bookmarkStart w:id="41" w:name="_Toc242043060"/>
       <w:bookmarkEnd w:id="38"/>
       <w:r>
         <w:t xml:space="preserve">Приложение 7. Сверка с проектной документацией </w:t>
@@ -27264,7 +27264,7 @@
         <w:rPr>
           <w:sz w:val="28"/>
         </w:rPr>
-        <w:t>Таблица 31 – Данные документации проекта, использованные в отчете</w:t>
+        <w:t>Таблица 30 – Данные документации проекта, использованные в отчете</w:t>
       </w:r>
     </w:p>
     <w:tbl>
@@ -28038,7 +28038,7 @@
         <w:ind w:firstLine="709"/>
       </w:pPr>
       <w:bookmarkStart w:id="42" w:name="X7cc1cfbb0525036017e3545ad1f0e9d941c62c3"/>
-      <w:bookmarkStart w:id="43" w:name="_Toc242031875"/>
+      <w:bookmarkStart w:id="43" w:name="_Toc242043061"/>
       <w:bookmarkEnd w:id="40"/>
       <w:r>
         <w:t>Приложение 8. Данные, собранные 02.10.2026</w:t>
@@ -28054,7 +28054,7 @@
         <w:rPr>
           <w:sz w:val="28"/>
         </w:rPr>
-        <w:t>Таблица 32 – Новые данные, внесенные в ЛР1–ЛР6 после основной сборки</w:t>
+        <w:t>Таблица 31 – Новые данные, внесенные в ЛР1–ЛР6 после основной сборки</w:t>
       </w:r>
     </w:p>
     <w:tbl>
@@ -28822,7 +28822,7 @@
         <w:ind w:firstLine="709"/>
       </w:pPr>
       <w:bookmarkStart w:id="44" w:name="X5a365d7fb0807d209b994b385a865a91e66d24c"/>
-      <w:bookmarkStart w:id="45" w:name="_Toc242031876"/>
+      <w:bookmarkStart w:id="45" w:name="_Toc242043062"/>
       <w:bookmarkEnd w:id="42"/>
       <w:r>
         <w:lastRenderedPageBreak/>
@@ -28851,7 +28851,7 @@
         <w:rPr>
           <w:sz w:val="28"/>
         </w:rPr>
-        <w:t>Таблица 33 – Расчетные значения экономики и сроков пилота</w:t>
+        <w:t>Таблица 32 – Расчетные значения экономики и сроков пилота</w:t>
       </w:r>
     </w:p>
     <w:tbl>
@@ -30104,7 +30104,7 @@
         <w:rPr>
           <w:sz w:val="28"/>
         </w:rPr>
-        <w:t>Таблица 34 – Гипотезы причины снижения спроса</w:t>
+        <w:t>Таблица 33 – Гипотезы причины снижения спроса</w:t>
       </w:r>
     </w:p>
     <w:tbl>
@@ -30415,7 +30415,7 @@
         <w:ind w:firstLine="709"/>
       </w:pPr>
       <w:bookmarkStart w:id="46" w:name="X2d8793de26fcef26bca21e670b2976884fc575e"/>
-      <w:bookmarkStart w:id="47" w:name="_Toc242031877"/>
+      <w:bookmarkStart w:id="47" w:name="_Toc242043063"/>
       <w:bookmarkEnd w:id="44"/>
       <w:r>
         <w:t>Приложение 10. Калибровка пробного опроса и закрытие остальных пропусков</w:t>
@@ -30443,7 +30443,7 @@
         <w:rPr>
           <w:sz w:val="28"/>
         </w:rPr>
-        <w:t>Таблица 35 – Калибровка пробного опроса (допущения)</w:t>
+        <w:t>Таблица 34 – Калибровка пробного опроса (допущения)</w:t>
       </w:r>
     </w:p>
     <w:tbl>
@@ -31149,7 +31149,7 @@
         <w:pageBreakBefore/>
       </w:pPr>
       <w:bookmarkStart w:id="48" w:name="выводы"/>
-      <w:bookmarkStart w:id="49" w:name="_Toc242031878"/>
+      <w:bookmarkStart w:id="49" w:name="_Toc242043064"/>
       <w:bookmarkEnd w:id="26"/>
       <w:bookmarkEnd w:id="46"/>
       <w:r>
@@ -31366,7 +31366,7 @@
         <w:pageBreakBefore/>
       </w:pPr>
       <w:bookmarkStart w:id="50" w:name="список-использованных-источников"/>
-      <w:bookmarkStart w:id="51" w:name="_Toc242031879"/>
+      <w:bookmarkStart w:id="51" w:name="_Toc242043065"/>
       <w:bookmarkEnd w:id="48"/>
       <w:r>
         <w:lastRenderedPageBreak/>
@@ -31584,8 +31584,8 @@
     <w:sectPr>
       <w:headerReference w:type="default" r:id="rId7"/>
       <w:footerReference w:type="default" r:id="rId8"/>
-      <w:headerReference w:type="first" r:id="rId11"/>
-      <w:footerReference w:type="first" r:id="rId12"/>
+      <w:headerReference w:type="first" r:id="rId9"/>
+      <w:footerReference w:type="first" r:id="rId10"/>
       <w:pgSz w:w="11906" w:h="16838"/>
       <w:pgMar w:top="1134" w:right="567" w:bottom="1134" w:left="1701" w:header="720" w:footer="720" w:gutter="0"/>
       <w:cols w:space="720"/>
@@ -31643,12 +31643,8 @@
 </file>
 
 <file path=word/footer2.xml><?xml version="1.0" encoding="utf-8"?>
-<w:ftr xmlns:m="http://schemas.openxmlformats.org/officeDocument/2006/math" xmlns:mc="http://schemas.openxmlformats.org/markup-compatibility/2006" xmlns:mo="http://schemas.microsoft.com/office/mac/office/2008/main" xmlns:mv="urn:schemas-microsoft-com:mac:vml" xmlns:o="urn:schemas-microsoft-com:office:office" xmlns:r="http://schemas.openxmlformats.org/officeDocument/2006/relationships" xmlns:v="urn:schemas-microsoft-com:vml" xmlns:w10="urn:schemas-microsoft-com:office:word" xmlns:w14="http://schemas.microsoft.com/office/word/2010/wordml" xmlns:w="http://schemas.openxmlformats.org/wordprocessingml/2006/main" xmlns:wne="http://schemas.microsoft.com/office/word/2006/wordml" xmlns:wp14="http://schemas.microsoft.com/office/word/2010/wordprocessingDrawing" xmlns:wp="http://schemas.openxmlformats.org/drawingml/2006/wordprocessingDrawing" xmlns:wpc="http://schemas.microsoft.com/office/word/2010/wordprocessingCanvas" xmlns:wpg="http://schemas.microsoft.com/office/word/2010/wordprocessingGroup" xmlns:wpi="http://schemas.microsoft.com/office/word/2010/wordprocessingInk" xmlns:wps="http://schemas.microsoft.com/office/word/2010/wordprocessingShape" mc:Ignorable="w14 wp14">
-  <w:p>
-    <w:pPr>
-      <w:pStyle w:val="Footer"/>
-    </w:pPr>
-  </w:p>
+<w:ftr xmlns:wpc="http://schemas.microsoft.com/office/word/2010/wordprocessingCanvas" xmlns:cx="http://schemas.microsoft.com/office/drawing/2014/chartex" xmlns:cx1="http://schemas.microsoft.com/office/drawing/2015/9/8/chartex" xmlns:cx2="http://schemas.microsoft.com/office/drawing/2015/10/21/chartex" xmlns:cx3="http://schemas.microsoft.com/office/drawing/2016/5/9/chartex" xmlns:cx4="http://schemas.microsoft.com/office/drawing/2016/5/10/chartex" xmlns:cx5="http://schemas.microsoft.com/office/drawing/2016/5/11/chartex" xmlns:cx6="http://schemas.microsoft.com/office/drawing/2016/5/12/chartex" xmlns:cx7="http://schemas.microsoft.com/office/drawing/2016/5/13/chartex" xmlns:cx8="http://schemas.microsoft.com/office/drawing/2016/5/14/chartex" xmlns:mc="http://schemas.openxmlformats.org/markup-compatibility/2006" xmlns:aink="http://schemas.microsoft.com/office/drawing/2016/ink" xmlns:am3d="http://schemas.microsoft.com/office/drawing/2017/model3d" xmlns:o="urn:schemas-microsoft-com:office:office" xmlns:oel="http://schemas.microsoft.com/office/2019/extlst" xmlns:r="http://schemas.openxmlformats.org/officeDocument/2006/relationships" xmlns:m="http://schemas.openxmlformats.org/officeDocument/2006/math" xmlns:v="urn:schemas-microsoft-com:vml" xmlns:wp14="http://schemas.microsoft.com/office/word/2010/wordprocessingDrawing" xmlns:wp="http://schemas.openxmlformats.org/drawingml/2006/wordprocessingDrawing" xmlns:w10="urn:schemas-microsoft-com:office:word" xmlns:w="http://schemas.openxmlformats.org/wordprocessingml/2006/main" xmlns:w14="http://schemas.microsoft.com/office/word/2010/wordml" xmlns:w15="http://schemas.microsoft.com/office/word/2012/wordml" xmlns:w16cex="http://schemas.microsoft.com/office/word/2018/wordml/cex" xmlns:w16cid="http://schemas.microsoft.com/office/word/2016/wordml/cid" xmlns:w16="http://schemas.microsoft.com/office/word/2018/wordml" xmlns:w16du="http://schemas.microsoft.com/office/word/2023/wordml/word16du" xmlns:w16sdtdh="http://schemas.microsoft.com/office/word/2020/wordml/sdtdatahash" xmlns:w16sdtfl="http://schemas.microsoft.com/office/word/2024/wordml/sdtformatlock" xmlns:w16se="http://schemas.microsoft.com/office/word/2015/wordml/symex" xmlns:wpg="http://schemas.microsoft.com/office/word/2010/wordprocessingGroup" xmlns:wpi="http://schemas.microsoft.com/office/word/2010/wordprocessingInk" xmlns:wne="http://schemas.microsoft.com/office/word/2006/wordml" xmlns:wps="http://schemas.microsoft.com/office/word/2010/wordprocessingShape" mc:Ignorable="w14 w15 w16se w16cid w16 w16cex w16sdtdh w16sdtfl w16du wp14">
+  <w:p/>
 </w:ftr>
 </file>
 
@@ -31678,12 +31674,8 @@
 </file>
 
 <file path=word/header2.xml><?xml version="1.0" encoding="utf-8"?>
-<w:hdr xmlns:m="http://schemas.openxmlformats.org/officeDocument/2006/math" xmlns:mc="http://schemas.openxmlformats.org/markup-compatibility/2006" xmlns:mo="http://schemas.microsoft.com/office/mac/office/2008/main" xmlns:mv="urn:schemas-microsoft-com:mac:vml" xmlns:o="urn:schemas-microsoft-com:office:office" xmlns:r="http://schemas.openxmlformats.org/officeDocument/2006/relationships" xmlns:v="urn:schemas-microsoft-com:vml" xmlns:w10="urn:schemas-microsoft-com:office:word" xmlns:w14="http://schemas.microsoft.com/office/word/2010/wordml" xmlns:w="http://schemas.openxmlformats.org/wordprocessingml/2006/main" xmlns:wne="http://schemas.microsoft.com/office/word/2006/wordml" xmlns:wp14="http://schemas.microsoft.com/office/word/2010/wordprocessingDrawing" xmlns:wp="http://schemas.openxmlformats.org/drawingml/2006/wordprocessingDrawing" xmlns:wpc="http://schemas.microsoft.com/office/word/2010/wordprocessingCanvas" xmlns:wpg="http://schemas.microsoft.com/office/word/2010/wordprocessingGroup" xmlns:wpi="http://schemas.microsoft.com/office/word/2010/wordprocessingInk" xmlns:wps="http://schemas.microsoft.com/office/word/2010/wordprocessingShape" mc:Ignorable="w14 wp14">
-  <w:p>
-    <w:pPr>
-      <w:pStyle w:val="Header"/>
-    </w:pPr>
-  </w:p>
+<w:hdr xmlns:wpc="http://schemas.microsoft.com/office/word/2010/wordprocessingCanvas" xmlns:cx="http://schemas.microsoft.com/office/drawing/2014/chartex" xmlns:cx1="http://schemas.microsoft.com/office/drawing/2015/9/8/chartex" xmlns:cx2="http://schemas.microsoft.com/office/drawing/2015/10/21/chartex" xmlns:cx3="http://schemas.microsoft.com/office/drawing/2016/5/9/chartex" xmlns:cx4="http://schemas.microsoft.com/office/drawing/2016/5/10/chartex" xmlns:cx5="http://schemas.microsoft.com/office/drawing/2016/5/11/chartex" xmlns:cx6="http://schemas.microsoft.com/office/drawing/2016/5/12/chartex" xmlns:cx7="http://schemas.microsoft.com/office/drawing/2016/5/13/chartex" xmlns:cx8="http://schemas.microsoft.com/office/drawing/2016/5/14/chartex" xmlns:mc="http://schemas.openxmlformats.org/markup-compatibility/2006" xmlns:aink="http://schemas.microsoft.com/office/drawing/2016/ink" xmlns:am3d="http://schemas.microsoft.com/office/drawing/2017/model3d" xmlns:o="urn:schemas-microsoft-com:office:office" xmlns:oel="http://schemas.microsoft.com/office/2019/extlst" xmlns:r="http://schemas.openxmlformats.org/officeDocument/2006/relationships" xmlns:m="http://schemas.openxmlformats.org/officeDocument/2006/math" xmlns:v="urn:schemas-microsoft-com:vml" xmlns:wp14="http://schemas.microsoft.com/office/word/2010/wordprocessingDrawing" xmlns:wp="http://schemas.openxmlformats.org/drawingml/2006/wordprocessingDrawing" xmlns:w10="urn:schemas-microsoft-com:office:word" xmlns:w="http://schemas.openxmlformats.org/wordprocessingml/2006/main" xmlns:w14="http://schemas.microsoft.com/office/word/2010/wordml" xmlns:w15="http://schemas.microsoft.com/office/word/2012/wordml" xmlns:w16cex="http://schemas.microsoft.com/office/word/2018/wordml/cex" xmlns:w16cid="http://schemas.microsoft.com/office/word/2016/wordml/cid" xmlns:w16="http://schemas.microsoft.com/office/word/2018/wordml" xmlns:w16du="http://schemas.microsoft.com/office/word/2023/wordml/word16du" xmlns:w16sdtdh="http://schemas.microsoft.com/office/word/2020/wordml/sdtdatahash" xmlns:w16sdtfl="http://schemas.microsoft.com/office/word/2024/wordml/sdtformatlock" xmlns:w16se="http://schemas.microsoft.com/office/word/2015/wordml/symex" xmlns:wpg="http://schemas.microsoft.com/office/word/2010/wordprocessingGroup" xmlns:wpi="http://schemas.microsoft.com/office/word/2010/wordprocessingInk" xmlns:wne="http://schemas.microsoft.com/office/word/2006/wordml" xmlns:wps="http://schemas.microsoft.com/office/word/2010/wordprocessingShape" mc:Ignorable="w14 w15 w16se w16cid w16 w16cex w16sdtdh w16sdtfl w16du wp14">
+  <w:p/>
 </w:hdr>
 </file>
 

--- a/СДАЧА/ЛР7/ОТЧЕТ_ЛР7_NotaCode.docx
+++ b/СДАЧА/ЛР7/ОТЧЕТ_ЛР7_NotaCode.docx
@@ -251,7 +251,7 @@
         </w:rPr>
         <w:fldChar w:fldCharType="separate"/>
       </w:r>
-      <w:hyperlink w:anchor="_Toc242043040" w:history="1">
+      <w:hyperlink w:anchor="_Toc242049446" w:history="1">
         <w:r>
           <w:rPr>
             <w:rStyle w:val="ad"/>
@@ -278,7 +278,7 @@
             <w:noProof/>
             <w:webHidden/>
           </w:rPr>
-          <w:instrText xml:space="preserve"> PAGEREF _Toc242043040 \h </w:instrText>
+          <w:instrText xml:space="preserve"> PAGEREF _Toc242049446 \h </w:instrText>
         </w:r>
         <w:r>
           <w:rPr>
@@ -323,7 +323,7 @@
           <w14:ligatures w14:val="standardContextual"/>
         </w:rPr>
       </w:pPr>
-      <w:hyperlink w:anchor="_Toc242043041" w:history="1">
+      <w:hyperlink w:anchor="_Toc242049447" w:history="1">
         <w:r>
           <w:rPr>
             <w:rStyle w:val="ad"/>
@@ -350,7 +350,7 @@
             <w:noProof/>
             <w:webHidden/>
           </w:rPr>
-          <w:instrText xml:space="preserve"> PAGEREF _Toc242043041 \h </w:instrText>
+          <w:instrText xml:space="preserve"> PAGEREF _Toc242049447 \h </w:instrText>
         </w:r>
         <w:r>
           <w:rPr>
@@ -395,7 +395,7 @@
           <w14:ligatures w14:val="standardContextual"/>
         </w:rPr>
       </w:pPr>
-      <w:hyperlink w:anchor="_Toc242043042" w:history="1">
+      <w:hyperlink w:anchor="_Toc242049448" w:history="1">
         <w:r>
           <w:rPr>
             <w:rStyle w:val="ad"/>
@@ -438,7 +438,7 @@
             <w:noProof/>
             <w:webHidden/>
           </w:rPr>
-          <w:instrText xml:space="preserve"> PAGEREF _Toc242043042 \h </w:instrText>
+          <w:instrText xml:space="preserve"> PAGEREF _Toc242049448 \h </w:instrText>
         </w:r>
         <w:r>
           <w:rPr>
@@ -483,7 +483,7 @@
           <w14:ligatures w14:val="standardContextual"/>
         </w:rPr>
       </w:pPr>
-      <w:hyperlink w:anchor="_Toc242043043" w:history="1">
+      <w:hyperlink w:anchor="_Toc242049449" w:history="1">
         <w:r>
           <w:rPr>
             <w:rStyle w:val="ad"/>
@@ -510,7 +510,7 @@
             <w:noProof/>
             <w:webHidden/>
           </w:rPr>
-          <w:instrText xml:space="preserve"> PAGEREF _Toc242043043 \h </w:instrText>
+          <w:instrText xml:space="preserve"> PAGEREF _Toc242049449 \h </w:instrText>
         </w:r>
         <w:r>
           <w:rPr>
@@ -555,7 +555,7 @@
           <w14:ligatures w14:val="standardContextual"/>
         </w:rPr>
       </w:pPr>
-      <w:hyperlink w:anchor="_Toc242043044" w:history="1">
+      <w:hyperlink w:anchor="_Toc242049450" w:history="1">
         <w:r>
           <w:rPr>
             <w:rStyle w:val="ad"/>
@@ -582,7 +582,7 @@
             <w:noProof/>
             <w:webHidden/>
           </w:rPr>
-          <w:instrText xml:space="preserve"> PAGEREF _Toc242043044 \h </w:instrText>
+          <w:instrText xml:space="preserve"> PAGEREF _Toc242049450 \h </w:instrText>
         </w:r>
         <w:r>
           <w:rPr>
@@ -627,7 +627,7 @@
           <w14:ligatures w14:val="standardContextual"/>
         </w:rPr>
       </w:pPr>
-      <w:hyperlink w:anchor="_Toc242043045" w:history="1">
+      <w:hyperlink w:anchor="_Toc242049451" w:history="1">
         <w:r>
           <w:rPr>
             <w:rStyle w:val="ad"/>
@@ -654,7 +654,7 @@
             <w:noProof/>
             <w:webHidden/>
           </w:rPr>
-          <w:instrText xml:space="preserve"> PAGEREF _Toc242043045 \h </w:instrText>
+          <w:instrText xml:space="preserve"> PAGEREF _Toc242049451 \h </w:instrText>
         </w:r>
         <w:r>
           <w:rPr>
@@ -699,7 +699,7 @@
           <w14:ligatures w14:val="standardContextual"/>
         </w:rPr>
       </w:pPr>
-      <w:hyperlink w:anchor="_Toc242043046" w:history="1">
+      <w:hyperlink w:anchor="_Toc242049452" w:history="1">
         <w:r>
           <w:rPr>
             <w:rStyle w:val="ad"/>
@@ -726,7 +726,7 @@
             <w:noProof/>
             <w:webHidden/>
           </w:rPr>
-          <w:instrText xml:space="preserve"> PAGEREF _Toc242043046 \h </w:instrText>
+          <w:instrText xml:space="preserve"> PAGEREF _Toc242049452 \h </w:instrText>
         </w:r>
         <w:r>
           <w:rPr>
@@ -771,7 +771,7 @@
           <w14:ligatures w14:val="standardContextual"/>
         </w:rPr>
       </w:pPr>
-      <w:hyperlink w:anchor="_Toc242043047" w:history="1">
+      <w:hyperlink w:anchor="_Toc242049453" w:history="1">
         <w:r>
           <w:rPr>
             <w:rStyle w:val="ad"/>
@@ -798,7 +798,7 @@
             <w:noProof/>
             <w:webHidden/>
           </w:rPr>
-          <w:instrText xml:space="preserve"> PAGEREF _Toc242043047 \h </w:instrText>
+          <w:instrText xml:space="preserve"> PAGEREF _Toc242049453 \h </w:instrText>
         </w:r>
         <w:r>
           <w:rPr>
@@ -843,7 +843,7 @@
           <w14:ligatures w14:val="standardContextual"/>
         </w:rPr>
       </w:pPr>
-      <w:hyperlink w:anchor="_Toc242043048" w:history="1">
+      <w:hyperlink w:anchor="_Toc242049454" w:history="1">
         <w:r>
           <w:rPr>
             <w:rStyle w:val="ad"/>
@@ -870,7 +870,7 @@
             <w:noProof/>
             <w:webHidden/>
           </w:rPr>
-          <w:instrText xml:space="preserve"> PAGEREF _Toc242043048 \h </w:instrText>
+          <w:instrText xml:space="preserve"> PAGEREF _Toc242049454 \h </w:instrText>
         </w:r>
         <w:r>
           <w:rPr>
@@ -915,7 +915,7 @@
           <w14:ligatures w14:val="standardContextual"/>
         </w:rPr>
       </w:pPr>
-      <w:hyperlink w:anchor="_Toc242043049" w:history="1">
+      <w:hyperlink w:anchor="_Toc242049455" w:history="1">
         <w:r>
           <w:rPr>
             <w:rStyle w:val="ad"/>
@@ -942,7 +942,7 @@
             <w:noProof/>
             <w:webHidden/>
           </w:rPr>
-          <w:instrText xml:space="preserve"> PAGEREF _Toc242043049 \h </w:instrText>
+          <w:instrText xml:space="preserve"> PAGEREF _Toc242049455 \h </w:instrText>
         </w:r>
         <w:r>
           <w:rPr>
@@ -987,7 +987,7 @@
           <w14:ligatures w14:val="standardContextual"/>
         </w:rPr>
       </w:pPr>
-      <w:hyperlink w:anchor="_Toc242043050" w:history="1">
+      <w:hyperlink w:anchor="_Toc242049456" w:history="1">
         <w:r>
           <w:rPr>
             <w:rStyle w:val="ad"/>
@@ -1014,7 +1014,7 @@
             <w:noProof/>
             <w:webHidden/>
           </w:rPr>
-          <w:instrText xml:space="preserve"> PAGEREF _Toc242043050 \h </w:instrText>
+          <w:instrText xml:space="preserve"> PAGEREF _Toc242049456 \h </w:instrText>
         </w:r>
         <w:r>
           <w:rPr>
@@ -1059,7 +1059,7 @@
           <w14:ligatures w14:val="standardContextual"/>
         </w:rPr>
       </w:pPr>
-      <w:hyperlink w:anchor="_Toc242043051" w:history="1">
+      <w:hyperlink w:anchor="_Toc242049457" w:history="1">
         <w:r>
           <w:rPr>
             <w:rStyle w:val="ad"/>
@@ -1086,7 +1086,7 @@
             <w:noProof/>
             <w:webHidden/>
           </w:rPr>
-          <w:instrText xml:space="preserve"> PAGEREF _Toc242043051 \h </w:instrText>
+          <w:instrText xml:space="preserve"> PAGEREF _Toc242049457 \h </w:instrText>
         </w:r>
         <w:r>
           <w:rPr>
@@ -1131,7 +1131,7 @@
           <w14:ligatures w14:val="standardContextual"/>
         </w:rPr>
       </w:pPr>
-      <w:hyperlink w:anchor="_Toc242043052" w:history="1">
+      <w:hyperlink w:anchor="_Toc242049458" w:history="1">
         <w:r>
           <w:rPr>
             <w:rStyle w:val="ad"/>
@@ -1158,7 +1158,7 @@
             <w:noProof/>
             <w:webHidden/>
           </w:rPr>
-          <w:instrText xml:space="preserve"> PAGEREF _Toc242043052 \h </w:instrText>
+          <w:instrText xml:space="preserve"> PAGEREF _Toc242049458 \h </w:instrText>
         </w:r>
         <w:r>
           <w:rPr>
@@ -1203,7 +1203,7 @@
           <w14:ligatures w14:val="standardContextual"/>
         </w:rPr>
       </w:pPr>
-      <w:hyperlink w:anchor="_Toc242043053" w:history="1">
+      <w:hyperlink w:anchor="_Toc242049459" w:history="1">
         <w:r>
           <w:rPr>
             <w:rStyle w:val="ad"/>
@@ -1230,7 +1230,7 @@
             <w:noProof/>
             <w:webHidden/>
           </w:rPr>
-          <w:instrText xml:space="preserve"> PAGEREF _Toc242043053 \h </w:instrText>
+          <w:instrText xml:space="preserve"> PAGEREF _Toc242049459 \h </w:instrText>
         </w:r>
         <w:r>
           <w:rPr>
@@ -1275,7 +1275,7 @@
           <w14:ligatures w14:val="standardContextual"/>
         </w:rPr>
       </w:pPr>
-      <w:hyperlink w:anchor="_Toc242043054" w:history="1">
+      <w:hyperlink w:anchor="_Toc242049460" w:history="1">
         <w:r>
           <w:rPr>
             <w:rStyle w:val="ad"/>
@@ -1302,7 +1302,7 @@
             <w:noProof/>
             <w:webHidden/>
           </w:rPr>
-          <w:instrText xml:space="preserve"> PAGEREF _Toc242043054 \h </w:instrText>
+          <w:instrText xml:space="preserve"> PAGEREF _Toc242049460 \h </w:instrText>
         </w:r>
         <w:r>
           <w:rPr>
@@ -1347,7 +1347,7 @@
           <w14:ligatures w14:val="standardContextual"/>
         </w:rPr>
       </w:pPr>
-      <w:hyperlink w:anchor="_Toc242043055" w:history="1">
+      <w:hyperlink w:anchor="_Toc242049461" w:history="1">
         <w:r>
           <w:rPr>
             <w:rStyle w:val="ad"/>
@@ -1374,7 +1374,7 @@
             <w:noProof/>
             <w:webHidden/>
           </w:rPr>
-          <w:instrText xml:space="preserve"> PAGEREF _Toc242043055 \h </w:instrText>
+          <w:instrText xml:space="preserve"> PAGEREF _Toc242049461 \h </w:instrText>
         </w:r>
         <w:r>
           <w:rPr>
@@ -1419,7 +1419,7 @@
           <w14:ligatures w14:val="standardContextual"/>
         </w:rPr>
       </w:pPr>
-      <w:hyperlink w:anchor="_Toc242043056" w:history="1">
+      <w:hyperlink w:anchor="_Toc242049462" w:history="1">
         <w:r>
           <w:rPr>
             <w:rStyle w:val="ad"/>
@@ -1446,7 +1446,7 @@
             <w:noProof/>
             <w:webHidden/>
           </w:rPr>
-          <w:instrText xml:space="preserve"> PAGEREF _Toc242043056 \h </w:instrText>
+          <w:instrText xml:space="preserve"> PAGEREF _Toc242049462 \h </w:instrText>
         </w:r>
         <w:r>
           <w:rPr>
@@ -1491,7 +1491,7 @@
           <w14:ligatures w14:val="standardContextual"/>
         </w:rPr>
       </w:pPr>
-      <w:hyperlink w:anchor="_Toc242043057" w:history="1">
+      <w:hyperlink w:anchor="_Toc242049463" w:history="1">
         <w:r>
           <w:rPr>
             <w:rStyle w:val="ad"/>
@@ -1518,7 +1518,7 @@
             <w:noProof/>
             <w:webHidden/>
           </w:rPr>
-          <w:instrText xml:space="preserve"> PAGEREF _Toc242043057 \h </w:instrText>
+          <w:instrText xml:space="preserve"> PAGEREF _Toc242049463 \h </w:instrText>
         </w:r>
         <w:r>
           <w:rPr>
@@ -1563,7 +1563,7 @@
           <w14:ligatures w14:val="standardContextual"/>
         </w:rPr>
       </w:pPr>
-      <w:hyperlink w:anchor="_Toc242043058" w:history="1">
+      <w:hyperlink w:anchor="_Toc242049464" w:history="1">
         <w:r>
           <w:rPr>
             <w:rStyle w:val="ad"/>
@@ -1590,7 +1590,7 @@
             <w:noProof/>
             <w:webHidden/>
           </w:rPr>
-          <w:instrText xml:space="preserve"> PAGEREF _Toc242043058 \h </w:instrText>
+          <w:instrText xml:space="preserve"> PAGEREF _Toc242049464 \h </w:instrText>
         </w:r>
         <w:r>
           <w:rPr>
@@ -1635,7 +1635,7 @@
           <w14:ligatures w14:val="standardContextual"/>
         </w:rPr>
       </w:pPr>
-      <w:hyperlink w:anchor="_Toc242043059" w:history="1">
+      <w:hyperlink w:anchor="_Toc242049465" w:history="1">
         <w:r>
           <w:rPr>
             <w:rStyle w:val="ad"/>
@@ -1662,7 +1662,7 @@
             <w:noProof/>
             <w:webHidden/>
           </w:rPr>
-          <w:instrText xml:space="preserve"> PAGEREF _Toc242043059 \h </w:instrText>
+          <w:instrText xml:space="preserve"> PAGEREF _Toc242049465 \h </w:instrText>
         </w:r>
         <w:r>
           <w:rPr>
@@ -1707,7 +1707,7 @@
           <w14:ligatures w14:val="standardContextual"/>
         </w:rPr>
       </w:pPr>
-      <w:hyperlink w:anchor="_Toc242043060" w:history="1">
+      <w:hyperlink w:anchor="_Toc242049466" w:history="1">
         <w:r>
           <w:rPr>
             <w:rStyle w:val="ad"/>
@@ -1743,7 +1743,7 @@
             <w:noProof/>
             <w:webHidden/>
           </w:rPr>
-          <w:instrText xml:space="preserve"> PAGEREF _Toc242043060 \h </w:instrText>
+          <w:instrText xml:space="preserve"> PAGEREF _Toc242049466 \h </w:instrText>
         </w:r>
         <w:r>
           <w:rPr>
@@ -1788,7 +1788,7 @@
           <w14:ligatures w14:val="standardContextual"/>
         </w:rPr>
       </w:pPr>
-      <w:hyperlink w:anchor="_Toc242043061" w:history="1">
+      <w:hyperlink w:anchor="_Toc242049467" w:history="1">
         <w:r>
           <w:rPr>
             <w:rStyle w:val="ad"/>
@@ -1815,7 +1815,7 @@
             <w:noProof/>
             <w:webHidden/>
           </w:rPr>
-          <w:instrText xml:space="preserve"> PAGEREF _Toc242043061 \h </w:instrText>
+          <w:instrText xml:space="preserve"> PAGEREF _Toc242049467 \h </w:instrText>
         </w:r>
         <w:r>
           <w:rPr>
@@ -1860,7 +1860,7 @@
           <w14:ligatures w14:val="standardContextual"/>
         </w:rPr>
       </w:pPr>
-      <w:hyperlink w:anchor="_Toc242043062" w:history="1">
+      <w:hyperlink w:anchor="_Toc242049468" w:history="1">
         <w:r>
           <w:rPr>
             <w:rStyle w:val="ad"/>
@@ -1887,7 +1887,7 @@
             <w:noProof/>
             <w:webHidden/>
           </w:rPr>
-          <w:instrText xml:space="preserve"> PAGEREF _Toc242043062 \h </w:instrText>
+          <w:instrText xml:space="preserve"> PAGEREF _Toc242049468 \h </w:instrText>
         </w:r>
         <w:r>
           <w:rPr>
@@ -1932,7 +1932,7 @@
           <w14:ligatures w14:val="standardContextual"/>
         </w:rPr>
       </w:pPr>
-      <w:hyperlink w:anchor="_Toc242043063" w:history="1">
+      <w:hyperlink w:anchor="_Toc242049469" w:history="1">
         <w:r>
           <w:rPr>
             <w:rStyle w:val="ad"/>
@@ -1959,7 +1959,7 @@
             <w:noProof/>
             <w:webHidden/>
           </w:rPr>
-          <w:instrText xml:space="preserve"> PAGEREF _Toc242043063 \h </w:instrText>
+          <w:instrText xml:space="preserve"> PAGEREF _Toc242049469 \h </w:instrText>
         </w:r>
         <w:r>
           <w:rPr>
@@ -2004,7 +2004,7 @@
           <w14:ligatures w14:val="standardContextual"/>
         </w:rPr>
       </w:pPr>
-      <w:hyperlink w:anchor="_Toc242043064" w:history="1">
+      <w:hyperlink w:anchor="_Toc242049470" w:history="1">
         <w:r>
           <w:rPr>
             <w:rStyle w:val="ad"/>
@@ -2031,7 +2031,7 @@
             <w:noProof/>
             <w:webHidden/>
           </w:rPr>
-          <w:instrText xml:space="preserve"> PAGEREF _Toc242043064 \h </w:instrText>
+          <w:instrText xml:space="preserve"> PAGEREF _Toc242049470 \h </w:instrText>
         </w:r>
         <w:r>
           <w:rPr>
@@ -2076,7 +2076,7 @@
           <w14:ligatures w14:val="standardContextual"/>
         </w:rPr>
       </w:pPr>
-      <w:hyperlink w:anchor="_Toc242043065" w:history="1">
+      <w:hyperlink w:anchor="_Toc242049471" w:history="1">
         <w:r>
           <w:rPr>
             <w:rStyle w:val="ad"/>
@@ -2103,7 +2103,7 @@
             <w:noProof/>
             <w:webHidden/>
           </w:rPr>
-          <w:instrText xml:space="preserve"> PAGEREF _Toc242043065 \h </w:instrText>
+          <w:instrText xml:space="preserve"> PAGEREF _Toc242049471 \h </w:instrText>
         </w:r>
         <w:r>
           <w:rPr>
@@ -2147,7 +2147,7 @@
         <w:pStyle w:val="1"/>
         <w:pageBreakBefore/>
       </w:pPr>
-      <w:bookmarkStart w:id="1" w:name="_Toc242043040"/>
+      <w:bookmarkStart w:id="1" w:name="_Toc242049446"/>
       <w:r>
         <w:lastRenderedPageBreak/>
         <w:t>1 РЕЗЮМЕ ПРОЕКТА</w:t>
@@ -2786,7 +2786,7 @@
         <w:pageBreakBefore/>
       </w:pPr>
       <w:bookmarkStart w:id="2" w:name="идея-и-исходная-гипотеза"/>
-      <w:bookmarkStart w:id="3" w:name="_Toc242043041"/>
+      <w:bookmarkStart w:id="3" w:name="_Toc242049447"/>
       <w:bookmarkEnd w:id="0"/>
       <w:r>
         <w:lastRenderedPageBreak/>
@@ -3660,7 +3660,7 @@
         <w:pageBreakBefore/>
       </w:pPr>
       <w:bookmarkStart w:id="4" w:name="X2d8330dba6ca9104e828058da16ce2833187e11"/>
-      <w:bookmarkStart w:id="5" w:name="_Toc242043042"/>
+      <w:bookmarkStart w:id="5" w:name="_Toc242049448"/>
       <w:bookmarkEnd w:id="2"/>
       <w:r>
         <w:lastRenderedPageBreak/>
@@ -4906,7 +4906,7 @@
         <w:pageBreakBefore/>
       </w:pPr>
       <w:bookmarkStart w:id="6" w:name="границы-и-размер-рынка"/>
-      <w:bookmarkStart w:id="7" w:name="_Toc242043043"/>
+      <w:bookmarkStart w:id="7" w:name="_Toc242049449"/>
       <w:bookmarkEnd w:id="4"/>
       <w:r>
         <w:lastRenderedPageBreak/>
@@ -6336,7 +6336,7 @@
         <w:pageBreakBefore/>
       </w:pPr>
       <w:bookmarkStart w:id="8" w:name="конкурентная-среда-и-уровни-конкуренции"/>
-      <w:bookmarkStart w:id="9" w:name="_Toc242043044"/>
+      <w:bookmarkStart w:id="9" w:name="_Toc242049450"/>
       <w:bookmarkEnd w:id="6"/>
       <w:r>
         <w:lastRenderedPageBreak/>
@@ -7706,7 +7706,7 @@
         <w:pageBreakBefore/>
       </w:pPr>
       <w:bookmarkStart w:id="10" w:name="барьеры-входа-и-выхода"/>
-      <w:bookmarkStart w:id="11" w:name="_Toc242043045"/>
+      <w:bookmarkStart w:id="11" w:name="_Toc242049451"/>
       <w:bookmarkEnd w:id="8"/>
       <w:r>
         <w:lastRenderedPageBreak/>
@@ -9254,7 +9254,7 @@
         <w:pageBreakBefore/>
       </w:pPr>
       <w:bookmarkStart w:id="12" w:name="Xa88b4cd92fed3dc81e67f6d97f9a1c979895bb8"/>
-      <w:bookmarkStart w:id="13" w:name="_Toc242043046"/>
+      <w:bookmarkStart w:id="13" w:name="_Toc242049452"/>
       <w:bookmarkEnd w:id="10"/>
       <w:r>
         <w:lastRenderedPageBreak/>
@@ -10448,7 +10448,7 @@
         <w:pageBreakBefore/>
       </w:pPr>
       <w:bookmarkStart w:id="14" w:name="ценностное-предложение-и-цифровой-товар"/>
-      <w:bookmarkStart w:id="15" w:name="_Toc242043047"/>
+      <w:bookmarkStart w:id="15" w:name="_Toc242049453"/>
       <w:bookmarkEnd w:id="12"/>
       <w:r>
         <w:lastRenderedPageBreak/>
@@ -11442,7 +11442,7 @@
         <w:pageBreakBefore/>
       </w:pPr>
       <w:bookmarkStart w:id="16" w:name="бизнес-модель-по-канвас"/>
-      <w:bookmarkStart w:id="17" w:name="_Toc242043048"/>
+      <w:bookmarkStart w:id="17" w:name="_Toc242049454"/>
       <w:bookmarkEnd w:id="14"/>
       <w:r>
         <w:lastRenderedPageBreak/>
@@ -12496,7 +12496,7 @@
         <w:pageBreakBefore/>
       </w:pPr>
       <w:bookmarkStart w:id="18" w:name="X519d46f9ff7923648cbfef21e26057944381813"/>
-      <w:bookmarkStart w:id="19" w:name="_Toc242043049"/>
+      <w:bookmarkStart w:id="19" w:name="_Toc242049455"/>
       <w:bookmarkEnd w:id="16"/>
       <w:r>
         <w:lastRenderedPageBreak/>
@@ -14956,7 +14956,7 @@
         <w:pageBreakBefore/>
       </w:pPr>
       <w:bookmarkStart w:id="20" w:name="тз-страницы-экраны-функционал-и-контент"/>
-      <w:bookmarkStart w:id="21" w:name="_Toc242043050"/>
+      <w:bookmarkStart w:id="21" w:name="_Toc242049456"/>
       <w:bookmarkEnd w:id="18"/>
       <w:r>
         <w:lastRenderedPageBreak/>
@@ -17457,7 +17457,7 @@
         <w:pageBreakBefore/>
       </w:pPr>
       <w:bookmarkStart w:id="22" w:name="X6fbfd264f9ea7454845142dab8a87f3e23487f5"/>
-      <w:bookmarkStart w:id="23" w:name="_Toc242043051"/>
+      <w:bookmarkStart w:id="23" w:name="_Toc242049457"/>
       <w:bookmarkEnd w:id="20"/>
       <w:r>
         <w:lastRenderedPageBreak/>
@@ -20960,7 +20960,7 @@
         <w:pageBreakBefore/>
       </w:pPr>
       <w:bookmarkStart w:id="24" w:name="решение-о-целесообразности-старта"/>
-      <w:bookmarkStart w:id="25" w:name="_Toc242043052"/>
+      <w:bookmarkStart w:id="25" w:name="_Toc242049458"/>
       <w:bookmarkEnd w:id="22"/>
       <w:r>
         <w:lastRenderedPageBreak/>
@@ -22092,7 +22092,7 @@
         <w:pageBreakBefore/>
       </w:pPr>
       <w:bookmarkStart w:id="26" w:name="приложения"/>
-      <w:bookmarkStart w:id="27" w:name="_Toc242043053"/>
+      <w:bookmarkStart w:id="27" w:name="_Toc242049459"/>
       <w:bookmarkEnd w:id="24"/>
       <w:r>
         <w:lastRenderedPageBreak/>
@@ -22106,7 +22106,7 @@
         <w:ind w:firstLine="709"/>
       </w:pPr>
       <w:bookmarkStart w:id="28" w:name="приложение-1.-паспорт-итогового-отчёта"/>
-      <w:bookmarkStart w:id="29" w:name="_Toc242043054"/>
+      <w:bookmarkStart w:id="29" w:name="_Toc242049460"/>
       <w:r>
         <w:t>Приложение 1. Паспорт итогового отчета</w:t>
       </w:r>
@@ -22804,7 +22804,7 @@
         <w:ind w:firstLine="709"/>
       </w:pPr>
       <w:bookmarkStart w:id="30" w:name="приложение-2.-карта-доказательств"/>
-      <w:bookmarkStart w:id="31" w:name="_Toc242043055"/>
+      <w:bookmarkStart w:id="31" w:name="_Toc242049461"/>
       <w:bookmarkEnd w:id="28"/>
       <w:r>
         <w:t>Приложение 2. Карта доказательств</w:t>
@@ -24299,7 +24299,7 @@
         <w:ind w:firstLine="709"/>
       </w:pPr>
       <w:bookmarkStart w:id="32" w:name="Xceba68430e899af047e91f177a340d3ea7b2628"/>
-      <w:bookmarkStart w:id="33" w:name="_Toc242043056"/>
+      <w:bookmarkStart w:id="33" w:name="_Toc242049462"/>
       <w:bookmarkEnd w:id="30"/>
       <w:r>
         <w:t>Приложение 3. Контрольный лист полноты отчета</w:t>
@@ -25564,7 +25564,7 @@
         <w:ind w:firstLine="709"/>
       </w:pPr>
       <w:bookmarkStart w:id="34" w:name="Xecd3f552ef281331bb9d84d2947c37405253e06"/>
-      <w:bookmarkStart w:id="35" w:name="_Toc242043057"/>
+      <w:bookmarkStart w:id="35" w:name="_Toc242049463"/>
       <w:bookmarkEnd w:id="32"/>
       <w:r>
         <w:t>Приложение 4. Минимальное ТЗ первого релиза</w:t>
@@ -26211,7 +26211,7 @@
         <w:ind w:firstLine="709"/>
       </w:pPr>
       <w:bookmarkStart w:id="36" w:name="приложение-5.-заключение-отчёта"/>
-      <w:bookmarkStart w:id="37" w:name="_Toc242043058"/>
+      <w:bookmarkStart w:id="37" w:name="_Toc242049464"/>
       <w:bookmarkEnd w:id="34"/>
       <w:r>
         <w:t>Приложение 5. Заключение отчета</w:t>
@@ -26600,7 +26600,7 @@
         <w:ind w:firstLine="709"/>
       </w:pPr>
       <w:bookmarkStart w:id="38" w:name="X7592bcc18bb75f55d55926869feeb0dbe3cdc91"/>
-      <w:bookmarkStart w:id="39" w:name="_Toc242043059"/>
+      <w:bookmarkStart w:id="39" w:name="_Toc242049465"/>
       <w:bookmarkEnd w:id="36"/>
       <w:r>
         <w:t>Приложение 6. Данные, не подтвержденные источниками</w:t>
@@ -27163,7 +27163,7 @@
         <w:ind w:firstLine="709"/>
       </w:pPr>
       <w:bookmarkStart w:id="40" w:name="X86121a35bf62d7a405cb9352e2116679ddeb40e"/>
-      <w:bookmarkStart w:id="41" w:name="_Toc242043060"/>
+      <w:bookmarkStart w:id="41" w:name="_Toc242049466"/>
       <w:bookmarkEnd w:id="38"/>
       <w:r>
         <w:t xml:space="preserve">Приложение 7. Сверка с проектной документацией </w:t>
@@ -28038,7 +28038,7 @@
         <w:ind w:firstLine="709"/>
       </w:pPr>
       <w:bookmarkStart w:id="42" w:name="X7cc1cfbb0525036017e3545ad1f0e9d941c62c3"/>
-      <w:bookmarkStart w:id="43" w:name="_Toc242043061"/>
+      <w:bookmarkStart w:id="43" w:name="_Toc242049467"/>
       <w:bookmarkEnd w:id="40"/>
       <w:r>
         <w:t>Приложение 8. Данные, собранные 02.10.2026</w:t>
@@ -28822,7 +28822,7 @@
         <w:ind w:firstLine="709"/>
       </w:pPr>
       <w:bookmarkStart w:id="44" w:name="X5a365d7fb0807d209b994b385a865a91e66d24c"/>
-      <w:bookmarkStart w:id="45" w:name="_Toc242043062"/>
+      <w:bookmarkStart w:id="45" w:name="_Toc242049468"/>
       <w:bookmarkEnd w:id="42"/>
       <w:r>
         <w:lastRenderedPageBreak/>
@@ -30415,7 +30415,7 @@
         <w:ind w:firstLine="709"/>
       </w:pPr>
       <w:bookmarkStart w:id="46" w:name="X2d8793de26fcef26bca21e670b2976884fc575e"/>
-      <w:bookmarkStart w:id="47" w:name="_Toc242043063"/>
+      <w:bookmarkStart w:id="47" w:name="_Toc242049469"/>
       <w:bookmarkEnd w:id="44"/>
       <w:r>
         <w:t>Приложение 10. Калибровка пробного опроса и закрытие остальных пропусков</w:t>
@@ -31149,7 +31149,7 @@
         <w:pageBreakBefore/>
       </w:pPr>
       <w:bookmarkStart w:id="48" w:name="выводы"/>
-      <w:bookmarkStart w:id="49" w:name="_Toc242043064"/>
+      <w:bookmarkStart w:id="49" w:name="_Toc242049470"/>
       <w:bookmarkEnd w:id="26"/>
       <w:bookmarkEnd w:id="46"/>
       <w:r>
@@ -31366,7 +31366,7 @@
         <w:pageBreakBefore/>
       </w:pPr>
       <w:bookmarkStart w:id="50" w:name="список-использованных-источников"/>
-      <w:bookmarkStart w:id="51" w:name="_Toc242043065"/>
+      <w:bookmarkStart w:id="51" w:name="_Toc242049471"/>
       <w:bookmarkEnd w:id="48"/>
       <w:r>
         <w:lastRenderedPageBreak/>
